--- a/project.docx
+++ b/project.docx
@@ -158,7 +158,7 @@
                     </pic:cNvPicPr>
                   </pic:nvPicPr>
                   <pic:blipFill>
-                    <a:blip r:embed="rId5">
+                    <a:blip r:embed="rId8">
                       <a:extLst>
                         <a:ext uri="{28A0092B-C50C-407E-A947-70E740481C1C}">
                           <a14:useLocalDpi xmlns:a14="http://schemas.microsoft.com/office/drawing/2010/main" val="0"/>
@@ -244,9 +244,38 @@
           <w:rFonts w:ascii="Times New Roman" w:eastAsia="Times New Roman" w:hAnsi="Times New Roman" w:cs="Times New Roman"/>
           <w:sz w:val="48"/>
           <w:szCs w:val="48"/>
+          <w:lang w:val="kk-KZ" w:eastAsia="ru-RU"/>
+        </w:rPr>
+        <w:t>3-4</w:t>
+      </w:r>
+      <w:r>
+        <w:rPr>
+          <w:rFonts w:ascii="Times New Roman" w:eastAsia="Times New Roman" w:hAnsi="Times New Roman" w:cs="Times New Roman"/>
+          <w:sz w:val="48"/>
+          <w:szCs w:val="48"/>
+          <w:lang w:val="kk-KZ" w:eastAsia="ru-RU"/>
+        </w:rPr>
+        <w:t xml:space="preserve"> </w:t>
+      </w:r>
+      <w:proofErr w:type="spellStart"/>
+      <w:r>
+        <w:rPr>
+          <w:rFonts w:ascii="Times New Roman" w:eastAsia="Times New Roman" w:hAnsi="Times New Roman" w:cs="Times New Roman"/>
+          <w:sz w:val="48"/>
+          <w:szCs w:val="48"/>
           <w:lang w:val="en-US" w:eastAsia="ru-RU"/>
         </w:rPr>
-        <w:t>3-4</w:t>
+        <w:t>lol</w:t>
+      </w:r>
+      <w:proofErr w:type="spellEnd"/>
+      <w:r>
+        <w:rPr>
+          <w:rFonts w:ascii="Times New Roman" w:eastAsia="Times New Roman" w:hAnsi="Times New Roman" w:cs="Times New Roman"/>
+          <w:sz w:val="48"/>
+          <w:szCs w:val="48"/>
+          <w:lang w:val="en-US" w:eastAsia="ru-RU"/>
+        </w:rPr>
+        <w:t xml:space="preserve"> kek</w:t>
       </w:r>
       <w:bookmarkStart w:id="0" w:name="_GoBack"/>
       <w:bookmarkEnd w:id="0"/>
@@ -311,16 +340,7 @@
           <w:szCs w:val="28"/>
           <w:lang w:val="kk-KZ" w:eastAsia="ru-RU"/>
         </w:rPr>
-        <w:t>Дипломдық жұмыстың техникалық құжаттамасын басқару, талдау және жетілдіру (Git + стандарттар)</w:t>
-      </w:r>
-      <w:r>
-        <w:rPr>
-          <w:rFonts w:ascii="Times New Roman" w:eastAsia="Times New Roman" w:hAnsi="Times New Roman" w:cs="Times New Roman"/>
-          <w:sz w:val="28"/>
-          <w:szCs w:val="28"/>
-          <w:lang w:val="kk-KZ" w:eastAsia="ru-RU"/>
-        </w:rPr>
-        <w:t>.</w:t>
+        <w:t>Дипломдық жұмыстың техникалық құжаттамасын басқару, талдау және жетілдіру (Git + стандарттар).</w:t>
       </w:r>
     </w:p>
     <w:p>
@@ -1758,16 +1778,7 @@
           <w:szCs w:val="28"/>
           <w:lang w:val="kk-KZ" w:eastAsia="ru-RU"/>
         </w:rPr>
-        <w:t xml:space="preserve"> ретінде қарастыру мәдениетін дамыту.</w:t>
-      </w:r>
-      <w:r>
-        <w:rPr>
-          <w:rFonts w:ascii="Times New Roman" w:eastAsia="Times New Roman" w:hAnsi="Times New Roman" w:cs="Times New Roman"/>
-          <w:sz w:val="28"/>
-          <w:szCs w:val="28"/>
-          <w:lang w:val="kk-KZ" w:eastAsia="ru-RU"/>
-        </w:rPr>
-        <w:t xml:space="preserve"> </w:t>
+        <w:t xml:space="preserve"> ретінде қарастыру мәдениетін дамыту. </w:t>
       </w:r>
     </w:p>
     <w:p>
@@ -1779,7 +1790,7 @@
           <w:bCs/>
           <w:sz w:val="28"/>
           <w:szCs w:val="28"/>
-          <w:lang w:eastAsia="ru-RU"/>
+          <w:lang w:val="kk-KZ" w:eastAsia="ru-RU"/>
         </w:rPr>
       </w:pPr>
     </w:p>
@@ -1792,7 +1803,7 @@
           <w:bCs/>
           <w:sz w:val="28"/>
           <w:szCs w:val="28"/>
-          <w:lang w:eastAsia="ru-RU"/>
+          <w:lang w:val="kk-KZ" w:eastAsia="ru-RU"/>
         </w:rPr>
       </w:pPr>
       <w:r>
@@ -1801,178 +1812,40 @@
           <w:bCs/>
           <w:sz w:val="28"/>
           <w:szCs w:val="28"/>
-          <w:lang w:eastAsia="ru-RU"/>
-        </w:rPr>
-        <w:t xml:space="preserve">1-кезең. </w:t>
-      </w:r>
-      <w:proofErr w:type="spellStart"/>
-      <w:r>
-        <w:rPr>
-          <w:rFonts w:ascii="Times New Roman" w:eastAsia="Times New Roman" w:hAnsi="Times New Roman" w:cs="Times New Roman"/>
-          <w:bCs/>
-          <w:sz w:val="28"/>
-          <w:szCs w:val="28"/>
-          <w:lang w:eastAsia="ru-RU"/>
-        </w:rPr>
-        <w:t>Нұсқаларды</w:t>
-      </w:r>
-      <w:proofErr w:type="spellEnd"/>
-      <w:r>
-        <w:rPr>
-          <w:rFonts w:ascii="Times New Roman" w:eastAsia="Times New Roman" w:hAnsi="Times New Roman" w:cs="Times New Roman"/>
-          <w:bCs/>
-          <w:sz w:val="28"/>
-          <w:szCs w:val="28"/>
-          <w:lang w:eastAsia="ru-RU"/>
-        </w:rPr>
-        <w:t xml:space="preserve"> </w:t>
-      </w:r>
-      <w:proofErr w:type="spellStart"/>
-      <w:r>
-        <w:rPr>
-          <w:rFonts w:ascii="Times New Roman" w:eastAsia="Times New Roman" w:hAnsi="Times New Roman" w:cs="Times New Roman"/>
-          <w:bCs/>
-          <w:sz w:val="28"/>
-          <w:szCs w:val="28"/>
-          <w:lang w:eastAsia="ru-RU"/>
-        </w:rPr>
-        <w:t>басқару</w:t>
-      </w:r>
-      <w:proofErr w:type="spellEnd"/>
+          <w:lang w:val="kk-KZ" w:eastAsia="ru-RU"/>
+        </w:rPr>
+        <w:t>1-кезең. Нұсқаларды басқару</w:t>
+      </w:r>
     </w:p>
     <w:p>
       <w:pPr>
         <w:pStyle w:val="a3"/>
         <w:rPr>
           <w:sz w:val="28"/>
+          <w:lang w:val="kk-KZ"/>
         </w:rPr>
       </w:pPr>
-      <w:proofErr w:type="spellStart"/>
-      <w:r>
-        <w:rPr>
-          <w:sz w:val="28"/>
-        </w:rPr>
-        <w:t>Дипломдық</w:t>
-      </w:r>
-      <w:proofErr w:type="spellEnd"/>
-      <w:r>
-        <w:rPr>
-          <w:sz w:val="28"/>
-        </w:rPr>
-        <w:t xml:space="preserve"> </w:t>
-      </w:r>
-      <w:proofErr w:type="spellStart"/>
-      <w:r>
-        <w:rPr>
-          <w:sz w:val="28"/>
-        </w:rPr>
-        <w:t>жұмыс</w:t>
-      </w:r>
-      <w:proofErr w:type="spellEnd"/>
-      <w:r>
-        <w:rPr>
-          <w:sz w:val="28"/>
-        </w:rPr>
-        <w:t xml:space="preserve"> </w:t>
-      </w:r>
-      <w:proofErr w:type="spellStart"/>
-      <w:r>
-        <w:rPr>
-          <w:sz w:val="28"/>
-        </w:rPr>
-        <w:t>құжаттамасын</w:t>
-      </w:r>
-      <w:proofErr w:type="spellEnd"/>
-      <w:r>
-        <w:rPr>
-          <w:sz w:val="28"/>
-        </w:rPr>
-        <w:t xml:space="preserve"> </w:t>
-      </w:r>
-      <w:proofErr w:type="spellStart"/>
-      <w:r>
-        <w:rPr>
-          <w:sz w:val="28"/>
-        </w:rPr>
-        <w:t>басқару</w:t>
-      </w:r>
-      <w:proofErr w:type="spellEnd"/>
-      <w:r>
-        <w:rPr>
-          <w:sz w:val="28"/>
-        </w:rPr>
-        <w:t xml:space="preserve"> </w:t>
-      </w:r>
-      <w:proofErr w:type="spellStart"/>
-      <w:r>
-        <w:rPr>
-          <w:sz w:val="28"/>
-        </w:rPr>
-        <w:t>үшін</w:t>
-      </w:r>
-      <w:proofErr w:type="spellEnd"/>
-      <w:r>
-        <w:rPr>
-          <w:sz w:val="28"/>
-        </w:rPr>
-        <w:t xml:space="preserve"> </w:t>
-      </w:r>
-      <w:proofErr w:type="spellStart"/>
-      <w:r>
-        <w:rPr>
-          <w:sz w:val="28"/>
-        </w:rPr>
-        <w:t>репозиторий</w:t>
-      </w:r>
-      <w:proofErr w:type="spellEnd"/>
-      <w:r>
-        <w:rPr>
-          <w:sz w:val="28"/>
-        </w:rPr>
-        <w:t xml:space="preserve"> </w:t>
-      </w:r>
-      <w:proofErr w:type="spellStart"/>
+      <w:r>
+        <w:rPr>
+          <w:sz w:val="28"/>
+          <w:lang w:val="kk-KZ"/>
+        </w:rPr>
+        <w:t xml:space="preserve">Дипломдық жұмыс құжаттамасын басқару үшін репозиторий </w:t>
+      </w:r>
       <w:r>
         <w:rPr>
           <w:rStyle w:val="whitespace-normal"/>
           <w:sz w:val="28"/>
+          <w:lang w:val="kk-KZ"/>
         </w:rPr>
         <w:t>GitHub</w:t>
       </w:r>
-      <w:proofErr w:type="spellEnd"/>
-      <w:r>
-        <w:rPr>
-          <w:sz w:val="28"/>
-        </w:rPr>
-        <w:t xml:space="preserve"> </w:t>
-      </w:r>
-      <w:proofErr w:type="spellStart"/>
-      <w:r>
-        <w:rPr>
-          <w:sz w:val="28"/>
-        </w:rPr>
-        <w:t>платформасында</w:t>
-      </w:r>
-      <w:proofErr w:type="spellEnd"/>
-      <w:r>
-        <w:rPr>
-          <w:sz w:val="28"/>
-        </w:rPr>
-        <w:t xml:space="preserve"> </w:t>
-      </w:r>
-      <w:proofErr w:type="spellStart"/>
-      <w:r>
-        <w:rPr>
-          <w:sz w:val="28"/>
-        </w:rPr>
-        <w:t>құрылды</w:t>
-      </w:r>
-      <w:proofErr w:type="spellEnd"/>
-      <w:r>
-        <w:rPr>
-          <w:sz w:val="28"/>
-        </w:rPr>
-        <w:t>.</w:t>
+      <w:r>
+        <w:rPr>
+          <w:sz w:val="28"/>
+          <w:lang w:val="kk-KZ"/>
+        </w:rPr>
+        <w:t xml:space="preserve"> платформасында құрылды.</w:t>
       </w:r>
     </w:p>
     <w:p>
@@ -2029,7 +1902,7 @@
         </w:rPr>
         <w:t xml:space="preserve"> </w:t>
       </w:r>
-      <w:hyperlink r:id="rId6" w:history="1">
+      <w:hyperlink r:id="rId9" w:history="1">
         <w:r>
           <w:rPr>
             <w:rStyle w:val="a5"/>
@@ -2143,7 +2016,7 @@
                     <pic:cNvPicPr/>
                   </pic:nvPicPr>
                   <pic:blipFill>
-                    <a:blip r:embed="rId7" cstate="print">
+                    <a:blip r:embed="rId10" cstate="print">
                       <a:extLst>
                         <a:ext uri="{28A0092B-C50C-407E-A947-70E740481C1C}">
                           <a14:useLocalDpi xmlns:a14="http://schemas.microsoft.com/office/drawing/2010/main" val="0"/>
@@ -5390,545 +5263,581 @@
           <w:rFonts w:ascii="Times New Roman" w:eastAsia="Times New Roman" w:hAnsi="Times New Roman" w:cs="Times New Roman"/>
           <w:sz w:val="28"/>
           <w:szCs w:val="28"/>
+          <w:lang w:eastAsia="ru-RU"/>
+        </w:rPr>
+      </w:pPr>
+      <w:r>
+        <w:rPr>
+          <w:rFonts w:ascii="Times New Roman" w:eastAsia="Times New Roman" w:hAnsi="Times New Roman" w:cs="Times New Roman"/>
+          <w:bCs/>
+          <w:sz w:val="28"/>
+          <w:szCs w:val="28"/>
+          <w:lang w:eastAsia="ru-RU"/>
+        </w:rPr>
+        <w:t>Неге</w:t>
+      </w:r>
+      <w:r>
+        <w:rPr>
+          <w:rFonts w:ascii="Times New Roman" w:eastAsia="Times New Roman" w:hAnsi="Times New Roman" w:cs="Times New Roman"/>
+          <w:bCs/>
+          <w:sz w:val="28"/>
+          <w:szCs w:val="28"/>
+          <w:lang w:eastAsia="ru-RU"/>
+        </w:rPr>
+        <w:t xml:space="preserve"> </w:t>
+      </w:r>
+      <w:proofErr w:type="spellStart"/>
+      <w:r>
+        <w:rPr>
+          <w:rFonts w:ascii="Times New Roman" w:eastAsia="Times New Roman" w:hAnsi="Times New Roman" w:cs="Times New Roman"/>
+          <w:bCs/>
+          <w:sz w:val="28"/>
+          <w:szCs w:val="28"/>
+          <w:lang w:eastAsia="ru-RU"/>
+        </w:rPr>
+        <w:t>маңызды</w:t>
+      </w:r>
+      <w:proofErr w:type="spellEnd"/>
+      <w:r>
+        <w:rPr>
+          <w:rFonts w:ascii="Times New Roman" w:eastAsia="Times New Roman" w:hAnsi="Times New Roman" w:cs="Times New Roman"/>
+          <w:bCs/>
+          <w:sz w:val="28"/>
+          <w:szCs w:val="28"/>
+          <w:lang w:eastAsia="ru-RU"/>
+        </w:rPr>
+        <w:t>:</w:t>
+      </w:r>
+      <w:r>
+        <w:rPr>
+          <w:rFonts w:ascii="Times New Roman" w:eastAsia="Times New Roman" w:hAnsi="Times New Roman" w:cs="Times New Roman"/>
+          <w:sz w:val="28"/>
+          <w:szCs w:val="28"/>
+          <w:lang w:eastAsia="ru-RU"/>
+        </w:rPr>
+        <w:t xml:space="preserve"> </w:t>
+      </w:r>
+      <w:proofErr w:type="spellStart"/>
+      <w:r>
+        <w:rPr>
+          <w:rFonts w:ascii="Times New Roman" w:eastAsia="Times New Roman" w:hAnsi="Times New Roman" w:cs="Times New Roman"/>
+          <w:sz w:val="28"/>
+          <w:szCs w:val="28"/>
+          <w:lang w:eastAsia="ru-RU"/>
+        </w:rPr>
+        <w:t>жүйенің</w:t>
+      </w:r>
+      <w:proofErr w:type="spellEnd"/>
+      <w:r>
+        <w:rPr>
+          <w:rFonts w:ascii="Times New Roman" w:eastAsia="Times New Roman" w:hAnsi="Times New Roman" w:cs="Times New Roman"/>
+          <w:sz w:val="28"/>
+          <w:szCs w:val="28"/>
+          <w:lang w:eastAsia="ru-RU"/>
+        </w:rPr>
+        <w:t xml:space="preserve"> </w:t>
+      </w:r>
+      <w:proofErr w:type="spellStart"/>
+      <w:r>
+        <w:rPr>
+          <w:rFonts w:ascii="Times New Roman" w:eastAsia="Times New Roman" w:hAnsi="Times New Roman" w:cs="Times New Roman"/>
+          <w:sz w:val="28"/>
+          <w:szCs w:val="28"/>
+          <w:lang w:eastAsia="ru-RU"/>
+        </w:rPr>
+        <w:t>құрылымын</w:t>
+      </w:r>
+      <w:proofErr w:type="spellEnd"/>
+      <w:r>
+        <w:rPr>
+          <w:rFonts w:ascii="Times New Roman" w:eastAsia="Times New Roman" w:hAnsi="Times New Roman" w:cs="Times New Roman"/>
+          <w:sz w:val="28"/>
+          <w:szCs w:val="28"/>
+          <w:lang w:eastAsia="ru-RU"/>
+        </w:rPr>
+        <w:t xml:space="preserve"> </w:t>
+      </w:r>
+      <w:proofErr w:type="spellStart"/>
+      <w:r>
+        <w:rPr>
+          <w:rFonts w:ascii="Times New Roman" w:eastAsia="Times New Roman" w:hAnsi="Times New Roman" w:cs="Times New Roman"/>
+          <w:sz w:val="28"/>
+          <w:szCs w:val="28"/>
+          <w:lang w:eastAsia="ru-RU"/>
+        </w:rPr>
+        <w:t>визуалды</w:t>
+      </w:r>
+      <w:proofErr w:type="spellEnd"/>
+      <w:r>
+        <w:rPr>
+          <w:rFonts w:ascii="Times New Roman" w:eastAsia="Times New Roman" w:hAnsi="Times New Roman" w:cs="Times New Roman"/>
+          <w:sz w:val="28"/>
+          <w:szCs w:val="28"/>
+          <w:lang w:eastAsia="ru-RU"/>
+        </w:rPr>
+        <w:t xml:space="preserve"> </w:t>
+      </w:r>
+      <w:proofErr w:type="spellStart"/>
+      <w:r>
+        <w:rPr>
+          <w:rFonts w:ascii="Times New Roman" w:eastAsia="Times New Roman" w:hAnsi="Times New Roman" w:cs="Times New Roman"/>
+          <w:sz w:val="28"/>
+          <w:szCs w:val="28"/>
+          <w:lang w:eastAsia="ru-RU"/>
+        </w:rPr>
+        <w:t>түрде</w:t>
+      </w:r>
+      <w:proofErr w:type="spellEnd"/>
+      <w:r>
+        <w:rPr>
+          <w:rFonts w:ascii="Times New Roman" w:eastAsia="Times New Roman" w:hAnsi="Times New Roman" w:cs="Times New Roman"/>
+          <w:sz w:val="28"/>
+          <w:szCs w:val="28"/>
+          <w:lang w:eastAsia="ru-RU"/>
+        </w:rPr>
+        <w:t xml:space="preserve"> </w:t>
+      </w:r>
+      <w:proofErr w:type="spellStart"/>
+      <w:r>
+        <w:rPr>
+          <w:rFonts w:ascii="Times New Roman" w:eastAsia="Times New Roman" w:hAnsi="Times New Roman" w:cs="Times New Roman"/>
+          <w:sz w:val="28"/>
+          <w:szCs w:val="28"/>
+          <w:lang w:eastAsia="ru-RU"/>
+        </w:rPr>
+        <w:t>көрсету</w:t>
+      </w:r>
+      <w:proofErr w:type="spellEnd"/>
+      <w:r>
+        <w:rPr>
+          <w:rFonts w:ascii="Times New Roman" w:eastAsia="Times New Roman" w:hAnsi="Times New Roman" w:cs="Times New Roman"/>
+          <w:sz w:val="28"/>
+          <w:szCs w:val="28"/>
+          <w:lang w:eastAsia="ru-RU"/>
+        </w:rPr>
+        <w:t xml:space="preserve"> </w:t>
+      </w:r>
+      <w:proofErr w:type="spellStart"/>
+      <w:r>
+        <w:rPr>
+          <w:rFonts w:ascii="Times New Roman" w:eastAsia="Times New Roman" w:hAnsi="Times New Roman" w:cs="Times New Roman"/>
+          <w:sz w:val="28"/>
+          <w:szCs w:val="28"/>
+          <w:lang w:eastAsia="ru-RU"/>
+        </w:rPr>
+        <w:t>оқырманға</w:t>
+      </w:r>
+      <w:proofErr w:type="spellEnd"/>
+      <w:r>
+        <w:rPr>
+          <w:rFonts w:ascii="Times New Roman" w:eastAsia="Times New Roman" w:hAnsi="Times New Roman" w:cs="Times New Roman"/>
+          <w:sz w:val="28"/>
+          <w:szCs w:val="28"/>
+          <w:lang w:eastAsia="ru-RU"/>
+        </w:rPr>
+        <w:t xml:space="preserve"> </w:t>
+      </w:r>
+      <w:proofErr w:type="spellStart"/>
+      <w:r>
+        <w:rPr>
+          <w:rFonts w:ascii="Times New Roman" w:eastAsia="Times New Roman" w:hAnsi="Times New Roman" w:cs="Times New Roman"/>
+          <w:sz w:val="28"/>
+          <w:szCs w:val="28"/>
+          <w:lang w:eastAsia="ru-RU"/>
+        </w:rPr>
+        <w:t>жобаны</w:t>
+      </w:r>
+      <w:proofErr w:type="spellEnd"/>
+      <w:r>
+        <w:rPr>
+          <w:rFonts w:ascii="Times New Roman" w:eastAsia="Times New Roman" w:hAnsi="Times New Roman" w:cs="Times New Roman"/>
+          <w:sz w:val="28"/>
+          <w:szCs w:val="28"/>
+          <w:lang w:eastAsia="ru-RU"/>
+        </w:rPr>
+        <w:t xml:space="preserve"> </w:t>
+      </w:r>
+      <w:r>
+        <w:rPr>
+          <w:rFonts w:ascii="Times New Roman" w:eastAsia="Times New Roman" w:hAnsi="Times New Roman" w:cs="Times New Roman"/>
+          <w:sz w:val="28"/>
+          <w:szCs w:val="28"/>
+          <w:lang w:eastAsia="ru-RU"/>
+        </w:rPr>
+        <w:t>тез</w:t>
+      </w:r>
+      <w:r>
+        <w:rPr>
+          <w:rFonts w:ascii="Times New Roman" w:eastAsia="Times New Roman" w:hAnsi="Times New Roman" w:cs="Times New Roman"/>
+          <w:sz w:val="28"/>
+          <w:szCs w:val="28"/>
+          <w:lang w:eastAsia="ru-RU"/>
+        </w:rPr>
+        <w:t xml:space="preserve"> </w:t>
+      </w:r>
+      <w:proofErr w:type="spellStart"/>
+      <w:r>
+        <w:rPr>
+          <w:rFonts w:ascii="Times New Roman" w:eastAsia="Times New Roman" w:hAnsi="Times New Roman" w:cs="Times New Roman"/>
+          <w:sz w:val="28"/>
+          <w:szCs w:val="28"/>
+          <w:lang w:eastAsia="ru-RU"/>
+        </w:rPr>
+        <w:t>түсінуге</w:t>
+      </w:r>
+      <w:proofErr w:type="spellEnd"/>
+      <w:r>
+        <w:rPr>
+          <w:rFonts w:ascii="Times New Roman" w:eastAsia="Times New Roman" w:hAnsi="Times New Roman" w:cs="Times New Roman"/>
+          <w:sz w:val="28"/>
+          <w:szCs w:val="28"/>
+          <w:lang w:eastAsia="ru-RU"/>
+        </w:rPr>
+        <w:t xml:space="preserve"> </w:t>
+      </w:r>
+      <w:proofErr w:type="spellStart"/>
+      <w:r>
+        <w:rPr>
+          <w:rFonts w:ascii="Times New Roman" w:eastAsia="Times New Roman" w:hAnsi="Times New Roman" w:cs="Times New Roman"/>
+          <w:sz w:val="28"/>
+          <w:szCs w:val="28"/>
+          <w:lang w:eastAsia="ru-RU"/>
+        </w:rPr>
+        <w:t>көмектеседі</w:t>
+      </w:r>
+      <w:proofErr w:type="spellEnd"/>
+      <w:r>
+        <w:rPr>
+          <w:rFonts w:ascii="Times New Roman" w:eastAsia="Times New Roman" w:hAnsi="Times New Roman" w:cs="Times New Roman"/>
+          <w:sz w:val="28"/>
+          <w:szCs w:val="28"/>
+          <w:lang w:eastAsia="ru-RU"/>
+        </w:rPr>
+        <w:t>.</w:t>
+      </w:r>
+      <w:r>
+        <w:rPr>
+          <w:rFonts w:ascii="Times New Roman" w:eastAsia="Times New Roman" w:hAnsi="Times New Roman" w:cs="Times New Roman"/>
+          <w:sz w:val="28"/>
+          <w:szCs w:val="28"/>
+          <w:lang w:eastAsia="ru-RU"/>
+        </w:rPr>
+        <w:br/>
+      </w:r>
+      <w:proofErr w:type="spellStart"/>
+      <w:r>
+        <w:rPr>
+          <w:rFonts w:ascii="Times New Roman" w:eastAsia="Times New Roman" w:hAnsi="Times New Roman" w:cs="Times New Roman"/>
+          <w:bCs/>
+          <w:sz w:val="28"/>
+          <w:szCs w:val="28"/>
+          <w:lang w:eastAsia="ru-RU"/>
+        </w:rPr>
+        <w:t>Қалай</w:t>
+      </w:r>
+      <w:proofErr w:type="spellEnd"/>
+      <w:r>
+        <w:rPr>
+          <w:rFonts w:ascii="Times New Roman" w:eastAsia="Times New Roman" w:hAnsi="Times New Roman" w:cs="Times New Roman"/>
+          <w:bCs/>
+          <w:sz w:val="28"/>
+          <w:szCs w:val="28"/>
+          <w:lang w:eastAsia="ru-RU"/>
+        </w:rPr>
+        <w:t xml:space="preserve"> </w:t>
+      </w:r>
+      <w:proofErr w:type="spellStart"/>
+      <w:r>
+        <w:rPr>
+          <w:rFonts w:ascii="Times New Roman" w:eastAsia="Times New Roman" w:hAnsi="Times New Roman" w:cs="Times New Roman"/>
+          <w:bCs/>
+          <w:sz w:val="28"/>
+          <w:szCs w:val="28"/>
+          <w:lang w:eastAsia="ru-RU"/>
+        </w:rPr>
+        <w:t>түзетіледі</w:t>
+      </w:r>
+      <w:proofErr w:type="spellEnd"/>
+      <w:r>
+        <w:rPr>
+          <w:rFonts w:ascii="Times New Roman" w:eastAsia="Times New Roman" w:hAnsi="Times New Roman" w:cs="Times New Roman"/>
+          <w:bCs/>
+          <w:sz w:val="28"/>
+          <w:szCs w:val="28"/>
+          <w:lang w:eastAsia="ru-RU"/>
+        </w:rPr>
+        <w:t>:</w:t>
+      </w:r>
+      <w:r>
+        <w:rPr>
+          <w:rFonts w:ascii="Times New Roman" w:eastAsia="Times New Roman" w:hAnsi="Times New Roman" w:cs="Times New Roman"/>
+          <w:sz w:val="28"/>
+          <w:szCs w:val="28"/>
+          <w:lang w:eastAsia="ru-RU"/>
+        </w:rPr>
+        <w:t xml:space="preserve"> </w:t>
+      </w:r>
+      <w:r>
+        <w:rPr>
+          <w:rFonts w:ascii="Times New Roman" w:eastAsia="Times New Roman" w:hAnsi="Times New Roman" w:cs="Times New Roman"/>
+          <w:sz w:val="28"/>
+          <w:szCs w:val="28"/>
           <w:lang w:val="en-US" w:eastAsia="ru-RU"/>
         </w:rPr>
-      </w:pPr>
-      <w:r>
-        <w:rPr>
-          <w:rFonts w:ascii="Times New Roman" w:eastAsia="Times New Roman" w:hAnsi="Times New Roman" w:cs="Times New Roman"/>
-          <w:bCs/>
-          <w:sz w:val="28"/>
-          <w:szCs w:val="28"/>
-          <w:lang w:eastAsia="ru-RU"/>
-        </w:rPr>
-        <w:t>Неге</w:t>
-      </w:r>
-      <w:r>
-        <w:rPr>
-          <w:rFonts w:ascii="Times New Roman" w:eastAsia="Times New Roman" w:hAnsi="Times New Roman" w:cs="Times New Roman"/>
-          <w:bCs/>
+        <w:t>MERN</w:t>
+      </w:r>
+      <w:r>
+        <w:rPr>
+          <w:rFonts w:ascii="Times New Roman" w:eastAsia="Times New Roman" w:hAnsi="Times New Roman" w:cs="Times New Roman"/>
+          <w:sz w:val="28"/>
+          <w:szCs w:val="28"/>
+          <w:lang w:eastAsia="ru-RU"/>
+        </w:rPr>
+        <w:t xml:space="preserve"> </w:t>
+      </w:r>
+      <w:proofErr w:type="spellStart"/>
+      <w:r>
+        <w:rPr>
+          <w:rFonts w:ascii="Times New Roman" w:eastAsia="Times New Roman" w:hAnsi="Times New Roman" w:cs="Times New Roman"/>
+          <w:sz w:val="28"/>
+          <w:szCs w:val="28"/>
+          <w:lang w:eastAsia="ru-RU"/>
+        </w:rPr>
+        <w:t>архитектурасының</w:t>
+      </w:r>
+      <w:proofErr w:type="spellEnd"/>
+      <w:r>
+        <w:rPr>
+          <w:rFonts w:ascii="Times New Roman" w:eastAsia="Times New Roman" w:hAnsi="Times New Roman" w:cs="Times New Roman"/>
+          <w:sz w:val="28"/>
+          <w:szCs w:val="28"/>
+          <w:lang w:eastAsia="ru-RU"/>
+        </w:rPr>
+        <w:t xml:space="preserve"> </w:t>
+      </w:r>
+      <w:proofErr w:type="spellStart"/>
+      <w:r>
+        <w:rPr>
+          <w:rFonts w:ascii="Times New Roman" w:eastAsia="Times New Roman" w:hAnsi="Times New Roman" w:cs="Times New Roman"/>
+          <w:sz w:val="28"/>
+          <w:szCs w:val="28"/>
+          <w:lang w:eastAsia="ru-RU"/>
+        </w:rPr>
+        <w:t>диаграммасы</w:t>
+      </w:r>
+      <w:proofErr w:type="spellEnd"/>
+      <w:r>
+        <w:rPr>
+          <w:rFonts w:ascii="Times New Roman" w:eastAsia="Times New Roman" w:hAnsi="Times New Roman" w:cs="Times New Roman"/>
+          <w:sz w:val="28"/>
+          <w:szCs w:val="28"/>
+          <w:lang w:eastAsia="ru-RU"/>
+        </w:rPr>
+        <w:t xml:space="preserve"> </w:t>
+      </w:r>
+      <w:proofErr w:type="spellStart"/>
+      <w:r>
+        <w:rPr>
+          <w:rFonts w:ascii="Times New Roman" w:eastAsia="Times New Roman" w:hAnsi="Times New Roman" w:cs="Times New Roman"/>
+          <w:sz w:val="28"/>
+          <w:szCs w:val="28"/>
+          <w:lang w:eastAsia="ru-RU"/>
+        </w:rPr>
+        <w:t>жасалып</w:t>
+      </w:r>
+      <w:proofErr w:type="spellEnd"/>
+      <w:r>
+        <w:rPr>
+          <w:rFonts w:ascii="Times New Roman" w:eastAsia="Times New Roman" w:hAnsi="Times New Roman" w:cs="Times New Roman"/>
+          <w:sz w:val="28"/>
+          <w:szCs w:val="28"/>
+          <w:lang w:eastAsia="ru-RU"/>
+        </w:rPr>
+        <w:t xml:space="preserve">, </w:t>
+      </w:r>
+      <w:proofErr w:type="spellStart"/>
+      <w:r>
+        <w:rPr>
+          <w:rFonts w:ascii="Times New Roman" w:eastAsia="Times New Roman" w:hAnsi="Times New Roman" w:cs="Times New Roman"/>
+          <w:sz w:val="28"/>
+          <w:szCs w:val="28"/>
+          <w:lang w:eastAsia="ru-RU"/>
+        </w:rPr>
+        <w:t>жобалық</w:t>
+      </w:r>
+      <w:proofErr w:type="spellEnd"/>
+      <w:r>
+        <w:rPr>
+          <w:rFonts w:ascii="Times New Roman" w:eastAsia="Times New Roman" w:hAnsi="Times New Roman" w:cs="Times New Roman"/>
+          <w:sz w:val="28"/>
+          <w:szCs w:val="28"/>
+          <w:lang w:eastAsia="ru-RU"/>
+        </w:rPr>
+        <w:t xml:space="preserve"> </w:t>
+      </w:r>
+      <w:proofErr w:type="spellStart"/>
+      <w:r>
+        <w:rPr>
+          <w:rFonts w:ascii="Times New Roman" w:eastAsia="Times New Roman" w:hAnsi="Times New Roman" w:cs="Times New Roman"/>
+          <w:sz w:val="28"/>
+          <w:szCs w:val="28"/>
+          <w:lang w:eastAsia="ru-RU"/>
+        </w:rPr>
+        <w:t>бөлімге</w:t>
+      </w:r>
+      <w:proofErr w:type="spellEnd"/>
+      <w:r>
+        <w:rPr>
+          <w:rFonts w:ascii="Times New Roman" w:eastAsia="Times New Roman" w:hAnsi="Times New Roman" w:cs="Times New Roman"/>
+          <w:sz w:val="28"/>
+          <w:szCs w:val="28"/>
+          <w:lang w:eastAsia="ru-RU"/>
+        </w:rPr>
+        <w:t xml:space="preserve"> </w:t>
+      </w:r>
+      <w:proofErr w:type="spellStart"/>
+      <w:r>
+        <w:rPr>
+          <w:rFonts w:ascii="Times New Roman" w:eastAsia="Times New Roman" w:hAnsi="Times New Roman" w:cs="Times New Roman"/>
+          <w:sz w:val="28"/>
+          <w:szCs w:val="28"/>
+          <w:lang w:eastAsia="ru-RU"/>
+        </w:rPr>
+        <w:t>қосылады</w:t>
+      </w:r>
+      <w:proofErr w:type="spellEnd"/>
+      <w:r>
+        <w:rPr>
+          <w:rFonts w:ascii="Times New Roman" w:eastAsia="Times New Roman" w:hAnsi="Times New Roman" w:cs="Times New Roman"/>
+          <w:sz w:val="28"/>
+          <w:szCs w:val="28"/>
+          <w:lang w:eastAsia="ru-RU"/>
+        </w:rPr>
+        <w:t>.</w:t>
+      </w:r>
+      <w:r>
+        <w:rPr>
+          <w:rFonts w:ascii="Times New Roman" w:eastAsia="Times New Roman" w:hAnsi="Times New Roman" w:cs="Times New Roman"/>
+          <w:sz w:val="28"/>
+          <w:szCs w:val="28"/>
+          <w:lang w:eastAsia="ru-RU"/>
+        </w:rPr>
+        <w:br/>
+      </w:r>
+      <w:proofErr w:type="spellStart"/>
+      <w:r>
+        <w:rPr>
+          <w:rFonts w:ascii="Times New Roman" w:eastAsia="Times New Roman" w:hAnsi="Times New Roman" w:cs="Times New Roman"/>
+          <w:bCs/>
+          <w:sz w:val="28"/>
+          <w:szCs w:val="28"/>
+          <w:lang w:eastAsia="ru-RU"/>
+        </w:rPr>
+        <w:t>Қай</w:t>
+      </w:r>
+      <w:proofErr w:type="spellEnd"/>
+      <w:r>
+        <w:rPr>
+          <w:rFonts w:ascii="Times New Roman" w:eastAsia="Times New Roman" w:hAnsi="Times New Roman" w:cs="Times New Roman"/>
+          <w:bCs/>
+          <w:sz w:val="28"/>
+          <w:szCs w:val="28"/>
+          <w:lang w:eastAsia="ru-RU"/>
+        </w:rPr>
+        <w:t xml:space="preserve"> </w:t>
+      </w:r>
+      <w:proofErr w:type="spellStart"/>
+      <w:r>
+        <w:rPr>
+          <w:rFonts w:ascii="Times New Roman" w:eastAsia="Times New Roman" w:hAnsi="Times New Roman" w:cs="Times New Roman"/>
+          <w:bCs/>
+          <w:sz w:val="28"/>
+          <w:szCs w:val="28"/>
+          <w:lang w:eastAsia="ru-RU"/>
+        </w:rPr>
+        <w:t>бөлімге</w:t>
+      </w:r>
+      <w:proofErr w:type="spellEnd"/>
+      <w:r>
+        <w:rPr>
+          <w:rFonts w:ascii="Times New Roman" w:eastAsia="Times New Roman" w:hAnsi="Times New Roman" w:cs="Times New Roman"/>
+          <w:bCs/>
+          <w:sz w:val="28"/>
+          <w:szCs w:val="28"/>
+          <w:lang w:eastAsia="ru-RU"/>
+        </w:rPr>
+        <w:t xml:space="preserve"> </w:t>
+      </w:r>
+      <w:proofErr w:type="spellStart"/>
+      <w:r>
+        <w:rPr>
+          <w:rFonts w:ascii="Times New Roman" w:eastAsia="Times New Roman" w:hAnsi="Times New Roman" w:cs="Times New Roman"/>
+          <w:bCs/>
+          <w:sz w:val="28"/>
+          <w:szCs w:val="28"/>
+          <w:lang w:eastAsia="ru-RU"/>
+        </w:rPr>
+        <w:t>әсер</w:t>
+      </w:r>
+      <w:proofErr w:type="spellEnd"/>
+      <w:r>
+        <w:rPr>
+          <w:rFonts w:ascii="Times New Roman" w:eastAsia="Times New Roman" w:hAnsi="Times New Roman" w:cs="Times New Roman"/>
+          <w:bCs/>
+          <w:sz w:val="28"/>
+          <w:szCs w:val="28"/>
+          <w:lang w:eastAsia="ru-RU"/>
+        </w:rPr>
+        <w:t xml:space="preserve"> </w:t>
+      </w:r>
+      <w:proofErr w:type="spellStart"/>
+      <w:r>
+        <w:rPr>
+          <w:rFonts w:ascii="Times New Roman" w:eastAsia="Times New Roman" w:hAnsi="Times New Roman" w:cs="Times New Roman"/>
+          <w:bCs/>
+          <w:sz w:val="28"/>
+          <w:szCs w:val="28"/>
+          <w:lang w:eastAsia="ru-RU"/>
+        </w:rPr>
+        <w:t>етеді</w:t>
+      </w:r>
+      <w:proofErr w:type="spellEnd"/>
+      <w:r>
+        <w:rPr>
+          <w:rFonts w:ascii="Times New Roman" w:eastAsia="Times New Roman" w:hAnsi="Times New Roman" w:cs="Times New Roman"/>
+          <w:bCs/>
+          <w:sz w:val="28"/>
+          <w:szCs w:val="28"/>
+          <w:lang w:eastAsia="ru-RU"/>
+        </w:rPr>
+        <w:t>:</w:t>
+      </w:r>
+      <w:r>
+        <w:rPr>
+          <w:rFonts w:ascii="Times New Roman" w:eastAsia="Times New Roman" w:hAnsi="Times New Roman" w:cs="Times New Roman"/>
+          <w:sz w:val="28"/>
+          <w:szCs w:val="28"/>
+          <w:lang w:eastAsia="ru-RU"/>
+        </w:rPr>
+        <w:t xml:space="preserve"> </w:t>
+      </w:r>
+      <w:r>
+        <w:rPr>
+          <w:rFonts w:ascii="Times New Roman" w:eastAsia="Times New Roman" w:hAnsi="Times New Roman" w:cs="Times New Roman"/>
           <w:sz w:val="28"/>
           <w:szCs w:val="28"/>
           <w:lang w:val="en-US" w:eastAsia="ru-RU"/>
         </w:rPr>
-        <w:t xml:space="preserve"> </w:t>
-      </w:r>
-      <w:proofErr w:type="spellStart"/>
-      <w:r>
-        <w:rPr>
-          <w:rFonts w:ascii="Times New Roman" w:eastAsia="Times New Roman" w:hAnsi="Times New Roman" w:cs="Times New Roman"/>
-          <w:bCs/>
-          <w:sz w:val="28"/>
-          <w:szCs w:val="28"/>
-          <w:lang w:eastAsia="ru-RU"/>
-        </w:rPr>
-        <w:t>маңызды</w:t>
-      </w:r>
-      <w:proofErr w:type="spellEnd"/>
-      <w:r>
-        <w:rPr>
-          <w:rFonts w:ascii="Times New Roman" w:eastAsia="Times New Roman" w:hAnsi="Times New Roman" w:cs="Times New Roman"/>
-          <w:bCs/>
-          <w:sz w:val="28"/>
-          <w:szCs w:val="28"/>
-          <w:lang w:val="en-US" w:eastAsia="ru-RU"/>
-        </w:rPr>
-        <w:t>:</w:t>
-      </w:r>
-      <w:r>
-        <w:rPr>
-          <w:rFonts w:ascii="Times New Roman" w:eastAsia="Times New Roman" w:hAnsi="Times New Roman" w:cs="Times New Roman"/>
-          <w:sz w:val="28"/>
-          <w:szCs w:val="28"/>
-          <w:lang w:val="en-US" w:eastAsia="ru-RU"/>
-        </w:rPr>
-        <w:t xml:space="preserve"> </w:t>
-      </w:r>
-      <w:proofErr w:type="spellStart"/>
-      <w:r>
-        <w:rPr>
-          <w:rFonts w:ascii="Times New Roman" w:eastAsia="Times New Roman" w:hAnsi="Times New Roman" w:cs="Times New Roman"/>
-          <w:sz w:val="28"/>
-          <w:szCs w:val="28"/>
-          <w:lang w:eastAsia="ru-RU"/>
-        </w:rPr>
-        <w:t>жүйенің</w:t>
-      </w:r>
-      <w:proofErr w:type="spellEnd"/>
-      <w:r>
-        <w:rPr>
-          <w:rFonts w:ascii="Times New Roman" w:eastAsia="Times New Roman" w:hAnsi="Times New Roman" w:cs="Times New Roman"/>
-          <w:sz w:val="28"/>
-          <w:szCs w:val="28"/>
-          <w:lang w:val="en-US" w:eastAsia="ru-RU"/>
-        </w:rPr>
-        <w:t xml:space="preserve"> </w:t>
-      </w:r>
-      <w:proofErr w:type="spellStart"/>
-      <w:r>
-        <w:rPr>
-          <w:rFonts w:ascii="Times New Roman" w:eastAsia="Times New Roman" w:hAnsi="Times New Roman" w:cs="Times New Roman"/>
-          <w:sz w:val="28"/>
-          <w:szCs w:val="28"/>
-          <w:lang w:eastAsia="ru-RU"/>
-        </w:rPr>
-        <w:t>құрылымын</w:t>
-      </w:r>
-      <w:proofErr w:type="spellEnd"/>
-      <w:r>
-        <w:rPr>
-          <w:rFonts w:ascii="Times New Roman" w:eastAsia="Times New Roman" w:hAnsi="Times New Roman" w:cs="Times New Roman"/>
-          <w:sz w:val="28"/>
-          <w:szCs w:val="28"/>
-          <w:lang w:val="en-US" w:eastAsia="ru-RU"/>
-        </w:rPr>
-        <w:t xml:space="preserve"> </w:t>
-      </w:r>
-      <w:proofErr w:type="spellStart"/>
-      <w:r>
-        <w:rPr>
-          <w:rFonts w:ascii="Times New Roman" w:eastAsia="Times New Roman" w:hAnsi="Times New Roman" w:cs="Times New Roman"/>
-          <w:sz w:val="28"/>
-          <w:szCs w:val="28"/>
-          <w:lang w:eastAsia="ru-RU"/>
-        </w:rPr>
-        <w:t>визуалды</w:t>
-      </w:r>
-      <w:proofErr w:type="spellEnd"/>
-      <w:r>
-        <w:rPr>
-          <w:rFonts w:ascii="Times New Roman" w:eastAsia="Times New Roman" w:hAnsi="Times New Roman" w:cs="Times New Roman"/>
-          <w:sz w:val="28"/>
-          <w:szCs w:val="28"/>
-          <w:lang w:val="en-US" w:eastAsia="ru-RU"/>
-        </w:rPr>
-        <w:t xml:space="preserve"> </w:t>
-      </w:r>
-      <w:proofErr w:type="spellStart"/>
-      <w:r>
-        <w:rPr>
-          <w:rFonts w:ascii="Times New Roman" w:eastAsia="Times New Roman" w:hAnsi="Times New Roman" w:cs="Times New Roman"/>
-          <w:sz w:val="28"/>
-          <w:szCs w:val="28"/>
-          <w:lang w:eastAsia="ru-RU"/>
-        </w:rPr>
-        <w:t>түрде</w:t>
-      </w:r>
-      <w:proofErr w:type="spellEnd"/>
-      <w:r>
-        <w:rPr>
-          <w:rFonts w:ascii="Times New Roman" w:eastAsia="Times New Roman" w:hAnsi="Times New Roman" w:cs="Times New Roman"/>
-          <w:sz w:val="28"/>
-          <w:szCs w:val="28"/>
-          <w:lang w:val="en-US" w:eastAsia="ru-RU"/>
-        </w:rPr>
-        <w:t xml:space="preserve"> </w:t>
-      </w:r>
-      <w:proofErr w:type="spellStart"/>
-      <w:r>
-        <w:rPr>
-          <w:rFonts w:ascii="Times New Roman" w:eastAsia="Times New Roman" w:hAnsi="Times New Roman" w:cs="Times New Roman"/>
-          <w:sz w:val="28"/>
-          <w:szCs w:val="28"/>
-          <w:lang w:eastAsia="ru-RU"/>
-        </w:rPr>
-        <w:t>көрсету</w:t>
-      </w:r>
-      <w:proofErr w:type="spellEnd"/>
-      <w:r>
-        <w:rPr>
-          <w:rFonts w:ascii="Times New Roman" w:eastAsia="Times New Roman" w:hAnsi="Times New Roman" w:cs="Times New Roman"/>
-          <w:sz w:val="28"/>
-          <w:szCs w:val="28"/>
-          <w:lang w:val="en-US" w:eastAsia="ru-RU"/>
-        </w:rPr>
-        <w:t xml:space="preserve"> </w:t>
-      </w:r>
-      <w:proofErr w:type="spellStart"/>
-      <w:r>
-        <w:rPr>
-          <w:rFonts w:ascii="Times New Roman" w:eastAsia="Times New Roman" w:hAnsi="Times New Roman" w:cs="Times New Roman"/>
-          <w:sz w:val="28"/>
-          <w:szCs w:val="28"/>
-          <w:lang w:eastAsia="ru-RU"/>
-        </w:rPr>
-        <w:t>оқырманға</w:t>
-      </w:r>
-      <w:proofErr w:type="spellEnd"/>
-      <w:r>
-        <w:rPr>
-          <w:rFonts w:ascii="Times New Roman" w:eastAsia="Times New Roman" w:hAnsi="Times New Roman" w:cs="Times New Roman"/>
-          <w:sz w:val="28"/>
-          <w:szCs w:val="28"/>
-          <w:lang w:val="en-US" w:eastAsia="ru-RU"/>
-        </w:rPr>
-        <w:t xml:space="preserve"> </w:t>
-      </w:r>
-      <w:proofErr w:type="spellStart"/>
-      <w:r>
-        <w:rPr>
-          <w:rFonts w:ascii="Times New Roman" w:eastAsia="Times New Roman" w:hAnsi="Times New Roman" w:cs="Times New Roman"/>
-          <w:sz w:val="28"/>
-          <w:szCs w:val="28"/>
-          <w:lang w:eastAsia="ru-RU"/>
-        </w:rPr>
-        <w:t>жобаны</w:t>
-      </w:r>
-      <w:proofErr w:type="spellEnd"/>
-      <w:r>
-        <w:rPr>
-          <w:rFonts w:ascii="Times New Roman" w:eastAsia="Times New Roman" w:hAnsi="Times New Roman" w:cs="Times New Roman"/>
-          <w:sz w:val="28"/>
-          <w:szCs w:val="28"/>
-          <w:lang w:val="en-US" w:eastAsia="ru-RU"/>
-        </w:rPr>
-        <w:t xml:space="preserve"> </w:t>
-      </w:r>
-      <w:r>
-        <w:rPr>
-          <w:rFonts w:ascii="Times New Roman" w:eastAsia="Times New Roman" w:hAnsi="Times New Roman" w:cs="Times New Roman"/>
-          <w:sz w:val="28"/>
-          <w:szCs w:val="28"/>
-          <w:lang w:eastAsia="ru-RU"/>
-        </w:rPr>
-        <w:t>тез</w:t>
-      </w:r>
-      <w:r>
-        <w:rPr>
-          <w:rFonts w:ascii="Times New Roman" w:eastAsia="Times New Roman" w:hAnsi="Times New Roman" w:cs="Times New Roman"/>
-          <w:sz w:val="28"/>
-          <w:szCs w:val="28"/>
-          <w:lang w:val="en-US" w:eastAsia="ru-RU"/>
-        </w:rPr>
-        <w:t xml:space="preserve"> </w:t>
-      </w:r>
-      <w:proofErr w:type="spellStart"/>
-      <w:r>
-        <w:rPr>
-          <w:rFonts w:ascii="Times New Roman" w:eastAsia="Times New Roman" w:hAnsi="Times New Roman" w:cs="Times New Roman"/>
-          <w:sz w:val="28"/>
-          <w:szCs w:val="28"/>
-          <w:lang w:eastAsia="ru-RU"/>
-        </w:rPr>
-        <w:t>түсінуге</w:t>
-      </w:r>
-      <w:proofErr w:type="spellEnd"/>
-      <w:r>
-        <w:rPr>
-          <w:rFonts w:ascii="Times New Roman" w:eastAsia="Times New Roman" w:hAnsi="Times New Roman" w:cs="Times New Roman"/>
-          <w:sz w:val="28"/>
-          <w:szCs w:val="28"/>
-          <w:lang w:val="en-US" w:eastAsia="ru-RU"/>
-        </w:rPr>
-        <w:t xml:space="preserve"> </w:t>
-      </w:r>
-      <w:proofErr w:type="spellStart"/>
-      <w:r>
-        <w:rPr>
-          <w:rFonts w:ascii="Times New Roman" w:eastAsia="Times New Roman" w:hAnsi="Times New Roman" w:cs="Times New Roman"/>
-          <w:sz w:val="28"/>
-          <w:szCs w:val="28"/>
-          <w:lang w:eastAsia="ru-RU"/>
-        </w:rPr>
-        <w:t>көмектеседі</w:t>
-      </w:r>
-      <w:proofErr w:type="spellEnd"/>
-      <w:r>
-        <w:rPr>
-          <w:rFonts w:ascii="Times New Roman" w:eastAsia="Times New Roman" w:hAnsi="Times New Roman" w:cs="Times New Roman"/>
-          <w:sz w:val="28"/>
-          <w:szCs w:val="28"/>
-          <w:lang w:val="en-US" w:eastAsia="ru-RU"/>
-        </w:rPr>
-        <w:t>.</w:t>
-      </w:r>
-      <w:r>
-        <w:rPr>
-          <w:rFonts w:ascii="Times New Roman" w:eastAsia="Times New Roman" w:hAnsi="Times New Roman" w:cs="Times New Roman"/>
-          <w:sz w:val="28"/>
-          <w:szCs w:val="28"/>
-          <w:lang w:val="en-US" w:eastAsia="ru-RU"/>
-        </w:rPr>
-        <w:br/>
-      </w:r>
-      <w:proofErr w:type="spellStart"/>
-      <w:r>
-        <w:rPr>
-          <w:rFonts w:ascii="Times New Roman" w:eastAsia="Times New Roman" w:hAnsi="Times New Roman" w:cs="Times New Roman"/>
-          <w:bCs/>
-          <w:sz w:val="28"/>
-          <w:szCs w:val="28"/>
-          <w:lang w:eastAsia="ru-RU"/>
-        </w:rPr>
-        <w:t>Қалай</w:t>
-      </w:r>
-      <w:proofErr w:type="spellEnd"/>
-      <w:r>
-        <w:rPr>
-          <w:rFonts w:ascii="Times New Roman" w:eastAsia="Times New Roman" w:hAnsi="Times New Roman" w:cs="Times New Roman"/>
-          <w:bCs/>
-          <w:sz w:val="28"/>
-          <w:szCs w:val="28"/>
-          <w:lang w:val="en-US" w:eastAsia="ru-RU"/>
-        </w:rPr>
-        <w:t xml:space="preserve"> </w:t>
-      </w:r>
-      <w:proofErr w:type="spellStart"/>
-      <w:r>
-        <w:rPr>
-          <w:rFonts w:ascii="Times New Roman" w:eastAsia="Times New Roman" w:hAnsi="Times New Roman" w:cs="Times New Roman"/>
-          <w:bCs/>
-          <w:sz w:val="28"/>
-          <w:szCs w:val="28"/>
-          <w:lang w:eastAsia="ru-RU"/>
-        </w:rPr>
-        <w:t>түзетіледі</w:t>
-      </w:r>
-      <w:proofErr w:type="spellEnd"/>
-      <w:r>
-        <w:rPr>
-          <w:rFonts w:ascii="Times New Roman" w:eastAsia="Times New Roman" w:hAnsi="Times New Roman" w:cs="Times New Roman"/>
-          <w:bCs/>
-          <w:sz w:val="28"/>
-          <w:szCs w:val="28"/>
-          <w:lang w:val="en-US" w:eastAsia="ru-RU"/>
-        </w:rPr>
-        <w:t>:</w:t>
-      </w:r>
-      <w:r>
-        <w:rPr>
-          <w:rFonts w:ascii="Times New Roman" w:eastAsia="Times New Roman" w:hAnsi="Times New Roman" w:cs="Times New Roman"/>
-          <w:sz w:val="28"/>
-          <w:szCs w:val="28"/>
-          <w:lang w:val="en-US" w:eastAsia="ru-RU"/>
-        </w:rPr>
-        <w:t xml:space="preserve"> MERN </w:t>
-      </w:r>
-      <w:proofErr w:type="spellStart"/>
-      <w:r>
-        <w:rPr>
-          <w:rFonts w:ascii="Times New Roman" w:eastAsia="Times New Roman" w:hAnsi="Times New Roman" w:cs="Times New Roman"/>
-          <w:sz w:val="28"/>
-          <w:szCs w:val="28"/>
-          <w:lang w:eastAsia="ru-RU"/>
-        </w:rPr>
-        <w:t>архитектурасының</w:t>
-      </w:r>
-      <w:proofErr w:type="spellEnd"/>
-      <w:r>
-        <w:rPr>
-          <w:rFonts w:ascii="Times New Roman" w:eastAsia="Times New Roman" w:hAnsi="Times New Roman" w:cs="Times New Roman"/>
-          <w:sz w:val="28"/>
-          <w:szCs w:val="28"/>
-          <w:lang w:val="en-US" w:eastAsia="ru-RU"/>
-        </w:rPr>
-        <w:t xml:space="preserve"> </w:t>
-      </w:r>
-      <w:proofErr w:type="spellStart"/>
-      <w:r>
-        <w:rPr>
-          <w:rFonts w:ascii="Times New Roman" w:eastAsia="Times New Roman" w:hAnsi="Times New Roman" w:cs="Times New Roman"/>
-          <w:sz w:val="28"/>
-          <w:szCs w:val="28"/>
-          <w:lang w:eastAsia="ru-RU"/>
-        </w:rPr>
-        <w:t>диаграммасы</w:t>
-      </w:r>
-      <w:proofErr w:type="spellEnd"/>
-      <w:r>
-        <w:rPr>
-          <w:rFonts w:ascii="Times New Roman" w:eastAsia="Times New Roman" w:hAnsi="Times New Roman" w:cs="Times New Roman"/>
-          <w:sz w:val="28"/>
-          <w:szCs w:val="28"/>
-          <w:lang w:val="en-US" w:eastAsia="ru-RU"/>
-        </w:rPr>
-        <w:t xml:space="preserve"> </w:t>
-      </w:r>
-      <w:proofErr w:type="spellStart"/>
-      <w:r>
-        <w:rPr>
-          <w:rFonts w:ascii="Times New Roman" w:eastAsia="Times New Roman" w:hAnsi="Times New Roman" w:cs="Times New Roman"/>
-          <w:sz w:val="28"/>
-          <w:szCs w:val="28"/>
-          <w:lang w:eastAsia="ru-RU"/>
-        </w:rPr>
-        <w:t>жасалып</w:t>
-      </w:r>
-      <w:proofErr w:type="spellEnd"/>
-      <w:r>
-        <w:rPr>
-          <w:rFonts w:ascii="Times New Roman" w:eastAsia="Times New Roman" w:hAnsi="Times New Roman" w:cs="Times New Roman"/>
-          <w:sz w:val="28"/>
-          <w:szCs w:val="28"/>
-          <w:lang w:val="en-US" w:eastAsia="ru-RU"/>
-        </w:rPr>
-        <w:t xml:space="preserve">, </w:t>
-      </w:r>
-      <w:proofErr w:type="spellStart"/>
-      <w:r>
-        <w:rPr>
-          <w:rFonts w:ascii="Times New Roman" w:eastAsia="Times New Roman" w:hAnsi="Times New Roman" w:cs="Times New Roman"/>
-          <w:sz w:val="28"/>
-          <w:szCs w:val="28"/>
-          <w:lang w:eastAsia="ru-RU"/>
-        </w:rPr>
-        <w:t>жобалық</w:t>
-      </w:r>
-      <w:proofErr w:type="spellEnd"/>
-      <w:r>
-        <w:rPr>
-          <w:rFonts w:ascii="Times New Roman" w:eastAsia="Times New Roman" w:hAnsi="Times New Roman" w:cs="Times New Roman"/>
-          <w:sz w:val="28"/>
-          <w:szCs w:val="28"/>
-          <w:lang w:val="en-US" w:eastAsia="ru-RU"/>
-        </w:rPr>
-        <w:t xml:space="preserve"> </w:t>
-      </w:r>
-      <w:proofErr w:type="spellStart"/>
-      <w:r>
-        <w:rPr>
-          <w:rFonts w:ascii="Times New Roman" w:eastAsia="Times New Roman" w:hAnsi="Times New Roman" w:cs="Times New Roman"/>
-          <w:sz w:val="28"/>
-          <w:szCs w:val="28"/>
-          <w:lang w:eastAsia="ru-RU"/>
-        </w:rPr>
-        <w:t>бөлімге</w:t>
-      </w:r>
-      <w:proofErr w:type="spellEnd"/>
-      <w:r>
-        <w:rPr>
-          <w:rFonts w:ascii="Times New Roman" w:eastAsia="Times New Roman" w:hAnsi="Times New Roman" w:cs="Times New Roman"/>
-          <w:sz w:val="28"/>
-          <w:szCs w:val="28"/>
-          <w:lang w:val="en-US" w:eastAsia="ru-RU"/>
-        </w:rPr>
-        <w:t xml:space="preserve"> </w:t>
-      </w:r>
-      <w:proofErr w:type="spellStart"/>
-      <w:r>
-        <w:rPr>
-          <w:rFonts w:ascii="Times New Roman" w:eastAsia="Times New Roman" w:hAnsi="Times New Roman" w:cs="Times New Roman"/>
-          <w:sz w:val="28"/>
-          <w:szCs w:val="28"/>
-          <w:lang w:eastAsia="ru-RU"/>
-        </w:rPr>
-        <w:t>қосылады</w:t>
-      </w:r>
-      <w:proofErr w:type="spellEnd"/>
-      <w:r>
-        <w:rPr>
-          <w:rFonts w:ascii="Times New Roman" w:eastAsia="Times New Roman" w:hAnsi="Times New Roman" w:cs="Times New Roman"/>
-          <w:sz w:val="28"/>
-          <w:szCs w:val="28"/>
-          <w:lang w:val="en-US" w:eastAsia="ru-RU"/>
-        </w:rPr>
-        <w:t>.</w:t>
-      </w:r>
-      <w:r>
-        <w:rPr>
-          <w:rFonts w:ascii="Times New Roman" w:eastAsia="Times New Roman" w:hAnsi="Times New Roman" w:cs="Times New Roman"/>
-          <w:sz w:val="28"/>
-          <w:szCs w:val="28"/>
-          <w:lang w:val="en-US" w:eastAsia="ru-RU"/>
-        </w:rPr>
-        <w:br/>
-      </w:r>
-      <w:proofErr w:type="spellStart"/>
-      <w:r>
-        <w:rPr>
-          <w:rFonts w:ascii="Times New Roman" w:eastAsia="Times New Roman" w:hAnsi="Times New Roman" w:cs="Times New Roman"/>
-          <w:bCs/>
-          <w:sz w:val="28"/>
-          <w:szCs w:val="28"/>
-          <w:lang w:eastAsia="ru-RU"/>
-        </w:rPr>
-        <w:t>Қай</w:t>
-      </w:r>
-      <w:proofErr w:type="spellEnd"/>
-      <w:r>
-        <w:rPr>
-          <w:rFonts w:ascii="Times New Roman" w:eastAsia="Times New Roman" w:hAnsi="Times New Roman" w:cs="Times New Roman"/>
-          <w:bCs/>
-          <w:sz w:val="28"/>
-          <w:szCs w:val="28"/>
-          <w:lang w:val="en-US" w:eastAsia="ru-RU"/>
-        </w:rPr>
-        <w:t xml:space="preserve"> </w:t>
-      </w:r>
-      <w:proofErr w:type="spellStart"/>
-      <w:r>
-        <w:rPr>
-          <w:rFonts w:ascii="Times New Roman" w:eastAsia="Times New Roman" w:hAnsi="Times New Roman" w:cs="Times New Roman"/>
-          <w:bCs/>
-          <w:sz w:val="28"/>
-          <w:szCs w:val="28"/>
-          <w:lang w:eastAsia="ru-RU"/>
-        </w:rPr>
-        <w:t>бөлімге</w:t>
-      </w:r>
-      <w:proofErr w:type="spellEnd"/>
-      <w:r>
-        <w:rPr>
-          <w:rFonts w:ascii="Times New Roman" w:eastAsia="Times New Roman" w:hAnsi="Times New Roman" w:cs="Times New Roman"/>
-          <w:bCs/>
-          <w:sz w:val="28"/>
-          <w:szCs w:val="28"/>
-          <w:lang w:val="en-US" w:eastAsia="ru-RU"/>
-        </w:rPr>
-        <w:t xml:space="preserve"> </w:t>
-      </w:r>
-      <w:proofErr w:type="spellStart"/>
-      <w:r>
-        <w:rPr>
-          <w:rFonts w:ascii="Times New Roman" w:eastAsia="Times New Roman" w:hAnsi="Times New Roman" w:cs="Times New Roman"/>
-          <w:bCs/>
-          <w:sz w:val="28"/>
-          <w:szCs w:val="28"/>
-          <w:lang w:eastAsia="ru-RU"/>
-        </w:rPr>
-        <w:t>әсер</w:t>
-      </w:r>
-      <w:proofErr w:type="spellEnd"/>
-      <w:r>
-        <w:rPr>
-          <w:rFonts w:ascii="Times New Roman" w:eastAsia="Times New Roman" w:hAnsi="Times New Roman" w:cs="Times New Roman"/>
-          <w:bCs/>
-          <w:sz w:val="28"/>
-          <w:szCs w:val="28"/>
-          <w:lang w:val="en-US" w:eastAsia="ru-RU"/>
-        </w:rPr>
-        <w:t xml:space="preserve"> </w:t>
-      </w:r>
-      <w:proofErr w:type="spellStart"/>
-      <w:r>
-        <w:rPr>
-          <w:rFonts w:ascii="Times New Roman" w:eastAsia="Times New Roman" w:hAnsi="Times New Roman" w:cs="Times New Roman"/>
-          <w:bCs/>
-          <w:sz w:val="28"/>
-          <w:szCs w:val="28"/>
-          <w:lang w:eastAsia="ru-RU"/>
-        </w:rPr>
-        <w:t>етеді</w:t>
-      </w:r>
-      <w:proofErr w:type="spellEnd"/>
-      <w:r>
-        <w:rPr>
-          <w:rFonts w:ascii="Times New Roman" w:eastAsia="Times New Roman" w:hAnsi="Times New Roman" w:cs="Times New Roman"/>
-          <w:bCs/>
-          <w:sz w:val="28"/>
-          <w:szCs w:val="28"/>
-          <w:lang w:val="en-US" w:eastAsia="ru-RU"/>
-        </w:rPr>
-        <w:t>:</w:t>
-      </w:r>
-      <w:r>
-        <w:rPr>
-          <w:rFonts w:ascii="Times New Roman" w:eastAsia="Times New Roman" w:hAnsi="Times New Roman" w:cs="Times New Roman"/>
-          <w:sz w:val="28"/>
-          <w:szCs w:val="28"/>
-          <w:lang w:val="en-US" w:eastAsia="ru-RU"/>
-        </w:rPr>
-        <w:t xml:space="preserve"> Development </w:t>
+        <w:t>Development</w:t>
+      </w:r>
+      <w:r>
+        <w:rPr>
+          <w:rFonts w:ascii="Times New Roman" w:eastAsia="Times New Roman" w:hAnsi="Times New Roman" w:cs="Times New Roman"/>
+          <w:sz w:val="28"/>
+          <w:szCs w:val="28"/>
+          <w:lang w:eastAsia="ru-RU"/>
+        </w:rPr>
+        <w:t xml:space="preserve"> </w:t>
       </w:r>
       <w:proofErr w:type="spellStart"/>
       <w:r>
@@ -5946,7 +5855,7 @@
           <w:rFonts w:ascii="Times New Roman" w:eastAsia="Times New Roman" w:hAnsi="Times New Roman" w:cs="Times New Roman"/>
           <w:sz w:val="28"/>
           <w:szCs w:val="28"/>
-          <w:lang w:val="en-US" w:eastAsia="ru-RU"/>
+          <w:lang w:eastAsia="ru-RU"/>
         </w:rPr>
         <w:t>.</w:t>
       </w:r>
@@ -5971,7 +5880,7 @@
           <w:bCs/>
           <w:sz w:val="28"/>
           <w:szCs w:val="28"/>
-          <w:lang w:val="en-US" w:eastAsia="ru-RU"/>
+          <w:lang w:eastAsia="ru-RU"/>
         </w:rPr>
         <w:t xml:space="preserve">2. </w:t>
       </w:r>
@@ -5993,7 +5902,7 @@
           <w:bCs/>
           <w:sz w:val="28"/>
           <w:szCs w:val="28"/>
-          <w:lang w:val="en-US" w:eastAsia="ru-RU"/>
+          <w:lang w:eastAsia="ru-RU"/>
         </w:rPr>
         <w:t xml:space="preserve"> </w:t>
       </w:r>
@@ -6017,7 +5926,7 @@
           <w:bCs/>
           <w:sz w:val="28"/>
           <w:szCs w:val="28"/>
-          <w:lang w:val="en-US" w:eastAsia="ru-RU"/>
+          <w:lang w:eastAsia="ru-RU"/>
         </w:rPr>
         <w:t xml:space="preserve"> </w:t>
       </w:r>
@@ -6043,7 +5952,7 @@
           <w:rFonts w:ascii="Times New Roman" w:eastAsia="Times New Roman" w:hAnsi="Times New Roman" w:cs="Times New Roman"/>
           <w:sz w:val="28"/>
           <w:szCs w:val="28"/>
-          <w:lang w:val="en-US" w:eastAsia="ru-RU"/>
+          <w:lang w:eastAsia="ru-RU"/>
         </w:rPr>
       </w:pPr>
     </w:p>
@@ -6055,49 +5964,591 @@
           <w:rFonts w:ascii="Times New Roman" w:eastAsia="Times New Roman" w:hAnsi="Times New Roman" w:cs="Times New Roman"/>
           <w:sz w:val="28"/>
           <w:szCs w:val="28"/>
+          <w:lang w:eastAsia="ru-RU"/>
+        </w:rPr>
+      </w:pPr>
+      <w:r>
+        <w:rPr>
+          <w:rFonts w:ascii="Times New Roman" w:eastAsia="Times New Roman" w:hAnsi="Times New Roman" w:cs="Times New Roman"/>
+          <w:bCs/>
+          <w:sz w:val="28"/>
+          <w:szCs w:val="28"/>
+          <w:lang w:eastAsia="ru-RU"/>
+        </w:rPr>
+        <w:t>Неге</w:t>
+      </w:r>
+      <w:r>
+        <w:rPr>
+          <w:rFonts w:ascii="Times New Roman" w:eastAsia="Times New Roman" w:hAnsi="Times New Roman" w:cs="Times New Roman"/>
+          <w:bCs/>
+          <w:sz w:val="28"/>
+          <w:szCs w:val="28"/>
+          <w:lang w:eastAsia="ru-RU"/>
+        </w:rPr>
+        <w:t xml:space="preserve"> </w:t>
+      </w:r>
+      <w:proofErr w:type="spellStart"/>
+      <w:r>
+        <w:rPr>
+          <w:rFonts w:ascii="Times New Roman" w:eastAsia="Times New Roman" w:hAnsi="Times New Roman" w:cs="Times New Roman"/>
+          <w:bCs/>
+          <w:sz w:val="28"/>
+          <w:szCs w:val="28"/>
+          <w:lang w:eastAsia="ru-RU"/>
+        </w:rPr>
+        <w:t>маңызды</w:t>
+      </w:r>
+      <w:proofErr w:type="spellEnd"/>
+      <w:r>
+        <w:rPr>
+          <w:rFonts w:ascii="Times New Roman" w:eastAsia="Times New Roman" w:hAnsi="Times New Roman" w:cs="Times New Roman"/>
+          <w:bCs/>
+          <w:sz w:val="28"/>
+          <w:szCs w:val="28"/>
+          <w:lang w:eastAsia="ru-RU"/>
+        </w:rPr>
+        <w:t>:</w:t>
+      </w:r>
+      <w:r>
+        <w:rPr>
+          <w:rFonts w:ascii="Times New Roman" w:eastAsia="Times New Roman" w:hAnsi="Times New Roman" w:cs="Times New Roman"/>
+          <w:sz w:val="28"/>
+          <w:szCs w:val="28"/>
+          <w:lang w:eastAsia="ru-RU"/>
+        </w:rPr>
+        <w:t xml:space="preserve"> </w:t>
+      </w:r>
+      <w:proofErr w:type="spellStart"/>
+      <w:r>
+        <w:rPr>
+          <w:rFonts w:ascii="Times New Roman" w:eastAsia="Times New Roman" w:hAnsi="Times New Roman" w:cs="Times New Roman"/>
+          <w:sz w:val="28"/>
+          <w:szCs w:val="28"/>
+          <w:lang w:eastAsia="ru-RU"/>
+        </w:rPr>
+        <w:t>техникалық</w:t>
+      </w:r>
+      <w:proofErr w:type="spellEnd"/>
+      <w:r>
+        <w:rPr>
+          <w:rFonts w:ascii="Times New Roman" w:eastAsia="Times New Roman" w:hAnsi="Times New Roman" w:cs="Times New Roman"/>
+          <w:sz w:val="28"/>
+          <w:szCs w:val="28"/>
+          <w:lang w:eastAsia="ru-RU"/>
+        </w:rPr>
+        <w:t xml:space="preserve"> </w:t>
+      </w:r>
+      <w:proofErr w:type="spellStart"/>
+      <w:r>
+        <w:rPr>
+          <w:rFonts w:ascii="Times New Roman" w:eastAsia="Times New Roman" w:hAnsi="Times New Roman" w:cs="Times New Roman"/>
+          <w:sz w:val="28"/>
+          <w:szCs w:val="28"/>
+          <w:lang w:eastAsia="ru-RU"/>
+        </w:rPr>
+        <w:t>жобада</w:t>
+      </w:r>
+      <w:proofErr w:type="spellEnd"/>
+      <w:r>
+        <w:rPr>
+          <w:rFonts w:ascii="Times New Roman" w:eastAsia="Times New Roman" w:hAnsi="Times New Roman" w:cs="Times New Roman"/>
+          <w:sz w:val="28"/>
+          <w:szCs w:val="28"/>
+          <w:lang w:eastAsia="ru-RU"/>
+        </w:rPr>
+        <w:t xml:space="preserve"> </w:t>
+      </w:r>
+      <w:proofErr w:type="spellStart"/>
+      <w:r>
+        <w:rPr>
+          <w:rFonts w:ascii="Times New Roman" w:eastAsia="Times New Roman" w:hAnsi="Times New Roman" w:cs="Times New Roman"/>
+          <w:sz w:val="28"/>
+          <w:szCs w:val="28"/>
+          <w:lang w:eastAsia="ru-RU"/>
+        </w:rPr>
+        <w:t>бағдарламалық</w:t>
+      </w:r>
+      <w:proofErr w:type="spellEnd"/>
+      <w:r>
+        <w:rPr>
+          <w:rFonts w:ascii="Times New Roman" w:eastAsia="Times New Roman" w:hAnsi="Times New Roman" w:cs="Times New Roman"/>
+          <w:sz w:val="28"/>
+          <w:szCs w:val="28"/>
+          <w:lang w:eastAsia="ru-RU"/>
+        </w:rPr>
+        <w:t xml:space="preserve"> </w:t>
+      </w:r>
+      <w:r>
+        <w:rPr>
+          <w:rFonts w:ascii="Times New Roman" w:eastAsia="Times New Roman" w:hAnsi="Times New Roman" w:cs="Times New Roman"/>
+          <w:sz w:val="28"/>
+          <w:szCs w:val="28"/>
+          <w:lang w:eastAsia="ru-RU"/>
+        </w:rPr>
+        <w:t>код</w:t>
+      </w:r>
+      <w:r>
+        <w:rPr>
+          <w:rFonts w:ascii="Times New Roman" w:eastAsia="Times New Roman" w:hAnsi="Times New Roman" w:cs="Times New Roman"/>
+          <w:sz w:val="28"/>
+          <w:szCs w:val="28"/>
+          <w:lang w:eastAsia="ru-RU"/>
+        </w:rPr>
+        <w:t xml:space="preserve"> </w:t>
+      </w:r>
+      <w:proofErr w:type="spellStart"/>
+      <w:r>
+        <w:rPr>
+          <w:rFonts w:ascii="Times New Roman" w:eastAsia="Times New Roman" w:hAnsi="Times New Roman" w:cs="Times New Roman"/>
+          <w:sz w:val="28"/>
+          <w:szCs w:val="28"/>
+          <w:lang w:eastAsia="ru-RU"/>
+        </w:rPr>
+        <w:t>мысалдары</w:t>
+      </w:r>
+      <w:proofErr w:type="spellEnd"/>
+      <w:r>
+        <w:rPr>
+          <w:rFonts w:ascii="Times New Roman" w:eastAsia="Times New Roman" w:hAnsi="Times New Roman" w:cs="Times New Roman"/>
+          <w:sz w:val="28"/>
+          <w:szCs w:val="28"/>
+          <w:lang w:eastAsia="ru-RU"/>
+        </w:rPr>
+        <w:t xml:space="preserve"> </w:t>
+      </w:r>
+      <w:proofErr w:type="spellStart"/>
+      <w:r>
+        <w:rPr>
+          <w:rFonts w:ascii="Times New Roman" w:eastAsia="Times New Roman" w:hAnsi="Times New Roman" w:cs="Times New Roman"/>
+          <w:sz w:val="28"/>
+          <w:szCs w:val="28"/>
+          <w:lang w:eastAsia="ru-RU"/>
+        </w:rPr>
+        <w:t>жүйенің</w:t>
+      </w:r>
+      <w:proofErr w:type="spellEnd"/>
+      <w:r>
+        <w:rPr>
+          <w:rFonts w:ascii="Times New Roman" w:eastAsia="Times New Roman" w:hAnsi="Times New Roman" w:cs="Times New Roman"/>
+          <w:sz w:val="28"/>
+          <w:szCs w:val="28"/>
+          <w:lang w:eastAsia="ru-RU"/>
+        </w:rPr>
+        <w:t xml:space="preserve"> </w:t>
+      </w:r>
+      <w:proofErr w:type="spellStart"/>
+      <w:r>
+        <w:rPr>
+          <w:rFonts w:ascii="Times New Roman" w:eastAsia="Times New Roman" w:hAnsi="Times New Roman" w:cs="Times New Roman"/>
+          <w:sz w:val="28"/>
+          <w:szCs w:val="28"/>
+          <w:lang w:eastAsia="ru-RU"/>
+        </w:rPr>
+        <w:t>қалай</w:t>
+      </w:r>
+      <w:proofErr w:type="spellEnd"/>
+      <w:r>
+        <w:rPr>
+          <w:rFonts w:ascii="Times New Roman" w:eastAsia="Times New Roman" w:hAnsi="Times New Roman" w:cs="Times New Roman"/>
+          <w:sz w:val="28"/>
+          <w:szCs w:val="28"/>
+          <w:lang w:eastAsia="ru-RU"/>
+        </w:rPr>
+        <w:t xml:space="preserve"> </w:t>
+      </w:r>
+      <w:proofErr w:type="spellStart"/>
+      <w:r>
+        <w:rPr>
+          <w:rFonts w:ascii="Times New Roman" w:eastAsia="Times New Roman" w:hAnsi="Times New Roman" w:cs="Times New Roman"/>
+          <w:sz w:val="28"/>
+          <w:szCs w:val="28"/>
+          <w:lang w:eastAsia="ru-RU"/>
+        </w:rPr>
+        <w:t>жұмыс</w:t>
+      </w:r>
+      <w:proofErr w:type="spellEnd"/>
+      <w:r>
+        <w:rPr>
+          <w:rFonts w:ascii="Times New Roman" w:eastAsia="Times New Roman" w:hAnsi="Times New Roman" w:cs="Times New Roman"/>
+          <w:sz w:val="28"/>
+          <w:szCs w:val="28"/>
+          <w:lang w:eastAsia="ru-RU"/>
+        </w:rPr>
+        <w:t xml:space="preserve"> </w:t>
+      </w:r>
+      <w:proofErr w:type="spellStart"/>
+      <w:r>
+        <w:rPr>
+          <w:rFonts w:ascii="Times New Roman" w:eastAsia="Times New Roman" w:hAnsi="Times New Roman" w:cs="Times New Roman"/>
+          <w:sz w:val="28"/>
+          <w:szCs w:val="28"/>
+          <w:lang w:eastAsia="ru-RU"/>
+        </w:rPr>
+        <w:t>істейтінін</w:t>
+      </w:r>
+      <w:proofErr w:type="spellEnd"/>
+      <w:r>
+        <w:rPr>
+          <w:rFonts w:ascii="Times New Roman" w:eastAsia="Times New Roman" w:hAnsi="Times New Roman" w:cs="Times New Roman"/>
+          <w:sz w:val="28"/>
+          <w:szCs w:val="28"/>
+          <w:lang w:eastAsia="ru-RU"/>
+        </w:rPr>
+        <w:t xml:space="preserve"> </w:t>
+      </w:r>
+      <w:proofErr w:type="spellStart"/>
+      <w:r>
+        <w:rPr>
+          <w:rFonts w:ascii="Times New Roman" w:eastAsia="Times New Roman" w:hAnsi="Times New Roman" w:cs="Times New Roman"/>
+          <w:sz w:val="28"/>
+          <w:szCs w:val="28"/>
+          <w:lang w:eastAsia="ru-RU"/>
+        </w:rPr>
+        <w:t>көрсетеді</w:t>
+      </w:r>
+      <w:proofErr w:type="spellEnd"/>
+      <w:r>
+        <w:rPr>
+          <w:rFonts w:ascii="Times New Roman" w:eastAsia="Times New Roman" w:hAnsi="Times New Roman" w:cs="Times New Roman"/>
+          <w:sz w:val="28"/>
+          <w:szCs w:val="28"/>
+          <w:lang w:eastAsia="ru-RU"/>
+        </w:rPr>
+        <w:t>.</w:t>
+      </w:r>
+      <w:r>
+        <w:rPr>
+          <w:rFonts w:ascii="Times New Roman" w:eastAsia="Times New Roman" w:hAnsi="Times New Roman" w:cs="Times New Roman"/>
+          <w:sz w:val="28"/>
+          <w:szCs w:val="28"/>
+          <w:lang w:eastAsia="ru-RU"/>
+        </w:rPr>
+        <w:br/>
+      </w:r>
+      <w:proofErr w:type="spellStart"/>
+      <w:r>
+        <w:rPr>
+          <w:rFonts w:ascii="Times New Roman" w:eastAsia="Times New Roman" w:hAnsi="Times New Roman" w:cs="Times New Roman"/>
+          <w:bCs/>
+          <w:sz w:val="28"/>
+          <w:szCs w:val="28"/>
+          <w:lang w:eastAsia="ru-RU"/>
+        </w:rPr>
+        <w:t>Қалай</w:t>
+      </w:r>
+      <w:proofErr w:type="spellEnd"/>
+      <w:r>
+        <w:rPr>
+          <w:rFonts w:ascii="Times New Roman" w:eastAsia="Times New Roman" w:hAnsi="Times New Roman" w:cs="Times New Roman"/>
+          <w:bCs/>
+          <w:sz w:val="28"/>
+          <w:szCs w:val="28"/>
+          <w:lang w:eastAsia="ru-RU"/>
+        </w:rPr>
+        <w:t xml:space="preserve"> </w:t>
+      </w:r>
+      <w:proofErr w:type="spellStart"/>
+      <w:r>
+        <w:rPr>
+          <w:rFonts w:ascii="Times New Roman" w:eastAsia="Times New Roman" w:hAnsi="Times New Roman" w:cs="Times New Roman"/>
+          <w:bCs/>
+          <w:sz w:val="28"/>
+          <w:szCs w:val="28"/>
+          <w:lang w:eastAsia="ru-RU"/>
+        </w:rPr>
+        <w:t>түзетіледі</w:t>
+      </w:r>
+      <w:proofErr w:type="spellEnd"/>
+      <w:r>
+        <w:rPr>
+          <w:rFonts w:ascii="Times New Roman" w:eastAsia="Times New Roman" w:hAnsi="Times New Roman" w:cs="Times New Roman"/>
+          <w:bCs/>
+          <w:sz w:val="28"/>
+          <w:szCs w:val="28"/>
+          <w:lang w:eastAsia="ru-RU"/>
+        </w:rPr>
+        <w:t>:</w:t>
+      </w:r>
+      <w:r>
+        <w:rPr>
+          <w:rFonts w:ascii="Times New Roman" w:eastAsia="Times New Roman" w:hAnsi="Times New Roman" w:cs="Times New Roman"/>
+          <w:sz w:val="28"/>
+          <w:szCs w:val="28"/>
+          <w:lang w:eastAsia="ru-RU"/>
+        </w:rPr>
+        <w:t xml:space="preserve"> </w:t>
+      </w:r>
+      <w:r>
+        <w:rPr>
+          <w:rFonts w:ascii="Times New Roman" w:eastAsia="Times New Roman" w:hAnsi="Times New Roman" w:cs="Times New Roman"/>
+          <w:sz w:val="28"/>
+          <w:szCs w:val="28"/>
           <w:lang w:val="en-US" w:eastAsia="ru-RU"/>
         </w:rPr>
-      </w:pPr>
-      <w:r>
-        <w:rPr>
-          <w:rFonts w:ascii="Times New Roman" w:eastAsia="Times New Roman" w:hAnsi="Times New Roman" w:cs="Times New Roman"/>
-          <w:bCs/>
-          <w:sz w:val="28"/>
-          <w:szCs w:val="28"/>
-          <w:lang w:eastAsia="ru-RU"/>
-        </w:rPr>
-        <w:t>Неге</w:t>
-      </w:r>
-      <w:r>
-        <w:rPr>
-          <w:rFonts w:ascii="Times New Roman" w:eastAsia="Times New Roman" w:hAnsi="Times New Roman" w:cs="Times New Roman"/>
-          <w:bCs/>
+        <w:t>React</w:t>
+      </w:r>
+      <w:r>
+        <w:rPr>
+          <w:rFonts w:ascii="Times New Roman" w:eastAsia="Times New Roman" w:hAnsi="Times New Roman" w:cs="Times New Roman"/>
+          <w:sz w:val="28"/>
+          <w:szCs w:val="28"/>
+          <w:lang w:eastAsia="ru-RU"/>
+        </w:rPr>
+        <w:t xml:space="preserve"> </w:t>
+      </w:r>
+      <w:proofErr w:type="spellStart"/>
+      <w:r>
+        <w:rPr>
+          <w:rFonts w:ascii="Times New Roman" w:eastAsia="Times New Roman" w:hAnsi="Times New Roman" w:cs="Times New Roman"/>
+          <w:sz w:val="28"/>
+          <w:szCs w:val="28"/>
+          <w:lang w:eastAsia="ru-RU"/>
+        </w:rPr>
+        <w:t>компоненттері</w:t>
+      </w:r>
+      <w:proofErr w:type="spellEnd"/>
+      <w:r>
+        <w:rPr>
+          <w:rFonts w:ascii="Times New Roman" w:eastAsia="Times New Roman" w:hAnsi="Times New Roman" w:cs="Times New Roman"/>
+          <w:sz w:val="28"/>
+          <w:szCs w:val="28"/>
+          <w:lang w:eastAsia="ru-RU"/>
+        </w:rPr>
+        <w:t xml:space="preserve"> </w:t>
+      </w:r>
+      <w:proofErr w:type="spellStart"/>
+      <w:r>
+        <w:rPr>
+          <w:rFonts w:ascii="Times New Roman" w:eastAsia="Times New Roman" w:hAnsi="Times New Roman" w:cs="Times New Roman"/>
+          <w:sz w:val="28"/>
+          <w:szCs w:val="28"/>
+          <w:lang w:eastAsia="ru-RU"/>
+        </w:rPr>
+        <w:t>және</w:t>
+      </w:r>
+      <w:proofErr w:type="spellEnd"/>
+      <w:r>
+        <w:rPr>
+          <w:rFonts w:ascii="Times New Roman" w:eastAsia="Times New Roman" w:hAnsi="Times New Roman" w:cs="Times New Roman"/>
+          <w:sz w:val="28"/>
+          <w:szCs w:val="28"/>
+          <w:lang w:eastAsia="ru-RU"/>
+        </w:rPr>
+        <w:t xml:space="preserve"> </w:t>
+      </w:r>
+      <w:r>
+        <w:rPr>
+          <w:rFonts w:ascii="Times New Roman" w:eastAsia="Times New Roman" w:hAnsi="Times New Roman" w:cs="Times New Roman"/>
           <w:sz w:val="28"/>
           <w:szCs w:val="28"/>
           <w:lang w:val="en-US" w:eastAsia="ru-RU"/>
         </w:rPr>
-        <w:t xml:space="preserve"> </w:t>
-      </w:r>
-      <w:proofErr w:type="spellStart"/>
-      <w:r>
-        <w:rPr>
-          <w:rFonts w:ascii="Times New Roman" w:eastAsia="Times New Roman" w:hAnsi="Times New Roman" w:cs="Times New Roman"/>
-          <w:bCs/>
-          <w:sz w:val="28"/>
-          <w:szCs w:val="28"/>
-          <w:lang w:eastAsia="ru-RU"/>
-        </w:rPr>
-        <w:t>маңызды</w:t>
-      </w:r>
-      <w:proofErr w:type="spellEnd"/>
-      <w:r>
-        <w:rPr>
-          <w:rFonts w:ascii="Times New Roman" w:eastAsia="Times New Roman" w:hAnsi="Times New Roman" w:cs="Times New Roman"/>
-          <w:bCs/>
+        <w:t>Node</w:t>
+      </w:r>
+      <w:r>
+        <w:rPr>
+          <w:rFonts w:ascii="Times New Roman" w:eastAsia="Times New Roman" w:hAnsi="Times New Roman" w:cs="Times New Roman"/>
+          <w:sz w:val="28"/>
+          <w:szCs w:val="28"/>
+          <w:lang w:eastAsia="ru-RU"/>
+        </w:rPr>
+        <w:t>.</w:t>
+      </w:r>
+      <w:proofErr w:type="spellStart"/>
+      <w:r>
+        <w:rPr>
+          <w:rFonts w:ascii="Times New Roman" w:eastAsia="Times New Roman" w:hAnsi="Times New Roman" w:cs="Times New Roman"/>
           <w:sz w:val="28"/>
           <w:szCs w:val="28"/>
           <w:lang w:val="en-US" w:eastAsia="ru-RU"/>
         </w:rPr>
+        <w:t>js</w:t>
+      </w:r>
+      <w:proofErr w:type="spellEnd"/>
+      <w:r>
+        <w:rPr>
+          <w:rFonts w:ascii="Times New Roman" w:eastAsia="Times New Roman" w:hAnsi="Times New Roman" w:cs="Times New Roman"/>
+          <w:sz w:val="28"/>
+          <w:szCs w:val="28"/>
+          <w:lang w:eastAsia="ru-RU"/>
+        </w:rPr>
+        <w:t xml:space="preserve"> </w:t>
+      </w:r>
+      <w:proofErr w:type="spellStart"/>
+      <w:r>
+        <w:rPr>
+          <w:rFonts w:ascii="Times New Roman" w:eastAsia="Times New Roman" w:hAnsi="Times New Roman" w:cs="Times New Roman"/>
+          <w:sz w:val="28"/>
+          <w:szCs w:val="28"/>
+          <w:lang w:eastAsia="ru-RU"/>
+        </w:rPr>
+        <w:t>серверлік</w:t>
+      </w:r>
+      <w:proofErr w:type="spellEnd"/>
+      <w:r>
+        <w:rPr>
+          <w:rFonts w:ascii="Times New Roman" w:eastAsia="Times New Roman" w:hAnsi="Times New Roman" w:cs="Times New Roman"/>
+          <w:sz w:val="28"/>
+          <w:szCs w:val="28"/>
+          <w:lang w:eastAsia="ru-RU"/>
+        </w:rPr>
+        <w:t xml:space="preserve"> </w:t>
+      </w:r>
+      <w:proofErr w:type="spellStart"/>
+      <w:r>
+        <w:rPr>
+          <w:rFonts w:ascii="Times New Roman" w:eastAsia="Times New Roman" w:hAnsi="Times New Roman" w:cs="Times New Roman"/>
+          <w:sz w:val="28"/>
+          <w:szCs w:val="28"/>
+          <w:lang w:eastAsia="ru-RU"/>
+        </w:rPr>
+        <w:t>кодынан</w:t>
+      </w:r>
+      <w:proofErr w:type="spellEnd"/>
+      <w:r>
+        <w:rPr>
+          <w:rFonts w:ascii="Times New Roman" w:eastAsia="Times New Roman" w:hAnsi="Times New Roman" w:cs="Times New Roman"/>
+          <w:sz w:val="28"/>
+          <w:szCs w:val="28"/>
+          <w:lang w:eastAsia="ru-RU"/>
+        </w:rPr>
+        <w:t xml:space="preserve"> </w:t>
+      </w:r>
+      <w:proofErr w:type="spellStart"/>
+      <w:r>
+        <w:rPr>
+          <w:rFonts w:ascii="Times New Roman" w:eastAsia="Times New Roman" w:hAnsi="Times New Roman" w:cs="Times New Roman"/>
+          <w:sz w:val="28"/>
+          <w:szCs w:val="28"/>
+          <w:lang w:eastAsia="ru-RU"/>
+        </w:rPr>
+        <w:t>мысалдар</w:t>
+      </w:r>
+      <w:proofErr w:type="spellEnd"/>
+      <w:r>
+        <w:rPr>
+          <w:rFonts w:ascii="Times New Roman" w:eastAsia="Times New Roman" w:hAnsi="Times New Roman" w:cs="Times New Roman"/>
+          <w:sz w:val="28"/>
+          <w:szCs w:val="28"/>
+          <w:lang w:eastAsia="ru-RU"/>
+        </w:rPr>
+        <w:t xml:space="preserve"> </w:t>
+      </w:r>
+      <w:proofErr w:type="spellStart"/>
+      <w:r>
+        <w:rPr>
+          <w:rFonts w:ascii="Times New Roman" w:eastAsia="Times New Roman" w:hAnsi="Times New Roman" w:cs="Times New Roman"/>
+          <w:sz w:val="28"/>
+          <w:szCs w:val="28"/>
+          <w:lang w:eastAsia="ru-RU"/>
+        </w:rPr>
+        <w:t>қосылады</w:t>
+      </w:r>
+      <w:proofErr w:type="spellEnd"/>
+      <w:r>
+        <w:rPr>
+          <w:rFonts w:ascii="Times New Roman" w:eastAsia="Times New Roman" w:hAnsi="Times New Roman" w:cs="Times New Roman"/>
+          <w:sz w:val="28"/>
+          <w:szCs w:val="28"/>
+          <w:lang w:eastAsia="ru-RU"/>
+        </w:rPr>
+        <w:t>.</w:t>
+      </w:r>
+      <w:r>
+        <w:rPr>
+          <w:rFonts w:ascii="Times New Roman" w:eastAsia="Times New Roman" w:hAnsi="Times New Roman" w:cs="Times New Roman"/>
+          <w:sz w:val="28"/>
+          <w:szCs w:val="28"/>
+          <w:lang w:eastAsia="ru-RU"/>
+        </w:rPr>
+        <w:br/>
+      </w:r>
+      <w:proofErr w:type="spellStart"/>
+      <w:r>
+        <w:rPr>
+          <w:rFonts w:ascii="Times New Roman" w:eastAsia="Times New Roman" w:hAnsi="Times New Roman" w:cs="Times New Roman"/>
+          <w:bCs/>
+          <w:sz w:val="28"/>
+          <w:szCs w:val="28"/>
+          <w:lang w:eastAsia="ru-RU"/>
+        </w:rPr>
+        <w:t>Қай</w:t>
+      </w:r>
+      <w:proofErr w:type="spellEnd"/>
+      <w:r>
+        <w:rPr>
+          <w:rFonts w:ascii="Times New Roman" w:eastAsia="Times New Roman" w:hAnsi="Times New Roman" w:cs="Times New Roman"/>
+          <w:bCs/>
+          <w:sz w:val="28"/>
+          <w:szCs w:val="28"/>
+          <w:lang w:eastAsia="ru-RU"/>
+        </w:rPr>
+        <w:t xml:space="preserve"> </w:t>
+      </w:r>
+      <w:proofErr w:type="spellStart"/>
+      <w:r>
+        <w:rPr>
+          <w:rFonts w:ascii="Times New Roman" w:eastAsia="Times New Roman" w:hAnsi="Times New Roman" w:cs="Times New Roman"/>
+          <w:bCs/>
+          <w:sz w:val="28"/>
+          <w:szCs w:val="28"/>
+          <w:lang w:eastAsia="ru-RU"/>
+        </w:rPr>
+        <w:t>бөлімге</w:t>
+      </w:r>
+      <w:proofErr w:type="spellEnd"/>
+      <w:r>
+        <w:rPr>
+          <w:rFonts w:ascii="Times New Roman" w:eastAsia="Times New Roman" w:hAnsi="Times New Roman" w:cs="Times New Roman"/>
+          <w:bCs/>
+          <w:sz w:val="28"/>
+          <w:szCs w:val="28"/>
+          <w:lang w:eastAsia="ru-RU"/>
+        </w:rPr>
+        <w:t xml:space="preserve"> </w:t>
+      </w:r>
+      <w:proofErr w:type="spellStart"/>
+      <w:r>
+        <w:rPr>
+          <w:rFonts w:ascii="Times New Roman" w:eastAsia="Times New Roman" w:hAnsi="Times New Roman" w:cs="Times New Roman"/>
+          <w:bCs/>
+          <w:sz w:val="28"/>
+          <w:szCs w:val="28"/>
+          <w:lang w:eastAsia="ru-RU"/>
+        </w:rPr>
+        <w:t>әсер</w:t>
+      </w:r>
+      <w:proofErr w:type="spellEnd"/>
+      <w:r>
+        <w:rPr>
+          <w:rFonts w:ascii="Times New Roman" w:eastAsia="Times New Roman" w:hAnsi="Times New Roman" w:cs="Times New Roman"/>
+          <w:bCs/>
+          <w:sz w:val="28"/>
+          <w:szCs w:val="28"/>
+          <w:lang w:eastAsia="ru-RU"/>
+        </w:rPr>
+        <w:t xml:space="preserve"> </w:t>
+      </w:r>
+      <w:proofErr w:type="spellStart"/>
+      <w:r>
+        <w:rPr>
+          <w:rFonts w:ascii="Times New Roman" w:eastAsia="Times New Roman" w:hAnsi="Times New Roman" w:cs="Times New Roman"/>
+          <w:bCs/>
+          <w:sz w:val="28"/>
+          <w:szCs w:val="28"/>
+          <w:lang w:eastAsia="ru-RU"/>
+        </w:rPr>
+        <w:t>етеді</w:t>
+      </w:r>
+      <w:proofErr w:type="spellEnd"/>
+      <w:r>
+        <w:rPr>
+          <w:rFonts w:ascii="Times New Roman" w:eastAsia="Times New Roman" w:hAnsi="Times New Roman" w:cs="Times New Roman"/>
+          <w:bCs/>
+          <w:sz w:val="28"/>
+          <w:szCs w:val="28"/>
+          <w:lang w:eastAsia="ru-RU"/>
+        </w:rPr>
         <w:t>:</w:t>
       </w:r>
       <w:r>
@@ -6105,495 +6556,27 @@
           <w:rFonts w:ascii="Times New Roman" w:eastAsia="Times New Roman" w:hAnsi="Times New Roman" w:cs="Times New Roman"/>
           <w:sz w:val="28"/>
           <w:szCs w:val="28"/>
+          <w:lang w:eastAsia="ru-RU"/>
+        </w:rPr>
+        <w:t xml:space="preserve"> </w:t>
+      </w:r>
+      <w:r>
+        <w:rPr>
+          <w:rFonts w:ascii="Times New Roman" w:eastAsia="Times New Roman" w:hAnsi="Times New Roman" w:cs="Times New Roman"/>
+          <w:sz w:val="28"/>
+          <w:szCs w:val="28"/>
           <w:lang w:val="en-US" w:eastAsia="ru-RU"/>
         </w:rPr>
-        <w:t xml:space="preserve"> </w:t>
-      </w:r>
-      <w:proofErr w:type="spellStart"/>
-      <w:r>
-        <w:rPr>
-          <w:rFonts w:ascii="Times New Roman" w:eastAsia="Times New Roman" w:hAnsi="Times New Roman" w:cs="Times New Roman"/>
-          <w:sz w:val="28"/>
-          <w:szCs w:val="28"/>
-          <w:lang w:eastAsia="ru-RU"/>
-        </w:rPr>
-        <w:t>техникалық</w:t>
-      </w:r>
-      <w:proofErr w:type="spellEnd"/>
-      <w:r>
-        <w:rPr>
-          <w:rFonts w:ascii="Times New Roman" w:eastAsia="Times New Roman" w:hAnsi="Times New Roman" w:cs="Times New Roman"/>
-          <w:sz w:val="28"/>
-          <w:szCs w:val="28"/>
-          <w:lang w:val="en-US" w:eastAsia="ru-RU"/>
-        </w:rPr>
-        <w:t xml:space="preserve"> </w:t>
-      </w:r>
-      <w:proofErr w:type="spellStart"/>
-      <w:r>
-        <w:rPr>
-          <w:rFonts w:ascii="Times New Roman" w:eastAsia="Times New Roman" w:hAnsi="Times New Roman" w:cs="Times New Roman"/>
-          <w:sz w:val="28"/>
-          <w:szCs w:val="28"/>
-          <w:lang w:eastAsia="ru-RU"/>
-        </w:rPr>
-        <w:t>жобада</w:t>
-      </w:r>
-      <w:proofErr w:type="spellEnd"/>
-      <w:r>
-        <w:rPr>
-          <w:rFonts w:ascii="Times New Roman" w:eastAsia="Times New Roman" w:hAnsi="Times New Roman" w:cs="Times New Roman"/>
-          <w:sz w:val="28"/>
-          <w:szCs w:val="28"/>
-          <w:lang w:val="en-US" w:eastAsia="ru-RU"/>
-        </w:rPr>
-        <w:t xml:space="preserve"> </w:t>
-      </w:r>
-      <w:proofErr w:type="spellStart"/>
-      <w:r>
-        <w:rPr>
-          <w:rFonts w:ascii="Times New Roman" w:eastAsia="Times New Roman" w:hAnsi="Times New Roman" w:cs="Times New Roman"/>
-          <w:sz w:val="28"/>
-          <w:szCs w:val="28"/>
-          <w:lang w:eastAsia="ru-RU"/>
-        </w:rPr>
-        <w:t>бағдарламалық</w:t>
-      </w:r>
-      <w:proofErr w:type="spellEnd"/>
-      <w:r>
-        <w:rPr>
-          <w:rFonts w:ascii="Times New Roman" w:eastAsia="Times New Roman" w:hAnsi="Times New Roman" w:cs="Times New Roman"/>
-          <w:sz w:val="28"/>
-          <w:szCs w:val="28"/>
-          <w:lang w:val="en-US" w:eastAsia="ru-RU"/>
-        </w:rPr>
-        <w:t xml:space="preserve"> </w:t>
-      </w:r>
-      <w:r>
-        <w:rPr>
-          <w:rFonts w:ascii="Times New Roman" w:eastAsia="Times New Roman" w:hAnsi="Times New Roman" w:cs="Times New Roman"/>
-          <w:sz w:val="28"/>
-          <w:szCs w:val="28"/>
-          <w:lang w:eastAsia="ru-RU"/>
-        </w:rPr>
-        <w:t>код</w:t>
-      </w:r>
-      <w:r>
-        <w:rPr>
-          <w:rFonts w:ascii="Times New Roman" w:eastAsia="Times New Roman" w:hAnsi="Times New Roman" w:cs="Times New Roman"/>
-          <w:sz w:val="28"/>
-          <w:szCs w:val="28"/>
-          <w:lang w:val="en-US" w:eastAsia="ru-RU"/>
-        </w:rPr>
-        <w:t xml:space="preserve"> </w:t>
-      </w:r>
-      <w:proofErr w:type="spellStart"/>
-      <w:r>
-        <w:rPr>
-          <w:rFonts w:ascii="Times New Roman" w:eastAsia="Times New Roman" w:hAnsi="Times New Roman" w:cs="Times New Roman"/>
-          <w:sz w:val="28"/>
-          <w:szCs w:val="28"/>
-          <w:lang w:eastAsia="ru-RU"/>
-        </w:rPr>
-        <w:t>мысалдары</w:t>
-      </w:r>
-      <w:proofErr w:type="spellEnd"/>
-      <w:r>
-        <w:rPr>
-          <w:rFonts w:ascii="Times New Roman" w:eastAsia="Times New Roman" w:hAnsi="Times New Roman" w:cs="Times New Roman"/>
-          <w:sz w:val="28"/>
-          <w:szCs w:val="28"/>
-          <w:lang w:val="en-US" w:eastAsia="ru-RU"/>
-        </w:rPr>
-        <w:t xml:space="preserve"> </w:t>
-      </w:r>
-      <w:proofErr w:type="spellStart"/>
-      <w:r>
-        <w:rPr>
-          <w:rFonts w:ascii="Times New Roman" w:eastAsia="Times New Roman" w:hAnsi="Times New Roman" w:cs="Times New Roman"/>
-          <w:sz w:val="28"/>
-          <w:szCs w:val="28"/>
-          <w:lang w:eastAsia="ru-RU"/>
-        </w:rPr>
-        <w:t>жүйенің</w:t>
-      </w:r>
-      <w:proofErr w:type="spellEnd"/>
-      <w:r>
-        <w:rPr>
-          <w:rFonts w:ascii="Times New Roman" w:eastAsia="Times New Roman" w:hAnsi="Times New Roman" w:cs="Times New Roman"/>
-          <w:sz w:val="28"/>
-          <w:szCs w:val="28"/>
-          <w:lang w:val="en-US" w:eastAsia="ru-RU"/>
-        </w:rPr>
-        <w:t xml:space="preserve"> </w:t>
-      </w:r>
-      <w:proofErr w:type="spellStart"/>
-      <w:r>
-        <w:rPr>
-          <w:rFonts w:ascii="Times New Roman" w:eastAsia="Times New Roman" w:hAnsi="Times New Roman" w:cs="Times New Roman"/>
-          <w:sz w:val="28"/>
-          <w:szCs w:val="28"/>
-          <w:lang w:eastAsia="ru-RU"/>
-        </w:rPr>
-        <w:t>қалай</w:t>
-      </w:r>
-      <w:proofErr w:type="spellEnd"/>
-      <w:r>
-        <w:rPr>
-          <w:rFonts w:ascii="Times New Roman" w:eastAsia="Times New Roman" w:hAnsi="Times New Roman" w:cs="Times New Roman"/>
-          <w:sz w:val="28"/>
-          <w:szCs w:val="28"/>
-          <w:lang w:val="en-US" w:eastAsia="ru-RU"/>
-        </w:rPr>
-        <w:t xml:space="preserve"> </w:t>
-      </w:r>
-      <w:proofErr w:type="spellStart"/>
-      <w:r>
-        <w:rPr>
-          <w:rFonts w:ascii="Times New Roman" w:eastAsia="Times New Roman" w:hAnsi="Times New Roman" w:cs="Times New Roman"/>
-          <w:sz w:val="28"/>
-          <w:szCs w:val="28"/>
-          <w:lang w:eastAsia="ru-RU"/>
-        </w:rPr>
-        <w:t>жұмыс</w:t>
-      </w:r>
-      <w:proofErr w:type="spellEnd"/>
-      <w:r>
-        <w:rPr>
-          <w:rFonts w:ascii="Times New Roman" w:eastAsia="Times New Roman" w:hAnsi="Times New Roman" w:cs="Times New Roman"/>
-          <w:sz w:val="28"/>
-          <w:szCs w:val="28"/>
-          <w:lang w:val="en-US" w:eastAsia="ru-RU"/>
-        </w:rPr>
-        <w:t xml:space="preserve"> </w:t>
-      </w:r>
-      <w:proofErr w:type="spellStart"/>
-      <w:r>
-        <w:rPr>
-          <w:rFonts w:ascii="Times New Roman" w:eastAsia="Times New Roman" w:hAnsi="Times New Roman" w:cs="Times New Roman"/>
-          <w:sz w:val="28"/>
-          <w:szCs w:val="28"/>
-          <w:lang w:eastAsia="ru-RU"/>
-        </w:rPr>
-        <w:t>істейтінін</w:t>
-      </w:r>
-      <w:proofErr w:type="spellEnd"/>
-      <w:r>
-        <w:rPr>
-          <w:rFonts w:ascii="Times New Roman" w:eastAsia="Times New Roman" w:hAnsi="Times New Roman" w:cs="Times New Roman"/>
-          <w:sz w:val="28"/>
-          <w:szCs w:val="28"/>
-          <w:lang w:val="en-US" w:eastAsia="ru-RU"/>
-        </w:rPr>
-        <w:t xml:space="preserve"> </w:t>
-      </w:r>
-      <w:proofErr w:type="spellStart"/>
-      <w:r>
-        <w:rPr>
-          <w:rFonts w:ascii="Times New Roman" w:eastAsia="Times New Roman" w:hAnsi="Times New Roman" w:cs="Times New Roman"/>
-          <w:sz w:val="28"/>
-          <w:szCs w:val="28"/>
-          <w:lang w:eastAsia="ru-RU"/>
-        </w:rPr>
-        <w:t>көрсетеді</w:t>
-      </w:r>
-      <w:proofErr w:type="spellEnd"/>
-      <w:r>
-        <w:rPr>
-          <w:rFonts w:ascii="Times New Roman" w:eastAsia="Times New Roman" w:hAnsi="Times New Roman" w:cs="Times New Roman"/>
-          <w:sz w:val="28"/>
-          <w:szCs w:val="28"/>
-          <w:lang w:val="en-US" w:eastAsia="ru-RU"/>
-        </w:rPr>
-        <w:t>.</w:t>
-      </w:r>
-      <w:r>
-        <w:rPr>
-          <w:rFonts w:ascii="Times New Roman" w:eastAsia="Times New Roman" w:hAnsi="Times New Roman" w:cs="Times New Roman"/>
-          <w:sz w:val="28"/>
-          <w:szCs w:val="28"/>
-          <w:lang w:val="en-US" w:eastAsia="ru-RU"/>
-        </w:rPr>
-        <w:br/>
-      </w:r>
-      <w:proofErr w:type="spellStart"/>
-      <w:r>
-        <w:rPr>
-          <w:rFonts w:ascii="Times New Roman" w:eastAsia="Times New Roman" w:hAnsi="Times New Roman" w:cs="Times New Roman"/>
-          <w:bCs/>
-          <w:sz w:val="28"/>
-          <w:szCs w:val="28"/>
-          <w:lang w:eastAsia="ru-RU"/>
-        </w:rPr>
-        <w:t>Қалай</w:t>
-      </w:r>
-      <w:proofErr w:type="spellEnd"/>
-      <w:r>
-        <w:rPr>
-          <w:rFonts w:ascii="Times New Roman" w:eastAsia="Times New Roman" w:hAnsi="Times New Roman" w:cs="Times New Roman"/>
-          <w:bCs/>
-          <w:sz w:val="28"/>
-          <w:szCs w:val="28"/>
-          <w:lang w:val="en-US" w:eastAsia="ru-RU"/>
-        </w:rPr>
-        <w:t xml:space="preserve"> </w:t>
-      </w:r>
-      <w:proofErr w:type="spellStart"/>
-      <w:r>
-        <w:rPr>
-          <w:rFonts w:ascii="Times New Roman" w:eastAsia="Times New Roman" w:hAnsi="Times New Roman" w:cs="Times New Roman"/>
-          <w:bCs/>
-          <w:sz w:val="28"/>
-          <w:szCs w:val="28"/>
-          <w:lang w:eastAsia="ru-RU"/>
-        </w:rPr>
-        <w:t>түзетіледі</w:t>
-      </w:r>
-      <w:proofErr w:type="spellEnd"/>
-      <w:r>
-        <w:rPr>
-          <w:rFonts w:ascii="Times New Roman" w:eastAsia="Times New Roman" w:hAnsi="Times New Roman" w:cs="Times New Roman"/>
-          <w:bCs/>
-          <w:sz w:val="28"/>
-          <w:szCs w:val="28"/>
-          <w:lang w:val="en-US" w:eastAsia="ru-RU"/>
-        </w:rPr>
-        <w:t>:</w:t>
-      </w:r>
-      <w:r>
-        <w:rPr>
-          <w:rFonts w:ascii="Times New Roman" w:eastAsia="Times New Roman" w:hAnsi="Times New Roman" w:cs="Times New Roman"/>
-          <w:sz w:val="28"/>
-          <w:szCs w:val="28"/>
-          <w:lang w:val="en-US" w:eastAsia="ru-RU"/>
-        </w:rPr>
-        <w:t xml:space="preserve"> React </w:t>
-      </w:r>
-      <w:proofErr w:type="spellStart"/>
-      <w:r>
-        <w:rPr>
-          <w:rFonts w:ascii="Times New Roman" w:eastAsia="Times New Roman" w:hAnsi="Times New Roman" w:cs="Times New Roman"/>
-          <w:sz w:val="28"/>
-          <w:szCs w:val="28"/>
-          <w:lang w:eastAsia="ru-RU"/>
-        </w:rPr>
-        <w:t>компоненттері</w:t>
-      </w:r>
-      <w:proofErr w:type="spellEnd"/>
-      <w:r>
-        <w:rPr>
-          <w:rFonts w:ascii="Times New Roman" w:eastAsia="Times New Roman" w:hAnsi="Times New Roman" w:cs="Times New Roman"/>
-          <w:sz w:val="28"/>
-          <w:szCs w:val="28"/>
-          <w:lang w:val="en-US" w:eastAsia="ru-RU"/>
-        </w:rPr>
-        <w:t xml:space="preserve"> </w:t>
-      </w:r>
-      <w:proofErr w:type="spellStart"/>
-      <w:r>
-        <w:rPr>
-          <w:rFonts w:ascii="Times New Roman" w:eastAsia="Times New Roman" w:hAnsi="Times New Roman" w:cs="Times New Roman"/>
-          <w:sz w:val="28"/>
-          <w:szCs w:val="28"/>
-          <w:lang w:eastAsia="ru-RU"/>
-        </w:rPr>
-        <w:t>және</w:t>
-      </w:r>
-      <w:proofErr w:type="spellEnd"/>
-      <w:r>
-        <w:rPr>
-          <w:rFonts w:ascii="Times New Roman" w:eastAsia="Times New Roman" w:hAnsi="Times New Roman" w:cs="Times New Roman"/>
-          <w:sz w:val="28"/>
-          <w:szCs w:val="28"/>
-          <w:lang w:val="en-US" w:eastAsia="ru-RU"/>
-        </w:rPr>
-        <w:t xml:space="preserve"> Node.js </w:t>
-      </w:r>
-      <w:proofErr w:type="spellStart"/>
-      <w:r>
-        <w:rPr>
-          <w:rFonts w:ascii="Times New Roman" w:eastAsia="Times New Roman" w:hAnsi="Times New Roman" w:cs="Times New Roman"/>
-          <w:sz w:val="28"/>
-          <w:szCs w:val="28"/>
-          <w:lang w:eastAsia="ru-RU"/>
-        </w:rPr>
-        <w:t>серверлік</w:t>
-      </w:r>
-      <w:proofErr w:type="spellEnd"/>
-      <w:r>
-        <w:rPr>
-          <w:rFonts w:ascii="Times New Roman" w:eastAsia="Times New Roman" w:hAnsi="Times New Roman" w:cs="Times New Roman"/>
-          <w:sz w:val="28"/>
-          <w:szCs w:val="28"/>
-          <w:lang w:val="en-US" w:eastAsia="ru-RU"/>
-        </w:rPr>
-        <w:t xml:space="preserve"> </w:t>
-      </w:r>
-      <w:proofErr w:type="spellStart"/>
-      <w:r>
-        <w:rPr>
-          <w:rFonts w:ascii="Times New Roman" w:eastAsia="Times New Roman" w:hAnsi="Times New Roman" w:cs="Times New Roman"/>
-          <w:sz w:val="28"/>
-          <w:szCs w:val="28"/>
-          <w:lang w:eastAsia="ru-RU"/>
-        </w:rPr>
-        <w:t>кодынан</w:t>
-      </w:r>
-      <w:proofErr w:type="spellEnd"/>
-      <w:r>
-        <w:rPr>
-          <w:rFonts w:ascii="Times New Roman" w:eastAsia="Times New Roman" w:hAnsi="Times New Roman" w:cs="Times New Roman"/>
-          <w:sz w:val="28"/>
-          <w:szCs w:val="28"/>
-          <w:lang w:val="en-US" w:eastAsia="ru-RU"/>
-        </w:rPr>
-        <w:t xml:space="preserve"> </w:t>
-      </w:r>
-      <w:proofErr w:type="spellStart"/>
-      <w:r>
-        <w:rPr>
-          <w:rFonts w:ascii="Times New Roman" w:eastAsia="Times New Roman" w:hAnsi="Times New Roman" w:cs="Times New Roman"/>
-          <w:sz w:val="28"/>
-          <w:szCs w:val="28"/>
-          <w:lang w:eastAsia="ru-RU"/>
-        </w:rPr>
-        <w:t>мысалдар</w:t>
-      </w:r>
-      <w:proofErr w:type="spellEnd"/>
-      <w:r>
-        <w:rPr>
-          <w:rFonts w:ascii="Times New Roman" w:eastAsia="Times New Roman" w:hAnsi="Times New Roman" w:cs="Times New Roman"/>
-          <w:sz w:val="28"/>
-          <w:szCs w:val="28"/>
-          <w:lang w:val="en-US" w:eastAsia="ru-RU"/>
-        </w:rPr>
-        <w:t xml:space="preserve"> </w:t>
-      </w:r>
-      <w:proofErr w:type="spellStart"/>
-      <w:r>
-        <w:rPr>
-          <w:rFonts w:ascii="Times New Roman" w:eastAsia="Times New Roman" w:hAnsi="Times New Roman" w:cs="Times New Roman"/>
-          <w:sz w:val="28"/>
-          <w:szCs w:val="28"/>
-          <w:lang w:eastAsia="ru-RU"/>
-        </w:rPr>
-        <w:t>қосылады</w:t>
-      </w:r>
-      <w:proofErr w:type="spellEnd"/>
-      <w:r>
-        <w:rPr>
-          <w:rFonts w:ascii="Times New Roman" w:eastAsia="Times New Roman" w:hAnsi="Times New Roman" w:cs="Times New Roman"/>
-          <w:sz w:val="28"/>
-          <w:szCs w:val="28"/>
-          <w:lang w:val="en-US" w:eastAsia="ru-RU"/>
-        </w:rPr>
-        <w:t>.</w:t>
-      </w:r>
-      <w:r>
-        <w:rPr>
-          <w:rFonts w:ascii="Times New Roman" w:eastAsia="Times New Roman" w:hAnsi="Times New Roman" w:cs="Times New Roman"/>
-          <w:sz w:val="28"/>
-          <w:szCs w:val="28"/>
-          <w:lang w:val="en-US" w:eastAsia="ru-RU"/>
-        </w:rPr>
-        <w:br/>
-      </w:r>
-      <w:proofErr w:type="spellStart"/>
-      <w:r>
-        <w:rPr>
-          <w:rFonts w:ascii="Times New Roman" w:eastAsia="Times New Roman" w:hAnsi="Times New Roman" w:cs="Times New Roman"/>
-          <w:bCs/>
-          <w:sz w:val="28"/>
-          <w:szCs w:val="28"/>
-          <w:lang w:eastAsia="ru-RU"/>
-        </w:rPr>
-        <w:t>Қай</w:t>
-      </w:r>
-      <w:proofErr w:type="spellEnd"/>
-      <w:r>
-        <w:rPr>
-          <w:rFonts w:ascii="Times New Roman" w:eastAsia="Times New Roman" w:hAnsi="Times New Roman" w:cs="Times New Roman"/>
-          <w:bCs/>
-          <w:sz w:val="28"/>
-          <w:szCs w:val="28"/>
-          <w:lang w:val="en-US" w:eastAsia="ru-RU"/>
-        </w:rPr>
-        <w:t xml:space="preserve"> </w:t>
-      </w:r>
-      <w:proofErr w:type="spellStart"/>
-      <w:r>
-        <w:rPr>
-          <w:rFonts w:ascii="Times New Roman" w:eastAsia="Times New Roman" w:hAnsi="Times New Roman" w:cs="Times New Roman"/>
-          <w:bCs/>
-          <w:sz w:val="28"/>
-          <w:szCs w:val="28"/>
-          <w:lang w:eastAsia="ru-RU"/>
-        </w:rPr>
-        <w:t>бөлімге</w:t>
-      </w:r>
-      <w:proofErr w:type="spellEnd"/>
-      <w:r>
-        <w:rPr>
-          <w:rFonts w:ascii="Times New Roman" w:eastAsia="Times New Roman" w:hAnsi="Times New Roman" w:cs="Times New Roman"/>
-          <w:bCs/>
-          <w:sz w:val="28"/>
-          <w:szCs w:val="28"/>
-          <w:lang w:val="en-US" w:eastAsia="ru-RU"/>
-        </w:rPr>
-        <w:t xml:space="preserve"> </w:t>
-      </w:r>
-      <w:proofErr w:type="spellStart"/>
-      <w:r>
-        <w:rPr>
-          <w:rFonts w:ascii="Times New Roman" w:eastAsia="Times New Roman" w:hAnsi="Times New Roman" w:cs="Times New Roman"/>
-          <w:bCs/>
-          <w:sz w:val="28"/>
-          <w:szCs w:val="28"/>
-          <w:lang w:eastAsia="ru-RU"/>
-        </w:rPr>
-        <w:t>әсер</w:t>
-      </w:r>
-      <w:proofErr w:type="spellEnd"/>
-      <w:r>
-        <w:rPr>
-          <w:rFonts w:ascii="Times New Roman" w:eastAsia="Times New Roman" w:hAnsi="Times New Roman" w:cs="Times New Roman"/>
-          <w:bCs/>
-          <w:sz w:val="28"/>
-          <w:szCs w:val="28"/>
-          <w:lang w:val="en-US" w:eastAsia="ru-RU"/>
-        </w:rPr>
-        <w:t xml:space="preserve"> </w:t>
-      </w:r>
-      <w:proofErr w:type="spellStart"/>
-      <w:r>
-        <w:rPr>
-          <w:rFonts w:ascii="Times New Roman" w:eastAsia="Times New Roman" w:hAnsi="Times New Roman" w:cs="Times New Roman"/>
-          <w:bCs/>
-          <w:sz w:val="28"/>
-          <w:szCs w:val="28"/>
-          <w:lang w:eastAsia="ru-RU"/>
-        </w:rPr>
-        <w:t>етеді</w:t>
-      </w:r>
-      <w:proofErr w:type="spellEnd"/>
-      <w:r>
-        <w:rPr>
-          <w:rFonts w:ascii="Times New Roman" w:eastAsia="Times New Roman" w:hAnsi="Times New Roman" w:cs="Times New Roman"/>
-          <w:bCs/>
-          <w:sz w:val="28"/>
-          <w:szCs w:val="28"/>
-          <w:lang w:val="en-US" w:eastAsia="ru-RU"/>
-        </w:rPr>
-        <w:t>:</w:t>
-      </w:r>
-      <w:r>
-        <w:rPr>
-          <w:rFonts w:ascii="Times New Roman" w:eastAsia="Times New Roman" w:hAnsi="Times New Roman" w:cs="Times New Roman"/>
-          <w:sz w:val="28"/>
-          <w:szCs w:val="28"/>
-          <w:lang w:val="en-US" w:eastAsia="ru-RU"/>
-        </w:rPr>
-        <w:t xml:space="preserve"> Development </w:t>
+        <w:t>Development</w:t>
+      </w:r>
+      <w:r>
+        <w:rPr>
+          <w:rFonts w:ascii="Times New Roman" w:eastAsia="Times New Roman" w:hAnsi="Times New Roman" w:cs="Times New Roman"/>
+          <w:sz w:val="28"/>
+          <w:szCs w:val="28"/>
+          <w:lang w:eastAsia="ru-RU"/>
+        </w:rPr>
+        <w:t xml:space="preserve"> </w:t>
       </w:r>
       <w:proofErr w:type="spellStart"/>
       <w:r>
@@ -6611,7 +6594,7 @@
           <w:rFonts w:ascii="Times New Roman" w:eastAsia="Times New Roman" w:hAnsi="Times New Roman" w:cs="Times New Roman"/>
           <w:sz w:val="28"/>
           <w:szCs w:val="28"/>
-          <w:lang w:val="en-US" w:eastAsia="ru-RU"/>
+          <w:lang w:eastAsia="ru-RU"/>
         </w:rPr>
         <w:t>.</w:t>
       </w:r>
@@ -6636,7 +6619,7 @@
           <w:bCs/>
           <w:sz w:val="28"/>
           <w:szCs w:val="28"/>
-          <w:lang w:val="en-US" w:eastAsia="ru-RU"/>
+          <w:lang w:eastAsia="ru-RU"/>
         </w:rPr>
         <w:t xml:space="preserve">3. </w:t>
       </w:r>
@@ -6660,7 +6643,7 @@
           <w:bCs/>
           <w:sz w:val="28"/>
           <w:szCs w:val="28"/>
-          <w:lang w:val="en-US" w:eastAsia="ru-RU"/>
+          <w:lang w:eastAsia="ru-RU"/>
         </w:rPr>
         <w:t xml:space="preserve"> </w:t>
       </w:r>
@@ -6687,7 +6670,7 @@
           <w:b/>
           <w:sz w:val="28"/>
           <w:szCs w:val="28"/>
-          <w:lang w:val="en-US" w:eastAsia="ru-RU"/>
+          <w:lang w:eastAsia="ru-RU"/>
         </w:rPr>
       </w:pPr>
     </w:p>
@@ -6699,525 +6682,541 @@
           <w:rFonts w:ascii="Times New Roman" w:eastAsia="Times New Roman" w:hAnsi="Times New Roman" w:cs="Times New Roman"/>
           <w:sz w:val="28"/>
           <w:szCs w:val="28"/>
+          <w:lang w:eastAsia="ru-RU"/>
+        </w:rPr>
+      </w:pPr>
+      <w:r>
+        <w:rPr>
+          <w:rFonts w:ascii="Times New Roman" w:eastAsia="Times New Roman" w:hAnsi="Times New Roman" w:cs="Times New Roman"/>
+          <w:bCs/>
+          <w:sz w:val="28"/>
+          <w:szCs w:val="28"/>
+          <w:lang w:eastAsia="ru-RU"/>
+        </w:rPr>
+        <w:t>Неге</w:t>
+      </w:r>
+      <w:r>
+        <w:rPr>
+          <w:rFonts w:ascii="Times New Roman" w:eastAsia="Times New Roman" w:hAnsi="Times New Roman" w:cs="Times New Roman"/>
+          <w:bCs/>
+          <w:sz w:val="28"/>
+          <w:szCs w:val="28"/>
+          <w:lang w:eastAsia="ru-RU"/>
+        </w:rPr>
+        <w:t xml:space="preserve"> </w:t>
+      </w:r>
+      <w:proofErr w:type="spellStart"/>
+      <w:r>
+        <w:rPr>
+          <w:rFonts w:ascii="Times New Roman" w:eastAsia="Times New Roman" w:hAnsi="Times New Roman" w:cs="Times New Roman"/>
+          <w:bCs/>
+          <w:sz w:val="28"/>
+          <w:szCs w:val="28"/>
+          <w:lang w:eastAsia="ru-RU"/>
+        </w:rPr>
+        <w:t>маңызды</w:t>
+      </w:r>
+      <w:proofErr w:type="spellEnd"/>
+      <w:r>
+        <w:rPr>
+          <w:rFonts w:ascii="Times New Roman" w:eastAsia="Times New Roman" w:hAnsi="Times New Roman" w:cs="Times New Roman"/>
+          <w:bCs/>
+          <w:sz w:val="28"/>
+          <w:szCs w:val="28"/>
+          <w:lang w:eastAsia="ru-RU"/>
+        </w:rPr>
+        <w:t>:</w:t>
+      </w:r>
+      <w:r>
+        <w:rPr>
+          <w:rFonts w:ascii="Times New Roman" w:eastAsia="Times New Roman" w:hAnsi="Times New Roman" w:cs="Times New Roman"/>
+          <w:sz w:val="28"/>
+          <w:szCs w:val="28"/>
+          <w:lang w:eastAsia="ru-RU"/>
+        </w:rPr>
+        <w:t xml:space="preserve"> </w:t>
+      </w:r>
+      <w:proofErr w:type="spellStart"/>
+      <w:r>
+        <w:rPr>
+          <w:rFonts w:ascii="Times New Roman" w:eastAsia="Times New Roman" w:hAnsi="Times New Roman" w:cs="Times New Roman"/>
+          <w:sz w:val="28"/>
+          <w:szCs w:val="28"/>
+          <w:lang w:eastAsia="ru-RU"/>
+        </w:rPr>
+        <w:t>визуалды</w:t>
+      </w:r>
+      <w:proofErr w:type="spellEnd"/>
+      <w:r>
+        <w:rPr>
+          <w:rFonts w:ascii="Times New Roman" w:eastAsia="Times New Roman" w:hAnsi="Times New Roman" w:cs="Times New Roman"/>
+          <w:sz w:val="28"/>
+          <w:szCs w:val="28"/>
+          <w:lang w:eastAsia="ru-RU"/>
+        </w:rPr>
+        <w:t xml:space="preserve"> </w:t>
+      </w:r>
+      <w:proofErr w:type="spellStart"/>
+      <w:r>
+        <w:rPr>
+          <w:rFonts w:ascii="Times New Roman" w:eastAsia="Times New Roman" w:hAnsi="Times New Roman" w:cs="Times New Roman"/>
+          <w:sz w:val="28"/>
+          <w:szCs w:val="28"/>
+          <w:lang w:eastAsia="ru-RU"/>
+        </w:rPr>
+        <w:t>материалдар</w:t>
+      </w:r>
+      <w:proofErr w:type="spellEnd"/>
+      <w:r>
+        <w:rPr>
+          <w:rFonts w:ascii="Times New Roman" w:eastAsia="Times New Roman" w:hAnsi="Times New Roman" w:cs="Times New Roman"/>
+          <w:sz w:val="28"/>
+          <w:szCs w:val="28"/>
+          <w:lang w:eastAsia="ru-RU"/>
+        </w:rPr>
+        <w:t xml:space="preserve"> </w:t>
+      </w:r>
+      <w:proofErr w:type="spellStart"/>
+      <w:r>
+        <w:rPr>
+          <w:rFonts w:ascii="Times New Roman" w:eastAsia="Times New Roman" w:hAnsi="Times New Roman" w:cs="Times New Roman"/>
+          <w:sz w:val="28"/>
+          <w:szCs w:val="28"/>
+          <w:lang w:eastAsia="ru-RU"/>
+        </w:rPr>
+        <w:t>ақпаратты</w:t>
+      </w:r>
+      <w:proofErr w:type="spellEnd"/>
+      <w:r>
+        <w:rPr>
+          <w:rFonts w:ascii="Times New Roman" w:eastAsia="Times New Roman" w:hAnsi="Times New Roman" w:cs="Times New Roman"/>
+          <w:sz w:val="28"/>
+          <w:szCs w:val="28"/>
+          <w:lang w:eastAsia="ru-RU"/>
+        </w:rPr>
+        <w:t xml:space="preserve"> </w:t>
+      </w:r>
+      <w:proofErr w:type="spellStart"/>
+      <w:r>
+        <w:rPr>
+          <w:rFonts w:ascii="Times New Roman" w:eastAsia="Times New Roman" w:hAnsi="Times New Roman" w:cs="Times New Roman"/>
+          <w:sz w:val="28"/>
+          <w:szCs w:val="28"/>
+          <w:lang w:eastAsia="ru-RU"/>
+        </w:rPr>
+        <w:t>түсінуді</w:t>
+      </w:r>
+      <w:proofErr w:type="spellEnd"/>
+      <w:r>
+        <w:rPr>
+          <w:rFonts w:ascii="Times New Roman" w:eastAsia="Times New Roman" w:hAnsi="Times New Roman" w:cs="Times New Roman"/>
+          <w:sz w:val="28"/>
+          <w:szCs w:val="28"/>
+          <w:lang w:eastAsia="ru-RU"/>
+        </w:rPr>
+        <w:t xml:space="preserve"> </w:t>
+      </w:r>
+      <w:proofErr w:type="spellStart"/>
+      <w:r>
+        <w:rPr>
+          <w:rFonts w:ascii="Times New Roman" w:eastAsia="Times New Roman" w:hAnsi="Times New Roman" w:cs="Times New Roman"/>
+          <w:sz w:val="28"/>
+          <w:szCs w:val="28"/>
+          <w:lang w:eastAsia="ru-RU"/>
+        </w:rPr>
+        <w:t>жеңілдетеді</w:t>
+      </w:r>
+      <w:proofErr w:type="spellEnd"/>
+      <w:r>
+        <w:rPr>
+          <w:rFonts w:ascii="Times New Roman" w:eastAsia="Times New Roman" w:hAnsi="Times New Roman" w:cs="Times New Roman"/>
+          <w:sz w:val="28"/>
+          <w:szCs w:val="28"/>
+          <w:lang w:eastAsia="ru-RU"/>
+        </w:rPr>
+        <w:t>.</w:t>
+      </w:r>
+      <w:r>
+        <w:rPr>
+          <w:rFonts w:ascii="Times New Roman" w:eastAsia="Times New Roman" w:hAnsi="Times New Roman" w:cs="Times New Roman"/>
+          <w:sz w:val="28"/>
+          <w:szCs w:val="28"/>
+          <w:lang w:eastAsia="ru-RU"/>
+        </w:rPr>
+        <w:br/>
+      </w:r>
+      <w:proofErr w:type="spellStart"/>
+      <w:r>
+        <w:rPr>
+          <w:rFonts w:ascii="Times New Roman" w:eastAsia="Times New Roman" w:hAnsi="Times New Roman" w:cs="Times New Roman"/>
+          <w:bCs/>
+          <w:sz w:val="28"/>
+          <w:szCs w:val="28"/>
+          <w:lang w:eastAsia="ru-RU"/>
+        </w:rPr>
+        <w:t>Қалай</w:t>
+      </w:r>
+      <w:proofErr w:type="spellEnd"/>
+      <w:r>
+        <w:rPr>
+          <w:rFonts w:ascii="Times New Roman" w:eastAsia="Times New Roman" w:hAnsi="Times New Roman" w:cs="Times New Roman"/>
+          <w:bCs/>
+          <w:sz w:val="28"/>
+          <w:szCs w:val="28"/>
+          <w:lang w:eastAsia="ru-RU"/>
+        </w:rPr>
+        <w:t xml:space="preserve"> </w:t>
+      </w:r>
+      <w:proofErr w:type="spellStart"/>
+      <w:r>
+        <w:rPr>
+          <w:rFonts w:ascii="Times New Roman" w:eastAsia="Times New Roman" w:hAnsi="Times New Roman" w:cs="Times New Roman"/>
+          <w:bCs/>
+          <w:sz w:val="28"/>
+          <w:szCs w:val="28"/>
+          <w:lang w:eastAsia="ru-RU"/>
+        </w:rPr>
+        <w:t>түзетіледі</w:t>
+      </w:r>
+      <w:proofErr w:type="spellEnd"/>
+      <w:r>
+        <w:rPr>
+          <w:rFonts w:ascii="Times New Roman" w:eastAsia="Times New Roman" w:hAnsi="Times New Roman" w:cs="Times New Roman"/>
+          <w:bCs/>
+          <w:sz w:val="28"/>
+          <w:szCs w:val="28"/>
+          <w:lang w:eastAsia="ru-RU"/>
+        </w:rPr>
+        <w:t>:</w:t>
+      </w:r>
+      <w:r>
+        <w:rPr>
+          <w:rFonts w:ascii="Times New Roman" w:eastAsia="Times New Roman" w:hAnsi="Times New Roman" w:cs="Times New Roman"/>
+          <w:sz w:val="28"/>
+          <w:szCs w:val="28"/>
+          <w:lang w:eastAsia="ru-RU"/>
+        </w:rPr>
+        <w:t xml:space="preserve"> </w:t>
+      </w:r>
+      <w:proofErr w:type="spellStart"/>
+      <w:r>
+        <w:rPr>
+          <w:rFonts w:ascii="Times New Roman" w:eastAsia="Times New Roman" w:hAnsi="Times New Roman" w:cs="Times New Roman"/>
+          <w:sz w:val="28"/>
+          <w:szCs w:val="28"/>
+          <w:lang w:eastAsia="ru-RU"/>
+        </w:rPr>
+        <w:t>жүйенің</w:t>
+      </w:r>
+      <w:proofErr w:type="spellEnd"/>
+      <w:r>
+        <w:rPr>
+          <w:rFonts w:ascii="Times New Roman" w:eastAsia="Times New Roman" w:hAnsi="Times New Roman" w:cs="Times New Roman"/>
+          <w:sz w:val="28"/>
+          <w:szCs w:val="28"/>
+          <w:lang w:eastAsia="ru-RU"/>
+        </w:rPr>
+        <w:t xml:space="preserve"> </w:t>
+      </w:r>
+      <w:proofErr w:type="spellStart"/>
+      <w:r>
+        <w:rPr>
+          <w:rFonts w:ascii="Times New Roman" w:eastAsia="Times New Roman" w:hAnsi="Times New Roman" w:cs="Times New Roman"/>
+          <w:sz w:val="28"/>
+          <w:szCs w:val="28"/>
+          <w:lang w:eastAsia="ru-RU"/>
+        </w:rPr>
+        <w:t>жұмыс</w:t>
+      </w:r>
+      <w:proofErr w:type="spellEnd"/>
+      <w:r>
+        <w:rPr>
+          <w:rFonts w:ascii="Times New Roman" w:eastAsia="Times New Roman" w:hAnsi="Times New Roman" w:cs="Times New Roman"/>
+          <w:sz w:val="28"/>
+          <w:szCs w:val="28"/>
+          <w:lang w:eastAsia="ru-RU"/>
+        </w:rPr>
+        <w:t xml:space="preserve"> </w:t>
+      </w:r>
+      <w:proofErr w:type="spellStart"/>
+      <w:r>
+        <w:rPr>
+          <w:rFonts w:ascii="Times New Roman" w:eastAsia="Times New Roman" w:hAnsi="Times New Roman" w:cs="Times New Roman"/>
+          <w:sz w:val="28"/>
+          <w:szCs w:val="28"/>
+          <w:lang w:eastAsia="ru-RU"/>
+        </w:rPr>
+        <w:t>процесін</w:t>
+      </w:r>
+      <w:proofErr w:type="spellEnd"/>
+      <w:r>
+        <w:rPr>
+          <w:rFonts w:ascii="Times New Roman" w:eastAsia="Times New Roman" w:hAnsi="Times New Roman" w:cs="Times New Roman"/>
+          <w:sz w:val="28"/>
+          <w:szCs w:val="28"/>
+          <w:lang w:eastAsia="ru-RU"/>
+        </w:rPr>
+        <w:t xml:space="preserve"> </w:t>
+      </w:r>
+      <w:proofErr w:type="spellStart"/>
+      <w:r>
+        <w:rPr>
+          <w:rFonts w:ascii="Times New Roman" w:eastAsia="Times New Roman" w:hAnsi="Times New Roman" w:cs="Times New Roman"/>
+          <w:sz w:val="28"/>
+          <w:szCs w:val="28"/>
+          <w:lang w:eastAsia="ru-RU"/>
+        </w:rPr>
+        <w:t>көрсететін</w:t>
+      </w:r>
+      <w:proofErr w:type="spellEnd"/>
+      <w:r>
+        <w:rPr>
+          <w:rFonts w:ascii="Times New Roman" w:eastAsia="Times New Roman" w:hAnsi="Times New Roman" w:cs="Times New Roman"/>
+          <w:sz w:val="28"/>
+          <w:szCs w:val="28"/>
+          <w:lang w:eastAsia="ru-RU"/>
+        </w:rPr>
+        <w:t xml:space="preserve"> </w:t>
+      </w:r>
+      <w:proofErr w:type="spellStart"/>
+      <w:r>
+        <w:rPr>
+          <w:rFonts w:ascii="Times New Roman" w:eastAsia="Times New Roman" w:hAnsi="Times New Roman" w:cs="Times New Roman"/>
+          <w:sz w:val="28"/>
+          <w:szCs w:val="28"/>
+          <w:lang w:eastAsia="ru-RU"/>
+        </w:rPr>
+        <w:t>схемалар</w:t>
+      </w:r>
+      <w:proofErr w:type="spellEnd"/>
+      <w:r>
+        <w:rPr>
+          <w:rFonts w:ascii="Times New Roman" w:eastAsia="Times New Roman" w:hAnsi="Times New Roman" w:cs="Times New Roman"/>
+          <w:sz w:val="28"/>
+          <w:szCs w:val="28"/>
+          <w:lang w:eastAsia="ru-RU"/>
+        </w:rPr>
+        <w:t xml:space="preserve"> </w:t>
+      </w:r>
+      <w:r>
+        <w:rPr>
+          <w:rFonts w:ascii="Times New Roman" w:eastAsia="Times New Roman" w:hAnsi="Times New Roman" w:cs="Times New Roman"/>
+          <w:sz w:val="28"/>
+          <w:szCs w:val="28"/>
+          <w:lang w:eastAsia="ru-RU"/>
+        </w:rPr>
+        <w:t>мен</w:t>
+      </w:r>
+      <w:r>
+        <w:rPr>
+          <w:rFonts w:ascii="Times New Roman" w:eastAsia="Times New Roman" w:hAnsi="Times New Roman" w:cs="Times New Roman"/>
+          <w:sz w:val="28"/>
+          <w:szCs w:val="28"/>
+          <w:lang w:eastAsia="ru-RU"/>
+        </w:rPr>
+        <w:t xml:space="preserve"> </w:t>
+      </w:r>
+      <w:proofErr w:type="spellStart"/>
+      <w:r>
+        <w:rPr>
+          <w:rFonts w:ascii="Times New Roman" w:eastAsia="Times New Roman" w:hAnsi="Times New Roman" w:cs="Times New Roman"/>
+          <w:sz w:val="28"/>
+          <w:szCs w:val="28"/>
+          <w:lang w:eastAsia="ru-RU"/>
+        </w:rPr>
+        <w:t>иллюстрациялар</w:t>
+      </w:r>
+      <w:proofErr w:type="spellEnd"/>
+      <w:r>
+        <w:rPr>
+          <w:rFonts w:ascii="Times New Roman" w:eastAsia="Times New Roman" w:hAnsi="Times New Roman" w:cs="Times New Roman"/>
+          <w:sz w:val="28"/>
+          <w:szCs w:val="28"/>
+          <w:lang w:eastAsia="ru-RU"/>
+        </w:rPr>
+        <w:t xml:space="preserve"> </w:t>
+      </w:r>
+      <w:proofErr w:type="spellStart"/>
+      <w:r>
+        <w:rPr>
+          <w:rFonts w:ascii="Times New Roman" w:eastAsia="Times New Roman" w:hAnsi="Times New Roman" w:cs="Times New Roman"/>
+          <w:sz w:val="28"/>
+          <w:szCs w:val="28"/>
+          <w:lang w:eastAsia="ru-RU"/>
+        </w:rPr>
+        <w:t>қосылады</w:t>
+      </w:r>
+      <w:proofErr w:type="spellEnd"/>
+      <w:r>
+        <w:rPr>
+          <w:rFonts w:ascii="Times New Roman" w:eastAsia="Times New Roman" w:hAnsi="Times New Roman" w:cs="Times New Roman"/>
+          <w:sz w:val="28"/>
+          <w:szCs w:val="28"/>
+          <w:lang w:eastAsia="ru-RU"/>
+        </w:rPr>
+        <w:t>.</w:t>
+      </w:r>
+      <w:r>
+        <w:rPr>
+          <w:rFonts w:ascii="Times New Roman" w:eastAsia="Times New Roman" w:hAnsi="Times New Roman" w:cs="Times New Roman"/>
+          <w:sz w:val="28"/>
+          <w:szCs w:val="28"/>
+          <w:lang w:eastAsia="ru-RU"/>
+        </w:rPr>
+        <w:br/>
+      </w:r>
+      <w:proofErr w:type="spellStart"/>
+      <w:r>
+        <w:rPr>
+          <w:rFonts w:ascii="Times New Roman" w:eastAsia="Times New Roman" w:hAnsi="Times New Roman" w:cs="Times New Roman"/>
+          <w:bCs/>
+          <w:sz w:val="28"/>
+          <w:szCs w:val="28"/>
+          <w:lang w:eastAsia="ru-RU"/>
+        </w:rPr>
+        <w:t>Қай</w:t>
+      </w:r>
+      <w:proofErr w:type="spellEnd"/>
+      <w:r>
+        <w:rPr>
+          <w:rFonts w:ascii="Times New Roman" w:eastAsia="Times New Roman" w:hAnsi="Times New Roman" w:cs="Times New Roman"/>
+          <w:bCs/>
+          <w:sz w:val="28"/>
+          <w:szCs w:val="28"/>
+          <w:lang w:eastAsia="ru-RU"/>
+        </w:rPr>
+        <w:t xml:space="preserve"> </w:t>
+      </w:r>
+      <w:proofErr w:type="spellStart"/>
+      <w:r>
+        <w:rPr>
+          <w:rFonts w:ascii="Times New Roman" w:eastAsia="Times New Roman" w:hAnsi="Times New Roman" w:cs="Times New Roman"/>
+          <w:bCs/>
+          <w:sz w:val="28"/>
+          <w:szCs w:val="28"/>
+          <w:lang w:eastAsia="ru-RU"/>
+        </w:rPr>
+        <w:t>бөлімге</w:t>
+      </w:r>
+      <w:proofErr w:type="spellEnd"/>
+      <w:r>
+        <w:rPr>
+          <w:rFonts w:ascii="Times New Roman" w:eastAsia="Times New Roman" w:hAnsi="Times New Roman" w:cs="Times New Roman"/>
+          <w:bCs/>
+          <w:sz w:val="28"/>
+          <w:szCs w:val="28"/>
+          <w:lang w:eastAsia="ru-RU"/>
+        </w:rPr>
+        <w:t xml:space="preserve"> </w:t>
+      </w:r>
+      <w:proofErr w:type="spellStart"/>
+      <w:r>
+        <w:rPr>
+          <w:rFonts w:ascii="Times New Roman" w:eastAsia="Times New Roman" w:hAnsi="Times New Roman" w:cs="Times New Roman"/>
+          <w:bCs/>
+          <w:sz w:val="28"/>
+          <w:szCs w:val="28"/>
+          <w:lang w:eastAsia="ru-RU"/>
+        </w:rPr>
+        <w:t>әсер</w:t>
+      </w:r>
+      <w:proofErr w:type="spellEnd"/>
+      <w:r>
+        <w:rPr>
+          <w:rFonts w:ascii="Times New Roman" w:eastAsia="Times New Roman" w:hAnsi="Times New Roman" w:cs="Times New Roman"/>
+          <w:bCs/>
+          <w:sz w:val="28"/>
+          <w:szCs w:val="28"/>
+          <w:lang w:eastAsia="ru-RU"/>
+        </w:rPr>
+        <w:t xml:space="preserve"> </w:t>
+      </w:r>
+      <w:proofErr w:type="spellStart"/>
+      <w:r>
+        <w:rPr>
+          <w:rFonts w:ascii="Times New Roman" w:eastAsia="Times New Roman" w:hAnsi="Times New Roman" w:cs="Times New Roman"/>
+          <w:bCs/>
+          <w:sz w:val="28"/>
+          <w:szCs w:val="28"/>
+          <w:lang w:eastAsia="ru-RU"/>
+        </w:rPr>
+        <w:t>етеді</w:t>
+      </w:r>
+      <w:proofErr w:type="spellEnd"/>
+      <w:r>
+        <w:rPr>
+          <w:rFonts w:ascii="Times New Roman" w:eastAsia="Times New Roman" w:hAnsi="Times New Roman" w:cs="Times New Roman"/>
+          <w:bCs/>
+          <w:sz w:val="28"/>
+          <w:szCs w:val="28"/>
+          <w:lang w:eastAsia="ru-RU"/>
+        </w:rPr>
+        <w:t>:</w:t>
+      </w:r>
+      <w:r>
+        <w:rPr>
+          <w:rFonts w:ascii="Times New Roman" w:eastAsia="Times New Roman" w:hAnsi="Times New Roman" w:cs="Times New Roman"/>
+          <w:sz w:val="28"/>
+          <w:szCs w:val="28"/>
+          <w:lang w:eastAsia="ru-RU"/>
+        </w:rPr>
+        <w:t xml:space="preserve"> 1-</w:t>
+      </w:r>
+      <w:r>
+        <w:rPr>
+          <w:rFonts w:ascii="Times New Roman" w:eastAsia="Times New Roman" w:hAnsi="Times New Roman" w:cs="Times New Roman"/>
+          <w:sz w:val="28"/>
+          <w:szCs w:val="28"/>
+          <w:lang w:eastAsia="ru-RU"/>
+        </w:rPr>
+        <w:t>тарау</w:t>
+      </w:r>
+      <w:r>
+        <w:rPr>
+          <w:rFonts w:ascii="Times New Roman" w:eastAsia="Times New Roman" w:hAnsi="Times New Roman" w:cs="Times New Roman"/>
+          <w:sz w:val="28"/>
+          <w:szCs w:val="28"/>
+          <w:lang w:eastAsia="ru-RU"/>
+        </w:rPr>
+        <w:t xml:space="preserve"> </w:t>
+      </w:r>
+      <w:proofErr w:type="spellStart"/>
+      <w:r>
+        <w:rPr>
+          <w:rFonts w:ascii="Times New Roman" w:eastAsia="Times New Roman" w:hAnsi="Times New Roman" w:cs="Times New Roman"/>
+          <w:sz w:val="28"/>
+          <w:szCs w:val="28"/>
+          <w:lang w:eastAsia="ru-RU"/>
+        </w:rPr>
+        <w:t>және</w:t>
+      </w:r>
+      <w:proofErr w:type="spellEnd"/>
+      <w:r>
+        <w:rPr>
+          <w:rFonts w:ascii="Times New Roman" w:eastAsia="Times New Roman" w:hAnsi="Times New Roman" w:cs="Times New Roman"/>
+          <w:sz w:val="28"/>
+          <w:szCs w:val="28"/>
+          <w:lang w:eastAsia="ru-RU"/>
+        </w:rPr>
+        <w:t xml:space="preserve"> </w:t>
+      </w:r>
+      <w:r>
+        <w:rPr>
+          <w:rFonts w:ascii="Times New Roman" w:eastAsia="Times New Roman" w:hAnsi="Times New Roman" w:cs="Times New Roman"/>
+          <w:sz w:val="28"/>
+          <w:szCs w:val="28"/>
           <w:lang w:val="en-US" w:eastAsia="ru-RU"/>
         </w:rPr>
-      </w:pPr>
-      <w:r>
-        <w:rPr>
-          <w:rFonts w:ascii="Times New Roman" w:eastAsia="Times New Roman" w:hAnsi="Times New Roman" w:cs="Times New Roman"/>
-          <w:bCs/>
-          <w:sz w:val="28"/>
-          <w:szCs w:val="28"/>
-          <w:lang w:eastAsia="ru-RU"/>
-        </w:rPr>
-        <w:t>Неге</w:t>
-      </w:r>
-      <w:r>
-        <w:rPr>
-          <w:rFonts w:ascii="Times New Roman" w:eastAsia="Times New Roman" w:hAnsi="Times New Roman" w:cs="Times New Roman"/>
-          <w:bCs/>
-          <w:sz w:val="28"/>
-          <w:szCs w:val="28"/>
-          <w:lang w:val="en-US" w:eastAsia="ru-RU"/>
-        </w:rPr>
-        <w:t xml:space="preserve"> </w:t>
-      </w:r>
-      <w:proofErr w:type="spellStart"/>
-      <w:r>
-        <w:rPr>
-          <w:rFonts w:ascii="Times New Roman" w:eastAsia="Times New Roman" w:hAnsi="Times New Roman" w:cs="Times New Roman"/>
-          <w:bCs/>
-          <w:sz w:val="28"/>
-          <w:szCs w:val="28"/>
-          <w:lang w:eastAsia="ru-RU"/>
-        </w:rPr>
-        <w:t>маңызды</w:t>
-      </w:r>
-      <w:proofErr w:type="spellEnd"/>
-      <w:r>
-        <w:rPr>
-          <w:rFonts w:ascii="Times New Roman" w:eastAsia="Times New Roman" w:hAnsi="Times New Roman" w:cs="Times New Roman"/>
-          <w:bCs/>
-          <w:sz w:val="28"/>
-          <w:szCs w:val="28"/>
-          <w:lang w:val="en-US" w:eastAsia="ru-RU"/>
-        </w:rPr>
-        <w:t>:</w:t>
-      </w:r>
-      <w:r>
-        <w:rPr>
-          <w:rFonts w:ascii="Times New Roman" w:eastAsia="Times New Roman" w:hAnsi="Times New Roman" w:cs="Times New Roman"/>
-          <w:sz w:val="28"/>
-          <w:szCs w:val="28"/>
-          <w:lang w:val="en-US" w:eastAsia="ru-RU"/>
-        </w:rPr>
-        <w:t xml:space="preserve"> </w:t>
-      </w:r>
-      <w:proofErr w:type="spellStart"/>
-      <w:r>
-        <w:rPr>
-          <w:rFonts w:ascii="Times New Roman" w:eastAsia="Times New Roman" w:hAnsi="Times New Roman" w:cs="Times New Roman"/>
-          <w:sz w:val="28"/>
-          <w:szCs w:val="28"/>
-          <w:lang w:eastAsia="ru-RU"/>
-        </w:rPr>
-        <w:t>визуалды</w:t>
-      </w:r>
-      <w:proofErr w:type="spellEnd"/>
-      <w:r>
-        <w:rPr>
-          <w:rFonts w:ascii="Times New Roman" w:eastAsia="Times New Roman" w:hAnsi="Times New Roman" w:cs="Times New Roman"/>
-          <w:sz w:val="28"/>
-          <w:szCs w:val="28"/>
-          <w:lang w:val="en-US" w:eastAsia="ru-RU"/>
-        </w:rPr>
-        <w:t xml:space="preserve"> </w:t>
-      </w:r>
-      <w:proofErr w:type="spellStart"/>
-      <w:r>
-        <w:rPr>
-          <w:rFonts w:ascii="Times New Roman" w:eastAsia="Times New Roman" w:hAnsi="Times New Roman" w:cs="Times New Roman"/>
-          <w:sz w:val="28"/>
-          <w:szCs w:val="28"/>
-          <w:lang w:eastAsia="ru-RU"/>
-        </w:rPr>
-        <w:t>материалдар</w:t>
-      </w:r>
-      <w:proofErr w:type="spellEnd"/>
-      <w:r>
-        <w:rPr>
-          <w:rFonts w:ascii="Times New Roman" w:eastAsia="Times New Roman" w:hAnsi="Times New Roman" w:cs="Times New Roman"/>
-          <w:sz w:val="28"/>
-          <w:szCs w:val="28"/>
-          <w:lang w:val="en-US" w:eastAsia="ru-RU"/>
-        </w:rPr>
-        <w:t xml:space="preserve"> </w:t>
-      </w:r>
-      <w:proofErr w:type="spellStart"/>
-      <w:r>
-        <w:rPr>
-          <w:rFonts w:ascii="Times New Roman" w:eastAsia="Times New Roman" w:hAnsi="Times New Roman" w:cs="Times New Roman"/>
-          <w:sz w:val="28"/>
-          <w:szCs w:val="28"/>
-          <w:lang w:eastAsia="ru-RU"/>
-        </w:rPr>
-        <w:t>ақпаратты</w:t>
-      </w:r>
-      <w:proofErr w:type="spellEnd"/>
-      <w:r>
-        <w:rPr>
-          <w:rFonts w:ascii="Times New Roman" w:eastAsia="Times New Roman" w:hAnsi="Times New Roman" w:cs="Times New Roman"/>
-          <w:sz w:val="28"/>
-          <w:szCs w:val="28"/>
-          <w:lang w:val="en-US" w:eastAsia="ru-RU"/>
-        </w:rPr>
-        <w:t xml:space="preserve"> </w:t>
-      </w:r>
-      <w:proofErr w:type="spellStart"/>
-      <w:r>
-        <w:rPr>
-          <w:rFonts w:ascii="Times New Roman" w:eastAsia="Times New Roman" w:hAnsi="Times New Roman" w:cs="Times New Roman"/>
-          <w:sz w:val="28"/>
-          <w:szCs w:val="28"/>
-          <w:lang w:eastAsia="ru-RU"/>
-        </w:rPr>
-        <w:t>түсінуді</w:t>
-      </w:r>
-      <w:proofErr w:type="spellEnd"/>
-      <w:r>
-        <w:rPr>
-          <w:rFonts w:ascii="Times New Roman" w:eastAsia="Times New Roman" w:hAnsi="Times New Roman" w:cs="Times New Roman"/>
-          <w:sz w:val="28"/>
-          <w:szCs w:val="28"/>
-          <w:lang w:val="en-US" w:eastAsia="ru-RU"/>
-        </w:rPr>
-        <w:t xml:space="preserve"> </w:t>
-      </w:r>
-      <w:proofErr w:type="spellStart"/>
-      <w:r>
-        <w:rPr>
-          <w:rFonts w:ascii="Times New Roman" w:eastAsia="Times New Roman" w:hAnsi="Times New Roman" w:cs="Times New Roman"/>
-          <w:sz w:val="28"/>
-          <w:szCs w:val="28"/>
-          <w:lang w:eastAsia="ru-RU"/>
-        </w:rPr>
-        <w:t>жеңілдетеді</w:t>
-      </w:r>
-      <w:proofErr w:type="spellEnd"/>
-      <w:r>
-        <w:rPr>
-          <w:rFonts w:ascii="Times New Roman" w:eastAsia="Times New Roman" w:hAnsi="Times New Roman" w:cs="Times New Roman"/>
-          <w:sz w:val="28"/>
-          <w:szCs w:val="28"/>
-          <w:lang w:val="en-US" w:eastAsia="ru-RU"/>
-        </w:rPr>
-        <w:t>.</w:t>
-      </w:r>
-      <w:r>
-        <w:rPr>
-          <w:rFonts w:ascii="Times New Roman" w:eastAsia="Times New Roman" w:hAnsi="Times New Roman" w:cs="Times New Roman"/>
-          <w:sz w:val="28"/>
-          <w:szCs w:val="28"/>
-          <w:lang w:val="en-US" w:eastAsia="ru-RU"/>
-        </w:rPr>
-        <w:br/>
-      </w:r>
-      <w:proofErr w:type="spellStart"/>
-      <w:r>
-        <w:rPr>
-          <w:rFonts w:ascii="Times New Roman" w:eastAsia="Times New Roman" w:hAnsi="Times New Roman" w:cs="Times New Roman"/>
-          <w:bCs/>
-          <w:sz w:val="28"/>
-          <w:szCs w:val="28"/>
-          <w:lang w:eastAsia="ru-RU"/>
-        </w:rPr>
-        <w:t>Қалай</w:t>
-      </w:r>
-      <w:proofErr w:type="spellEnd"/>
-      <w:r>
-        <w:rPr>
-          <w:rFonts w:ascii="Times New Roman" w:eastAsia="Times New Roman" w:hAnsi="Times New Roman" w:cs="Times New Roman"/>
-          <w:bCs/>
-          <w:sz w:val="28"/>
-          <w:szCs w:val="28"/>
-          <w:lang w:val="en-US" w:eastAsia="ru-RU"/>
-        </w:rPr>
-        <w:t xml:space="preserve"> </w:t>
-      </w:r>
-      <w:proofErr w:type="spellStart"/>
-      <w:r>
-        <w:rPr>
-          <w:rFonts w:ascii="Times New Roman" w:eastAsia="Times New Roman" w:hAnsi="Times New Roman" w:cs="Times New Roman"/>
-          <w:bCs/>
-          <w:sz w:val="28"/>
-          <w:szCs w:val="28"/>
-          <w:lang w:eastAsia="ru-RU"/>
-        </w:rPr>
-        <w:t>түзетіледі</w:t>
-      </w:r>
-      <w:proofErr w:type="spellEnd"/>
-      <w:r>
-        <w:rPr>
-          <w:rFonts w:ascii="Times New Roman" w:eastAsia="Times New Roman" w:hAnsi="Times New Roman" w:cs="Times New Roman"/>
-          <w:bCs/>
-          <w:sz w:val="28"/>
-          <w:szCs w:val="28"/>
-          <w:lang w:val="en-US" w:eastAsia="ru-RU"/>
-        </w:rPr>
-        <w:t>:</w:t>
-      </w:r>
-      <w:r>
-        <w:rPr>
-          <w:rFonts w:ascii="Times New Roman" w:eastAsia="Times New Roman" w:hAnsi="Times New Roman" w:cs="Times New Roman"/>
-          <w:sz w:val="28"/>
-          <w:szCs w:val="28"/>
-          <w:lang w:val="en-US" w:eastAsia="ru-RU"/>
-        </w:rPr>
-        <w:t xml:space="preserve"> </w:t>
-      </w:r>
-      <w:proofErr w:type="spellStart"/>
-      <w:r>
-        <w:rPr>
-          <w:rFonts w:ascii="Times New Roman" w:eastAsia="Times New Roman" w:hAnsi="Times New Roman" w:cs="Times New Roman"/>
-          <w:sz w:val="28"/>
-          <w:szCs w:val="28"/>
-          <w:lang w:eastAsia="ru-RU"/>
-        </w:rPr>
-        <w:t>жүйенің</w:t>
-      </w:r>
-      <w:proofErr w:type="spellEnd"/>
-      <w:r>
-        <w:rPr>
-          <w:rFonts w:ascii="Times New Roman" w:eastAsia="Times New Roman" w:hAnsi="Times New Roman" w:cs="Times New Roman"/>
-          <w:sz w:val="28"/>
-          <w:szCs w:val="28"/>
-          <w:lang w:val="en-US" w:eastAsia="ru-RU"/>
-        </w:rPr>
-        <w:t xml:space="preserve"> </w:t>
-      </w:r>
-      <w:proofErr w:type="spellStart"/>
-      <w:r>
-        <w:rPr>
-          <w:rFonts w:ascii="Times New Roman" w:eastAsia="Times New Roman" w:hAnsi="Times New Roman" w:cs="Times New Roman"/>
-          <w:sz w:val="28"/>
-          <w:szCs w:val="28"/>
-          <w:lang w:eastAsia="ru-RU"/>
-        </w:rPr>
-        <w:t>жұмыс</w:t>
-      </w:r>
-      <w:proofErr w:type="spellEnd"/>
-      <w:r>
-        <w:rPr>
-          <w:rFonts w:ascii="Times New Roman" w:eastAsia="Times New Roman" w:hAnsi="Times New Roman" w:cs="Times New Roman"/>
-          <w:sz w:val="28"/>
-          <w:szCs w:val="28"/>
-          <w:lang w:val="en-US" w:eastAsia="ru-RU"/>
-        </w:rPr>
-        <w:t xml:space="preserve"> </w:t>
-      </w:r>
-      <w:proofErr w:type="spellStart"/>
-      <w:r>
-        <w:rPr>
-          <w:rFonts w:ascii="Times New Roman" w:eastAsia="Times New Roman" w:hAnsi="Times New Roman" w:cs="Times New Roman"/>
-          <w:sz w:val="28"/>
-          <w:szCs w:val="28"/>
-          <w:lang w:eastAsia="ru-RU"/>
-        </w:rPr>
-        <w:t>процесін</w:t>
-      </w:r>
-      <w:proofErr w:type="spellEnd"/>
-      <w:r>
-        <w:rPr>
-          <w:rFonts w:ascii="Times New Roman" w:eastAsia="Times New Roman" w:hAnsi="Times New Roman" w:cs="Times New Roman"/>
-          <w:sz w:val="28"/>
-          <w:szCs w:val="28"/>
-          <w:lang w:val="en-US" w:eastAsia="ru-RU"/>
-        </w:rPr>
-        <w:t xml:space="preserve"> </w:t>
-      </w:r>
-      <w:proofErr w:type="spellStart"/>
-      <w:r>
-        <w:rPr>
-          <w:rFonts w:ascii="Times New Roman" w:eastAsia="Times New Roman" w:hAnsi="Times New Roman" w:cs="Times New Roman"/>
-          <w:sz w:val="28"/>
-          <w:szCs w:val="28"/>
-          <w:lang w:eastAsia="ru-RU"/>
-        </w:rPr>
-        <w:t>көрсететін</w:t>
-      </w:r>
-      <w:proofErr w:type="spellEnd"/>
-      <w:r>
-        <w:rPr>
-          <w:rFonts w:ascii="Times New Roman" w:eastAsia="Times New Roman" w:hAnsi="Times New Roman" w:cs="Times New Roman"/>
-          <w:sz w:val="28"/>
-          <w:szCs w:val="28"/>
-          <w:lang w:val="en-US" w:eastAsia="ru-RU"/>
-        </w:rPr>
-        <w:t xml:space="preserve"> </w:t>
-      </w:r>
-      <w:proofErr w:type="spellStart"/>
-      <w:r>
-        <w:rPr>
-          <w:rFonts w:ascii="Times New Roman" w:eastAsia="Times New Roman" w:hAnsi="Times New Roman" w:cs="Times New Roman"/>
-          <w:sz w:val="28"/>
-          <w:szCs w:val="28"/>
-          <w:lang w:eastAsia="ru-RU"/>
-        </w:rPr>
-        <w:t>схемалар</w:t>
-      </w:r>
-      <w:proofErr w:type="spellEnd"/>
-      <w:r>
-        <w:rPr>
-          <w:rFonts w:ascii="Times New Roman" w:eastAsia="Times New Roman" w:hAnsi="Times New Roman" w:cs="Times New Roman"/>
-          <w:sz w:val="28"/>
-          <w:szCs w:val="28"/>
-          <w:lang w:val="en-US" w:eastAsia="ru-RU"/>
-        </w:rPr>
-        <w:t xml:space="preserve"> </w:t>
-      </w:r>
-      <w:r>
-        <w:rPr>
-          <w:rFonts w:ascii="Times New Roman" w:eastAsia="Times New Roman" w:hAnsi="Times New Roman" w:cs="Times New Roman"/>
-          <w:sz w:val="28"/>
-          <w:szCs w:val="28"/>
-          <w:lang w:eastAsia="ru-RU"/>
-        </w:rPr>
-        <w:t>мен</w:t>
-      </w:r>
-      <w:r>
-        <w:rPr>
-          <w:rFonts w:ascii="Times New Roman" w:eastAsia="Times New Roman" w:hAnsi="Times New Roman" w:cs="Times New Roman"/>
-          <w:sz w:val="28"/>
-          <w:szCs w:val="28"/>
-          <w:lang w:val="en-US" w:eastAsia="ru-RU"/>
-        </w:rPr>
-        <w:t xml:space="preserve"> </w:t>
-      </w:r>
-      <w:proofErr w:type="spellStart"/>
-      <w:r>
-        <w:rPr>
-          <w:rFonts w:ascii="Times New Roman" w:eastAsia="Times New Roman" w:hAnsi="Times New Roman" w:cs="Times New Roman"/>
-          <w:sz w:val="28"/>
-          <w:szCs w:val="28"/>
-          <w:lang w:eastAsia="ru-RU"/>
-        </w:rPr>
-        <w:t>иллюстрациялар</w:t>
-      </w:r>
-      <w:proofErr w:type="spellEnd"/>
-      <w:r>
-        <w:rPr>
-          <w:rFonts w:ascii="Times New Roman" w:eastAsia="Times New Roman" w:hAnsi="Times New Roman" w:cs="Times New Roman"/>
-          <w:sz w:val="28"/>
-          <w:szCs w:val="28"/>
-          <w:lang w:val="en-US" w:eastAsia="ru-RU"/>
-        </w:rPr>
-        <w:t xml:space="preserve"> </w:t>
-      </w:r>
-      <w:proofErr w:type="spellStart"/>
-      <w:r>
-        <w:rPr>
-          <w:rFonts w:ascii="Times New Roman" w:eastAsia="Times New Roman" w:hAnsi="Times New Roman" w:cs="Times New Roman"/>
-          <w:sz w:val="28"/>
-          <w:szCs w:val="28"/>
-          <w:lang w:eastAsia="ru-RU"/>
-        </w:rPr>
-        <w:t>қосылады</w:t>
-      </w:r>
-      <w:proofErr w:type="spellEnd"/>
-      <w:r>
-        <w:rPr>
-          <w:rFonts w:ascii="Times New Roman" w:eastAsia="Times New Roman" w:hAnsi="Times New Roman" w:cs="Times New Roman"/>
-          <w:sz w:val="28"/>
-          <w:szCs w:val="28"/>
-          <w:lang w:val="en-US" w:eastAsia="ru-RU"/>
-        </w:rPr>
-        <w:t>.</w:t>
-      </w:r>
-      <w:r>
-        <w:rPr>
-          <w:rFonts w:ascii="Times New Roman" w:eastAsia="Times New Roman" w:hAnsi="Times New Roman" w:cs="Times New Roman"/>
-          <w:sz w:val="28"/>
-          <w:szCs w:val="28"/>
-          <w:lang w:val="en-US" w:eastAsia="ru-RU"/>
-        </w:rPr>
-        <w:br/>
-      </w:r>
-      <w:proofErr w:type="spellStart"/>
-      <w:r>
-        <w:rPr>
-          <w:rFonts w:ascii="Times New Roman" w:eastAsia="Times New Roman" w:hAnsi="Times New Roman" w:cs="Times New Roman"/>
-          <w:bCs/>
-          <w:sz w:val="28"/>
-          <w:szCs w:val="28"/>
-          <w:lang w:eastAsia="ru-RU"/>
-        </w:rPr>
-        <w:t>Қай</w:t>
-      </w:r>
-      <w:proofErr w:type="spellEnd"/>
-      <w:r>
-        <w:rPr>
-          <w:rFonts w:ascii="Times New Roman" w:eastAsia="Times New Roman" w:hAnsi="Times New Roman" w:cs="Times New Roman"/>
-          <w:bCs/>
-          <w:sz w:val="28"/>
-          <w:szCs w:val="28"/>
-          <w:lang w:val="en-US" w:eastAsia="ru-RU"/>
-        </w:rPr>
-        <w:t xml:space="preserve"> </w:t>
-      </w:r>
-      <w:proofErr w:type="spellStart"/>
-      <w:r>
-        <w:rPr>
-          <w:rFonts w:ascii="Times New Roman" w:eastAsia="Times New Roman" w:hAnsi="Times New Roman" w:cs="Times New Roman"/>
-          <w:bCs/>
-          <w:sz w:val="28"/>
-          <w:szCs w:val="28"/>
-          <w:lang w:eastAsia="ru-RU"/>
-        </w:rPr>
-        <w:t>бөлімге</w:t>
-      </w:r>
-      <w:proofErr w:type="spellEnd"/>
-      <w:r>
-        <w:rPr>
-          <w:rFonts w:ascii="Times New Roman" w:eastAsia="Times New Roman" w:hAnsi="Times New Roman" w:cs="Times New Roman"/>
-          <w:bCs/>
-          <w:sz w:val="28"/>
-          <w:szCs w:val="28"/>
-          <w:lang w:val="en-US" w:eastAsia="ru-RU"/>
-        </w:rPr>
-        <w:t xml:space="preserve"> </w:t>
-      </w:r>
-      <w:proofErr w:type="spellStart"/>
-      <w:r>
-        <w:rPr>
-          <w:rFonts w:ascii="Times New Roman" w:eastAsia="Times New Roman" w:hAnsi="Times New Roman" w:cs="Times New Roman"/>
-          <w:bCs/>
-          <w:sz w:val="28"/>
-          <w:szCs w:val="28"/>
-          <w:lang w:eastAsia="ru-RU"/>
-        </w:rPr>
-        <w:t>әсер</w:t>
-      </w:r>
-      <w:proofErr w:type="spellEnd"/>
-      <w:r>
-        <w:rPr>
-          <w:rFonts w:ascii="Times New Roman" w:eastAsia="Times New Roman" w:hAnsi="Times New Roman" w:cs="Times New Roman"/>
-          <w:bCs/>
-          <w:sz w:val="28"/>
-          <w:szCs w:val="28"/>
-          <w:lang w:val="en-US" w:eastAsia="ru-RU"/>
-        </w:rPr>
-        <w:t xml:space="preserve"> </w:t>
-      </w:r>
-      <w:proofErr w:type="spellStart"/>
-      <w:r>
-        <w:rPr>
-          <w:rFonts w:ascii="Times New Roman" w:eastAsia="Times New Roman" w:hAnsi="Times New Roman" w:cs="Times New Roman"/>
-          <w:bCs/>
-          <w:sz w:val="28"/>
-          <w:szCs w:val="28"/>
-          <w:lang w:eastAsia="ru-RU"/>
-        </w:rPr>
-        <w:t>етеді</w:t>
-      </w:r>
-      <w:proofErr w:type="spellEnd"/>
-      <w:r>
-        <w:rPr>
-          <w:rFonts w:ascii="Times New Roman" w:eastAsia="Times New Roman" w:hAnsi="Times New Roman" w:cs="Times New Roman"/>
-          <w:bCs/>
-          <w:sz w:val="28"/>
-          <w:szCs w:val="28"/>
-          <w:lang w:val="en-US" w:eastAsia="ru-RU"/>
-        </w:rPr>
-        <w:t>:</w:t>
-      </w:r>
-      <w:r>
-        <w:rPr>
-          <w:rFonts w:ascii="Times New Roman" w:eastAsia="Times New Roman" w:hAnsi="Times New Roman" w:cs="Times New Roman"/>
-          <w:sz w:val="28"/>
-          <w:szCs w:val="28"/>
-          <w:lang w:val="en-US" w:eastAsia="ru-RU"/>
-        </w:rPr>
-        <w:t xml:space="preserve"> 1-</w:t>
-      </w:r>
-      <w:proofErr w:type="spellStart"/>
-      <w:r>
-        <w:rPr>
-          <w:rFonts w:ascii="Times New Roman" w:eastAsia="Times New Roman" w:hAnsi="Times New Roman" w:cs="Times New Roman"/>
-          <w:sz w:val="28"/>
-          <w:szCs w:val="28"/>
-          <w:lang w:eastAsia="ru-RU"/>
-        </w:rPr>
-        <w:t>тарау</w:t>
-      </w:r>
-      <w:proofErr w:type="spellEnd"/>
-      <w:r>
-        <w:rPr>
-          <w:rFonts w:ascii="Times New Roman" w:eastAsia="Times New Roman" w:hAnsi="Times New Roman" w:cs="Times New Roman"/>
-          <w:sz w:val="28"/>
-          <w:szCs w:val="28"/>
-          <w:lang w:val="en-US" w:eastAsia="ru-RU"/>
-        </w:rPr>
-        <w:t xml:space="preserve"> </w:t>
-      </w:r>
-      <w:proofErr w:type="spellStart"/>
-      <w:r>
-        <w:rPr>
-          <w:rFonts w:ascii="Times New Roman" w:eastAsia="Times New Roman" w:hAnsi="Times New Roman" w:cs="Times New Roman"/>
-          <w:sz w:val="28"/>
-          <w:szCs w:val="28"/>
-          <w:lang w:eastAsia="ru-RU"/>
-        </w:rPr>
-        <w:t>және</w:t>
-      </w:r>
-      <w:proofErr w:type="spellEnd"/>
-      <w:r>
-        <w:rPr>
-          <w:rFonts w:ascii="Times New Roman" w:eastAsia="Times New Roman" w:hAnsi="Times New Roman" w:cs="Times New Roman"/>
-          <w:sz w:val="28"/>
-          <w:szCs w:val="28"/>
-          <w:lang w:val="en-US" w:eastAsia="ru-RU"/>
-        </w:rPr>
-        <w:t xml:space="preserve"> Development </w:t>
+        <w:t>Development</w:t>
+      </w:r>
+      <w:r>
+        <w:rPr>
+          <w:rFonts w:ascii="Times New Roman" w:eastAsia="Times New Roman" w:hAnsi="Times New Roman" w:cs="Times New Roman"/>
+          <w:sz w:val="28"/>
+          <w:szCs w:val="28"/>
+          <w:lang w:eastAsia="ru-RU"/>
+        </w:rPr>
+        <w:t xml:space="preserve"> </w:t>
       </w:r>
       <w:proofErr w:type="spellStart"/>
       <w:r>
@@ -7235,7 +7234,7 @@
           <w:rFonts w:ascii="Times New Roman" w:eastAsia="Times New Roman" w:hAnsi="Times New Roman" w:cs="Times New Roman"/>
           <w:sz w:val="28"/>
           <w:szCs w:val="28"/>
-          <w:lang w:val="en-US" w:eastAsia="ru-RU"/>
+          <w:lang w:eastAsia="ru-RU"/>
         </w:rPr>
         <w:t>.</w:t>
       </w:r>
@@ -7260,7 +7259,7 @@
           <w:bCs/>
           <w:sz w:val="28"/>
           <w:szCs w:val="28"/>
-          <w:lang w:val="en-US" w:eastAsia="ru-RU"/>
+          <w:lang w:eastAsia="ru-RU"/>
         </w:rPr>
         <w:t xml:space="preserve">4. </w:t>
       </w:r>
@@ -7284,7 +7283,7 @@
           <w:bCs/>
           <w:sz w:val="28"/>
           <w:szCs w:val="28"/>
-          <w:lang w:val="en-US" w:eastAsia="ru-RU"/>
+          <w:lang w:eastAsia="ru-RU"/>
         </w:rPr>
         <w:t xml:space="preserve"> </w:t>
       </w:r>
@@ -7308,7 +7307,7 @@
           <w:bCs/>
           <w:sz w:val="28"/>
           <w:szCs w:val="28"/>
-          <w:lang w:val="en-US" w:eastAsia="ru-RU"/>
+          <w:lang w:eastAsia="ru-RU"/>
         </w:rPr>
         <w:t xml:space="preserve"> </w:t>
       </w:r>
@@ -7335,7 +7334,7 @@
           <w:b/>
           <w:sz w:val="28"/>
           <w:szCs w:val="28"/>
-          <w:lang w:val="en-US" w:eastAsia="ru-RU"/>
+          <w:lang w:eastAsia="ru-RU"/>
         </w:rPr>
       </w:pPr>
     </w:p>
@@ -7347,48 +7346,510 @@
           <w:rFonts w:ascii="Times New Roman" w:eastAsia="Times New Roman" w:hAnsi="Times New Roman" w:cs="Times New Roman"/>
           <w:sz w:val="28"/>
           <w:szCs w:val="28"/>
+          <w:lang w:eastAsia="ru-RU"/>
+        </w:rPr>
+      </w:pPr>
+      <w:r>
+        <w:rPr>
+          <w:rFonts w:ascii="Times New Roman" w:eastAsia="Times New Roman" w:hAnsi="Times New Roman" w:cs="Times New Roman"/>
+          <w:bCs/>
+          <w:sz w:val="28"/>
+          <w:szCs w:val="28"/>
+          <w:lang w:eastAsia="ru-RU"/>
+        </w:rPr>
+        <w:t>Неге</w:t>
+      </w:r>
+      <w:r>
+        <w:rPr>
+          <w:rFonts w:ascii="Times New Roman" w:eastAsia="Times New Roman" w:hAnsi="Times New Roman" w:cs="Times New Roman"/>
+          <w:bCs/>
+          <w:sz w:val="28"/>
+          <w:szCs w:val="28"/>
+          <w:lang w:eastAsia="ru-RU"/>
+        </w:rPr>
+        <w:t xml:space="preserve"> </w:t>
+      </w:r>
+      <w:proofErr w:type="spellStart"/>
+      <w:r>
+        <w:rPr>
+          <w:rFonts w:ascii="Times New Roman" w:eastAsia="Times New Roman" w:hAnsi="Times New Roman" w:cs="Times New Roman"/>
+          <w:bCs/>
+          <w:sz w:val="28"/>
+          <w:szCs w:val="28"/>
+          <w:lang w:eastAsia="ru-RU"/>
+        </w:rPr>
+        <w:t>маңызды</w:t>
+      </w:r>
+      <w:proofErr w:type="spellEnd"/>
+      <w:r>
+        <w:rPr>
+          <w:rFonts w:ascii="Times New Roman" w:eastAsia="Times New Roman" w:hAnsi="Times New Roman" w:cs="Times New Roman"/>
+          <w:bCs/>
+          <w:sz w:val="28"/>
+          <w:szCs w:val="28"/>
+          <w:lang w:eastAsia="ru-RU"/>
+        </w:rPr>
+        <w:t>:</w:t>
+      </w:r>
+      <w:r>
+        <w:rPr>
+          <w:rFonts w:ascii="Times New Roman" w:eastAsia="Times New Roman" w:hAnsi="Times New Roman" w:cs="Times New Roman"/>
+          <w:sz w:val="28"/>
+          <w:szCs w:val="28"/>
+          <w:lang w:eastAsia="ru-RU"/>
+        </w:rPr>
+        <w:t xml:space="preserve"> </w:t>
+      </w:r>
+      <w:proofErr w:type="spellStart"/>
+      <w:r>
+        <w:rPr>
+          <w:rFonts w:ascii="Times New Roman" w:eastAsia="Times New Roman" w:hAnsi="Times New Roman" w:cs="Times New Roman"/>
+          <w:sz w:val="28"/>
+          <w:szCs w:val="28"/>
+          <w:lang w:eastAsia="ru-RU"/>
+        </w:rPr>
+        <w:t>біркелкі</w:t>
+      </w:r>
+      <w:proofErr w:type="spellEnd"/>
+      <w:r>
+        <w:rPr>
+          <w:rFonts w:ascii="Times New Roman" w:eastAsia="Times New Roman" w:hAnsi="Times New Roman" w:cs="Times New Roman"/>
+          <w:sz w:val="28"/>
+          <w:szCs w:val="28"/>
+          <w:lang w:eastAsia="ru-RU"/>
+        </w:rPr>
+        <w:t xml:space="preserve"> </w:t>
+      </w:r>
+      <w:r>
+        <w:rPr>
+          <w:rFonts w:ascii="Times New Roman" w:eastAsia="Times New Roman" w:hAnsi="Times New Roman" w:cs="Times New Roman"/>
+          <w:sz w:val="28"/>
+          <w:szCs w:val="28"/>
+          <w:lang w:eastAsia="ru-RU"/>
+        </w:rPr>
+        <w:t>стиль</w:t>
+      </w:r>
+      <w:r>
+        <w:rPr>
+          <w:rFonts w:ascii="Times New Roman" w:eastAsia="Times New Roman" w:hAnsi="Times New Roman" w:cs="Times New Roman"/>
+          <w:sz w:val="28"/>
+          <w:szCs w:val="28"/>
+          <w:lang w:eastAsia="ru-RU"/>
+        </w:rPr>
+        <w:t xml:space="preserve"> </w:t>
+      </w:r>
+      <w:proofErr w:type="spellStart"/>
+      <w:r>
+        <w:rPr>
+          <w:rFonts w:ascii="Times New Roman" w:eastAsia="Times New Roman" w:hAnsi="Times New Roman" w:cs="Times New Roman"/>
+          <w:sz w:val="28"/>
+          <w:szCs w:val="28"/>
+          <w:lang w:eastAsia="ru-RU"/>
+        </w:rPr>
+        <w:t>құжаттың</w:t>
+      </w:r>
+      <w:proofErr w:type="spellEnd"/>
+      <w:r>
+        <w:rPr>
+          <w:rFonts w:ascii="Times New Roman" w:eastAsia="Times New Roman" w:hAnsi="Times New Roman" w:cs="Times New Roman"/>
+          <w:sz w:val="28"/>
+          <w:szCs w:val="28"/>
+          <w:lang w:eastAsia="ru-RU"/>
+        </w:rPr>
+        <w:t xml:space="preserve"> </w:t>
+      </w:r>
+      <w:proofErr w:type="spellStart"/>
+      <w:r>
+        <w:rPr>
+          <w:rFonts w:ascii="Times New Roman" w:eastAsia="Times New Roman" w:hAnsi="Times New Roman" w:cs="Times New Roman"/>
+          <w:sz w:val="28"/>
+          <w:szCs w:val="28"/>
+          <w:lang w:eastAsia="ru-RU"/>
+        </w:rPr>
+        <w:t>кәсіби</w:t>
+      </w:r>
+      <w:proofErr w:type="spellEnd"/>
+      <w:r>
+        <w:rPr>
+          <w:rFonts w:ascii="Times New Roman" w:eastAsia="Times New Roman" w:hAnsi="Times New Roman" w:cs="Times New Roman"/>
+          <w:sz w:val="28"/>
+          <w:szCs w:val="28"/>
+          <w:lang w:eastAsia="ru-RU"/>
+        </w:rPr>
+        <w:t xml:space="preserve"> </w:t>
+      </w:r>
+      <w:proofErr w:type="spellStart"/>
+      <w:r>
+        <w:rPr>
+          <w:rFonts w:ascii="Times New Roman" w:eastAsia="Times New Roman" w:hAnsi="Times New Roman" w:cs="Times New Roman"/>
+          <w:sz w:val="28"/>
+          <w:szCs w:val="28"/>
+          <w:lang w:eastAsia="ru-RU"/>
+        </w:rPr>
+        <w:t>көрінуін</w:t>
+      </w:r>
+      <w:proofErr w:type="spellEnd"/>
+      <w:r>
+        <w:rPr>
+          <w:rFonts w:ascii="Times New Roman" w:eastAsia="Times New Roman" w:hAnsi="Times New Roman" w:cs="Times New Roman"/>
+          <w:sz w:val="28"/>
+          <w:szCs w:val="28"/>
+          <w:lang w:eastAsia="ru-RU"/>
+        </w:rPr>
+        <w:t xml:space="preserve"> </w:t>
+      </w:r>
+      <w:proofErr w:type="spellStart"/>
+      <w:r>
+        <w:rPr>
+          <w:rFonts w:ascii="Times New Roman" w:eastAsia="Times New Roman" w:hAnsi="Times New Roman" w:cs="Times New Roman"/>
+          <w:sz w:val="28"/>
+          <w:szCs w:val="28"/>
+          <w:lang w:eastAsia="ru-RU"/>
+        </w:rPr>
+        <w:t>қамтамасыз</w:t>
+      </w:r>
+      <w:proofErr w:type="spellEnd"/>
+      <w:r>
+        <w:rPr>
+          <w:rFonts w:ascii="Times New Roman" w:eastAsia="Times New Roman" w:hAnsi="Times New Roman" w:cs="Times New Roman"/>
+          <w:sz w:val="28"/>
+          <w:szCs w:val="28"/>
+          <w:lang w:eastAsia="ru-RU"/>
+        </w:rPr>
+        <w:t xml:space="preserve"> </w:t>
+      </w:r>
+      <w:proofErr w:type="spellStart"/>
+      <w:r>
+        <w:rPr>
+          <w:rFonts w:ascii="Times New Roman" w:eastAsia="Times New Roman" w:hAnsi="Times New Roman" w:cs="Times New Roman"/>
+          <w:sz w:val="28"/>
+          <w:szCs w:val="28"/>
+          <w:lang w:eastAsia="ru-RU"/>
+        </w:rPr>
+        <w:t>етеді</w:t>
+      </w:r>
+      <w:proofErr w:type="spellEnd"/>
+      <w:r>
+        <w:rPr>
+          <w:rFonts w:ascii="Times New Roman" w:eastAsia="Times New Roman" w:hAnsi="Times New Roman" w:cs="Times New Roman"/>
+          <w:sz w:val="28"/>
+          <w:szCs w:val="28"/>
+          <w:lang w:eastAsia="ru-RU"/>
+        </w:rPr>
+        <w:t>.</w:t>
+      </w:r>
+      <w:r>
+        <w:rPr>
+          <w:rFonts w:ascii="Times New Roman" w:eastAsia="Times New Roman" w:hAnsi="Times New Roman" w:cs="Times New Roman"/>
+          <w:sz w:val="28"/>
+          <w:szCs w:val="28"/>
+          <w:lang w:eastAsia="ru-RU"/>
+        </w:rPr>
+        <w:br/>
+      </w:r>
+      <w:proofErr w:type="spellStart"/>
+      <w:r>
+        <w:rPr>
+          <w:rFonts w:ascii="Times New Roman" w:eastAsia="Times New Roman" w:hAnsi="Times New Roman" w:cs="Times New Roman"/>
+          <w:bCs/>
+          <w:sz w:val="28"/>
+          <w:szCs w:val="28"/>
+          <w:lang w:eastAsia="ru-RU"/>
+        </w:rPr>
+        <w:t>Қалай</w:t>
+      </w:r>
+      <w:proofErr w:type="spellEnd"/>
+      <w:r>
+        <w:rPr>
+          <w:rFonts w:ascii="Times New Roman" w:eastAsia="Times New Roman" w:hAnsi="Times New Roman" w:cs="Times New Roman"/>
+          <w:bCs/>
+          <w:sz w:val="28"/>
+          <w:szCs w:val="28"/>
+          <w:lang w:eastAsia="ru-RU"/>
+        </w:rPr>
+        <w:t xml:space="preserve"> </w:t>
+      </w:r>
+      <w:proofErr w:type="spellStart"/>
+      <w:r>
+        <w:rPr>
+          <w:rFonts w:ascii="Times New Roman" w:eastAsia="Times New Roman" w:hAnsi="Times New Roman" w:cs="Times New Roman"/>
+          <w:bCs/>
+          <w:sz w:val="28"/>
+          <w:szCs w:val="28"/>
+          <w:lang w:eastAsia="ru-RU"/>
+        </w:rPr>
+        <w:t>түзетіледі</w:t>
+      </w:r>
+      <w:proofErr w:type="spellEnd"/>
+      <w:r>
+        <w:rPr>
+          <w:rFonts w:ascii="Times New Roman" w:eastAsia="Times New Roman" w:hAnsi="Times New Roman" w:cs="Times New Roman"/>
+          <w:bCs/>
+          <w:sz w:val="28"/>
+          <w:szCs w:val="28"/>
+          <w:lang w:eastAsia="ru-RU"/>
+        </w:rPr>
+        <w:t>:</w:t>
+      </w:r>
+      <w:r>
+        <w:rPr>
+          <w:rFonts w:ascii="Times New Roman" w:eastAsia="Times New Roman" w:hAnsi="Times New Roman" w:cs="Times New Roman"/>
+          <w:sz w:val="28"/>
+          <w:szCs w:val="28"/>
+          <w:lang w:eastAsia="ru-RU"/>
+        </w:rPr>
+        <w:t xml:space="preserve"> </w:t>
+      </w:r>
+      <w:r>
+        <w:rPr>
+          <w:rFonts w:ascii="Times New Roman" w:eastAsia="Times New Roman" w:hAnsi="Times New Roman" w:cs="Times New Roman"/>
+          <w:sz w:val="28"/>
+          <w:szCs w:val="28"/>
           <w:lang w:val="en-US" w:eastAsia="ru-RU"/>
         </w:rPr>
-      </w:pPr>
-      <w:r>
-        <w:rPr>
-          <w:rFonts w:ascii="Times New Roman" w:eastAsia="Times New Roman" w:hAnsi="Times New Roman" w:cs="Times New Roman"/>
-          <w:bCs/>
-          <w:sz w:val="28"/>
-          <w:szCs w:val="28"/>
-          <w:lang w:eastAsia="ru-RU"/>
-        </w:rPr>
-        <w:t>Неге</w:t>
-      </w:r>
-      <w:r>
-        <w:rPr>
-          <w:rFonts w:ascii="Times New Roman" w:eastAsia="Times New Roman" w:hAnsi="Times New Roman" w:cs="Times New Roman"/>
-          <w:bCs/>
+        <w:t>Word</w:t>
+      </w:r>
+      <w:r>
+        <w:rPr>
+          <w:rFonts w:ascii="Times New Roman" w:eastAsia="Times New Roman" w:hAnsi="Times New Roman" w:cs="Times New Roman"/>
+          <w:sz w:val="28"/>
+          <w:szCs w:val="28"/>
+          <w:lang w:eastAsia="ru-RU"/>
+        </w:rPr>
+        <w:t xml:space="preserve"> </w:t>
+      </w:r>
+      <w:proofErr w:type="spellStart"/>
+      <w:r>
+        <w:rPr>
+          <w:rFonts w:ascii="Times New Roman" w:eastAsia="Times New Roman" w:hAnsi="Times New Roman" w:cs="Times New Roman"/>
+          <w:sz w:val="28"/>
+          <w:szCs w:val="28"/>
+          <w:lang w:eastAsia="ru-RU"/>
+        </w:rPr>
+        <w:t>бағдарламасында</w:t>
+      </w:r>
+      <w:proofErr w:type="spellEnd"/>
+      <w:r>
+        <w:rPr>
+          <w:rFonts w:ascii="Times New Roman" w:eastAsia="Times New Roman" w:hAnsi="Times New Roman" w:cs="Times New Roman"/>
+          <w:sz w:val="28"/>
+          <w:szCs w:val="28"/>
+          <w:lang w:eastAsia="ru-RU"/>
+        </w:rPr>
+        <w:t xml:space="preserve"> </w:t>
+      </w:r>
+      <w:proofErr w:type="spellStart"/>
+      <w:r>
+        <w:rPr>
+          <w:rFonts w:ascii="Times New Roman" w:eastAsia="Times New Roman" w:hAnsi="Times New Roman" w:cs="Times New Roman"/>
+          <w:sz w:val="28"/>
+          <w:szCs w:val="28"/>
+          <w:lang w:eastAsia="ru-RU"/>
+        </w:rPr>
+        <w:t>бірдей</w:t>
+      </w:r>
+      <w:proofErr w:type="spellEnd"/>
+      <w:r>
+        <w:rPr>
+          <w:rFonts w:ascii="Times New Roman" w:eastAsia="Times New Roman" w:hAnsi="Times New Roman" w:cs="Times New Roman"/>
+          <w:sz w:val="28"/>
+          <w:szCs w:val="28"/>
+          <w:lang w:eastAsia="ru-RU"/>
+        </w:rPr>
+        <w:t xml:space="preserve"> </w:t>
+      </w:r>
+      <w:r>
+        <w:rPr>
+          <w:rFonts w:ascii="Times New Roman" w:eastAsia="Times New Roman" w:hAnsi="Times New Roman" w:cs="Times New Roman"/>
           <w:sz w:val="28"/>
           <w:szCs w:val="28"/>
           <w:lang w:val="en-US" w:eastAsia="ru-RU"/>
         </w:rPr>
-        <w:t xml:space="preserve"> </w:t>
-      </w:r>
-      <w:proofErr w:type="spellStart"/>
-      <w:r>
-        <w:rPr>
-          <w:rFonts w:ascii="Times New Roman" w:eastAsia="Times New Roman" w:hAnsi="Times New Roman" w:cs="Times New Roman"/>
-          <w:bCs/>
-          <w:sz w:val="28"/>
-          <w:szCs w:val="28"/>
-          <w:lang w:eastAsia="ru-RU"/>
-        </w:rPr>
-        <w:t>маңызды</w:t>
-      </w:r>
-      <w:proofErr w:type="spellEnd"/>
-      <w:r>
-        <w:rPr>
-          <w:rFonts w:ascii="Times New Roman" w:eastAsia="Times New Roman" w:hAnsi="Times New Roman" w:cs="Times New Roman"/>
-          <w:bCs/>
-          <w:sz w:val="28"/>
-          <w:szCs w:val="28"/>
-          <w:lang w:val="en-US" w:eastAsia="ru-RU"/>
+        <w:t>Heading</w:t>
+      </w:r>
+      <w:r>
+        <w:rPr>
+          <w:rFonts w:ascii="Times New Roman" w:eastAsia="Times New Roman" w:hAnsi="Times New Roman" w:cs="Times New Roman"/>
+          <w:sz w:val="28"/>
+          <w:szCs w:val="28"/>
+          <w:lang w:eastAsia="ru-RU"/>
+        </w:rPr>
+        <w:t xml:space="preserve"> </w:t>
+      </w:r>
+      <w:proofErr w:type="spellStart"/>
+      <w:r>
+        <w:rPr>
+          <w:rFonts w:ascii="Times New Roman" w:eastAsia="Times New Roman" w:hAnsi="Times New Roman" w:cs="Times New Roman"/>
+          <w:sz w:val="28"/>
+          <w:szCs w:val="28"/>
+          <w:lang w:eastAsia="ru-RU"/>
+        </w:rPr>
+        <w:t>және</w:t>
+      </w:r>
+      <w:proofErr w:type="spellEnd"/>
+      <w:r>
+        <w:rPr>
+          <w:rFonts w:ascii="Times New Roman" w:eastAsia="Times New Roman" w:hAnsi="Times New Roman" w:cs="Times New Roman"/>
+          <w:sz w:val="28"/>
+          <w:szCs w:val="28"/>
+          <w:lang w:eastAsia="ru-RU"/>
+        </w:rPr>
+        <w:t xml:space="preserve"> </w:t>
+      </w:r>
+      <w:proofErr w:type="spellStart"/>
+      <w:r>
+        <w:rPr>
+          <w:rFonts w:ascii="Times New Roman" w:eastAsia="Times New Roman" w:hAnsi="Times New Roman" w:cs="Times New Roman"/>
+          <w:sz w:val="28"/>
+          <w:szCs w:val="28"/>
+          <w:lang w:eastAsia="ru-RU"/>
+        </w:rPr>
+        <w:t>мәтін</w:t>
+      </w:r>
+      <w:proofErr w:type="spellEnd"/>
+      <w:r>
+        <w:rPr>
+          <w:rFonts w:ascii="Times New Roman" w:eastAsia="Times New Roman" w:hAnsi="Times New Roman" w:cs="Times New Roman"/>
+          <w:sz w:val="28"/>
+          <w:szCs w:val="28"/>
+          <w:lang w:eastAsia="ru-RU"/>
+        </w:rPr>
+        <w:t xml:space="preserve"> </w:t>
+      </w:r>
+      <w:proofErr w:type="spellStart"/>
+      <w:r>
+        <w:rPr>
+          <w:rFonts w:ascii="Times New Roman" w:eastAsia="Times New Roman" w:hAnsi="Times New Roman" w:cs="Times New Roman"/>
+          <w:sz w:val="28"/>
+          <w:szCs w:val="28"/>
+          <w:lang w:eastAsia="ru-RU"/>
+        </w:rPr>
+        <w:t>стильдері</w:t>
+      </w:r>
+      <w:proofErr w:type="spellEnd"/>
+      <w:r>
+        <w:rPr>
+          <w:rFonts w:ascii="Times New Roman" w:eastAsia="Times New Roman" w:hAnsi="Times New Roman" w:cs="Times New Roman"/>
+          <w:sz w:val="28"/>
+          <w:szCs w:val="28"/>
+          <w:lang w:eastAsia="ru-RU"/>
+        </w:rPr>
+        <w:t xml:space="preserve"> </w:t>
+      </w:r>
+      <w:proofErr w:type="spellStart"/>
+      <w:r>
+        <w:rPr>
+          <w:rFonts w:ascii="Times New Roman" w:eastAsia="Times New Roman" w:hAnsi="Times New Roman" w:cs="Times New Roman"/>
+          <w:sz w:val="28"/>
+          <w:szCs w:val="28"/>
+          <w:lang w:eastAsia="ru-RU"/>
+        </w:rPr>
+        <w:t>қолданылады</w:t>
+      </w:r>
+      <w:proofErr w:type="spellEnd"/>
+      <w:r>
+        <w:rPr>
+          <w:rFonts w:ascii="Times New Roman" w:eastAsia="Times New Roman" w:hAnsi="Times New Roman" w:cs="Times New Roman"/>
+          <w:sz w:val="28"/>
+          <w:szCs w:val="28"/>
+          <w:lang w:eastAsia="ru-RU"/>
+        </w:rPr>
+        <w:t>.</w:t>
+      </w:r>
+      <w:r>
+        <w:rPr>
+          <w:rFonts w:ascii="Times New Roman" w:eastAsia="Times New Roman" w:hAnsi="Times New Roman" w:cs="Times New Roman"/>
+          <w:sz w:val="28"/>
+          <w:szCs w:val="28"/>
+          <w:lang w:eastAsia="ru-RU"/>
+        </w:rPr>
+        <w:br/>
+      </w:r>
+      <w:proofErr w:type="spellStart"/>
+      <w:r>
+        <w:rPr>
+          <w:rFonts w:ascii="Times New Roman" w:eastAsia="Times New Roman" w:hAnsi="Times New Roman" w:cs="Times New Roman"/>
+          <w:bCs/>
+          <w:sz w:val="28"/>
+          <w:szCs w:val="28"/>
+          <w:lang w:eastAsia="ru-RU"/>
+        </w:rPr>
+        <w:t>Қай</w:t>
+      </w:r>
+      <w:proofErr w:type="spellEnd"/>
+      <w:r>
+        <w:rPr>
+          <w:rFonts w:ascii="Times New Roman" w:eastAsia="Times New Roman" w:hAnsi="Times New Roman" w:cs="Times New Roman"/>
+          <w:bCs/>
+          <w:sz w:val="28"/>
+          <w:szCs w:val="28"/>
+          <w:lang w:eastAsia="ru-RU"/>
+        </w:rPr>
+        <w:t xml:space="preserve"> </w:t>
+      </w:r>
+      <w:proofErr w:type="spellStart"/>
+      <w:r>
+        <w:rPr>
+          <w:rFonts w:ascii="Times New Roman" w:eastAsia="Times New Roman" w:hAnsi="Times New Roman" w:cs="Times New Roman"/>
+          <w:bCs/>
+          <w:sz w:val="28"/>
+          <w:szCs w:val="28"/>
+          <w:lang w:eastAsia="ru-RU"/>
+        </w:rPr>
+        <w:t>бөлімге</w:t>
+      </w:r>
+      <w:proofErr w:type="spellEnd"/>
+      <w:r>
+        <w:rPr>
+          <w:rFonts w:ascii="Times New Roman" w:eastAsia="Times New Roman" w:hAnsi="Times New Roman" w:cs="Times New Roman"/>
+          <w:bCs/>
+          <w:sz w:val="28"/>
+          <w:szCs w:val="28"/>
+          <w:lang w:eastAsia="ru-RU"/>
+        </w:rPr>
+        <w:t xml:space="preserve"> </w:t>
+      </w:r>
+      <w:proofErr w:type="spellStart"/>
+      <w:r>
+        <w:rPr>
+          <w:rFonts w:ascii="Times New Roman" w:eastAsia="Times New Roman" w:hAnsi="Times New Roman" w:cs="Times New Roman"/>
+          <w:bCs/>
+          <w:sz w:val="28"/>
+          <w:szCs w:val="28"/>
+          <w:lang w:eastAsia="ru-RU"/>
+        </w:rPr>
+        <w:t>әсер</w:t>
+      </w:r>
+      <w:proofErr w:type="spellEnd"/>
+      <w:r>
+        <w:rPr>
+          <w:rFonts w:ascii="Times New Roman" w:eastAsia="Times New Roman" w:hAnsi="Times New Roman" w:cs="Times New Roman"/>
+          <w:bCs/>
+          <w:sz w:val="28"/>
+          <w:szCs w:val="28"/>
+          <w:lang w:eastAsia="ru-RU"/>
+        </w:rPr>
+        <w:t xml:space="preserve"> </w:t>
+      </w:r>
+      <w:proofErr w:type="spellStart"/>
+      <w:r>
+        <w:rPr>
+          <w:rFonts w:ascii="Times New Roman" w:eastAsia="Times New Roman" w:hAnsi="Times New Roman" w:cs="Times New Roman"/>
+          <w:bCs/>
+          <w:sz w:val="28"/>
+          <w:szCs w:val="28"/>
+          <w:lang w:eastAsia="ru-RU"/>
+        </w:rPr>
+        <w:t>етеді</w:t>
+      </w:r>
+      <w:proofErr w:type="spellEnd"/>
+      <w:r>
+        <w:rPr>
+          <w:rFonts w:ascii="Times New Roman" w:eastAsia="Times New Roman" w:hAnsi="Times New Roman" w:cs="Times New Roman"/>
+          <w:bCs/>
+          <w:sz w:val="28"/>
+          <w:szCs w:val="28"/>
+          <w:lang w:eastAsia="ru-RU"/>
         </w:rPr>
         <w:t>:</w:t>
       </w:r>
@@ -7397,433 +7858,7 @@
           <w:rFonts w:ascii="Times New Roman" w:eastAsia="Times New Roman" w:hAnsi="Times New Roman" w:cs="Times New Roman"/>
           <w:sz w:val="28"/>
           <w:szCs w:val="28"/>
-          <w:lang w:val="en-US" w:eastAsia="ru-RU"/>
-        </w:rPr>
-        <w:t xml:space="preserve"> </w:t>
-      </w:r>
-      <w:proofErr w:type="spellStart"/>
-      <w:r>
-        <w:rPr>
-          <w:rFonts w:ascii="Times New Roman" w:eastAsia="Times New Roman" w:hAnsi="Times New Roman" w:cs="Times New Roman"/>
-          <w:sz w:val="28"/>
-          <w:szCs w:val="28"/>
-          <w:lang w:eastAsia="ru-RU"/>
-        </w:rPr>
-        <w:t>біркелкі</w:t>
-      </w:r>
-      <w:proofErr w:type="spellEnd"/>
-      <w:r>
-        <w:rPr>
-          <w:rFonts w:ascii="Times New Roman" w:eastAsia="Times New Roman" w:hAnsi="Times New Roman" w:cs="Times New Roman"/>
-          <w:sz w:val="28"/>
-          <w:szCs w:val="28"/>
-          <w:lang w:val="en-US" w:eastAsia="ru-RU"/>
-        </w:rPr>
-        <w:t xml:space="preserve"> </w:t>
-      </w:r>
-      <w:r>
-        <w:rPr>
-          <w:rFonts w:ascii="Times New Roman" w:eastAsia="Times New Roman" w:hAnsi="Times New Roman" w:cs="Times New Roman"/>
-          <w:sz w:val="28"/>
-          <w:szCs w:val="28"/>
-          <w:lang w:eastAsia="ru-RU"/>
-        </w:rPr>
-        <w:t>стиль</w:t>
-      </w:r>
-      <w:r>
-        <w:rPr>
-          <w:rFonts w:ascii="Times New Roman" w:eastAsia="Times New Roman" w:hAnsi="Times New Roman" w:cs="Times New Roman"/>
-          <w:sz w:val="28"/>
-          <w:szCs w:val="28"/>
-          <w:lang w:val="en-US" w:eastAsia="ru-RU"/>
-        </w:rPr>
-        <w:t xml:space="preserve"> </w:t>
-      </w:r>
-      <w:proofErr w:type="spellStart"/>
-      <w:r>
-        <w:rPr>
-          <w:rFonts w:ascii="Times New Roman" w:eastAsia="Times New Roman" w:hAnsi="Times New Roman" w:cs="Times New Roman"/>
-          <w:sz w:val="28"/>
-          <w:szCs w:val="28"/>
-          <w:lang w:eastAsia="ru-RU"/>
-        </w:rPr>
-        <w:t>құжаттың</w:t>
-      </w:r>
-      <w:proofErr w:type="spellEnd"/>
-      <w:r>
-        <w:rPr>
-          <w:rFonts w:ascii="Times New Roman" w:eastAsia="Times New Roman" w:hAnsi="Times New Roman" w:cs="Times New Roman"/>
-          <w:sz w:val="28"/>
-          <w:szCs w:val="28"/>
-          <w:lang w:val="en-US" w:eastAsia="ru-RU"/>
-        </w:rPr>
-        <w:t xml:space="preserve"> </w:t>
-      </w:r>
-      <w:proofErr w:type="spellStart"/>
-      <w:r>
-        <w:rPr>
-          <w:rFonts w:ascii="Times New Roman" w:eastAsia="Times New Roman" w:hAnsi="Times New Roman" w:cs="Times New Roman"/>
-          <w:sz w:val="28"/>
-          <w:szCs w:val="28"/>
-          <w:lang w:eastAsia="ru-RU"/>
-        </w:rPr>
-        <w:t>кәсіби</w:t>
-      </w:r>
-      <w:proofErr w:type="spellEnd"/>
-      <w:r>
-        <w:rPr>
-          <w:rFonts w:ascii="Times New Roman" w:eastAsia="Times New Roman" w:hAnsi="Times New Roman" w:cs="Times New Roman"/>
-          <w:sz w:val="28"/>
-          <w:szCs w:val="28"/>
-          <w:lang w:val="en-US" w:eastAsia="ru-RU"/>
-        </w:rPr>
-        <w:t xml:space="preserve"> </w:t>
-      </w:r>
-      <w:proofErr w:type="spellStart"/>
-      <w:r>
-        <w:rPr>
-          <w:rFonts w:ascii="Times New Roman" w:eastAsia="Times New Roman" w:hAnsi="Times New Roman" w:cs="Times New Roman"/>
-          <w:sz w:val="28"/>
-          <w:szCs w:val="28"/>
-          <w:lang w:eastAsia="ru-RU"/>
-        </w:rPr>
-        <w:t>көрінуін</w:t>
-      </w:r>
-      <w:proofErr w:type="spellEnd"/>
-      <w:r>
-        <w:rPr>
-          <w:rFonts w:ascii="Times New Roman" w:eastAsia="Times New Roman" w:hAnsi="Times New Roman" w:cs="Times New Roman"/>
-          <w:sz w:val="28"/>
-          <w:szCs w:val="28"/>
-          <w:lang w:val="en-US" w:eastAsia="ru-RU"/>
-        </w:rPr>
-        <w:t xml:space="preserve"> </w:t>
-      </w:r>
-      <w:proofErr w:type="spellStart"/>
-      <w:r>
-        <w:rPr>
-          <w:rFonts w:ascii="Times New Roman" w:eastAsia="Times New Roman" w:hAnsi="Times New Roman" w:cs="Times New Roman"/>
-          <w:sz w:val="28"/>
-          <w:szCs w:val="28"/>
-          <w:lang w:eastAsia="ru-RU"/>
-        </w:rPr>
-        <w:t>қамтамасыз</w:t>
-      </w:r>
-      <w:proofErr w:type="spellEnd"/>
-      <w:r>
-        <w:rPr>
-          <w:rFonts w:ascii="Times New Roman" w:eastAsia="Times New Roman" w:hAnsi="Times New Roman" w:cs="Times New Roman"/>
-          <w:sz w:val="28"/>
-          <w:szCs w:val="28"/>
-          <w:lang w:val="en-US" w:eastAsia="ru-RU"/>
-        </w:rPr>
-        <w:t xml:space="preserve"> </w:t>
-      </w:r>
-      <w:proofErr w:type="spellStart"/>
-      <w:r>
-        <w:rPr>
-          <w:rFonts w:ascii="Times New Roman" w:eastAsia="Times New Roman" w:hAnsi="Times New Roman" w:cs="Times New Roman"/>
-          <w:sz w:val="28"/>
-          <w:szCs w:val="28"/>
-          <w:lang w:eastAsia="ru-RU"/>
-        </w:rPr>
-        <w:t>етеді</w:t>
-      </w:r>
-      <w:proofErr w:type="spellEnd"/>
-      <w:r>
-        <w:rPr>
-          <w:rFonts w:ascii="Times New Roman" w:eastAsia="Times New Roman" w:hAnsi="Times New Roman" w:cs="Times New Roman"/>
-          <w:sz w:val="28"/>
-          <w:szCs w:val="28"/>
-          <w:lang w:val="en-US" w:eastAsia="ru-RU"/>
-        </w:rPr>
-        <w:t>.</w:t>
-      </w:r>
-      <w:r>
-        <w:rPr>
-          <w:rFonts w:ascii="Times New Roman" w:eastAsia="Times New Roman" w:hAnsi="Times New Roman" w:cs="Times New Roman"/>
-          <w:sz w:val="28"/>
-          <w:szCs w:val="28"/>
-          <w:lang w:val="en-US" w:eastAsia="ru-RU"/>
-        </w:rPr>
-        <w:br/>
-      </w:r>
-      <w:proofErr w:type="spellStart"/>
-      <w:r>
-        <w:rPr>
-          <w:rFonts w:ascii="Times New Roman" w:eastAsia="Times New Roman" w:hAnsi="Times New Roman" w:cs="Times New Roman"/>
-          <w:bCs/>
-          <w:sz w:val="28"/>
-          <w:szCs w:val="28"/>
-          <w:lang w:eastAsia="ru-RU"/>
-        </w:rPr>
-        <w:t>Қалай</w:t>
-      </w:r>
-      <w:proofErr w:type="spellEnd"/>
-      <w:r>
-        <w:rPr>
-          <w:rFonts w:ascii="Times New Roman" w:eastAsia="Times New Roman" w:hAnsi="Times New Roman" w:cs="Times New Roman"/>
-          <w:bCs/>
-          <w:sz w:val="28"/>
-          <w:szCs w:val="28"/>
-          <w:lang w:val="en-US" w:eastAsia="ru-RU"/>
-        </w:rPr>
-        <w:t xml:space="preserve"> </w:t>
-      </w:r>
-      <w:proofErr w:type="spellStart"/>
-      <w:r>
-        <w:rPr>
-          <w:rFonts w:ascii="Times New Roman" w:eastAsia="Times New Roman" w:hAnsi="Times New Roman" w:cs="Times New Roman"/>
-          <w:bCs/>
-          <w:sz w:val="28"/>
-          <w:szCs w:val="28"/>
-          <w:lang w:eastAsia="ru-RU"/>
-        </w:rPr>
-        <w:t>түзетіледі</w:t>
-      </w:r>
-      <w:proofErr w:type="spellEnd"/>
-      <w:r>
-        <w:rPr>
-          <w:rFonts w:ascii="Times New Roman" w:eastAsia="Times New Roman" w:hAnsi="Times New Roman" w:cs="Times New Roman"/>
-          <w:bCs/>
-          <w:sz w:val="28"/>
-          <w:szCs w:val="28"/>
-          <w:lang w:val="en-US" w:eastAsia="ru-RU"/>
-        </w:rPr>
-        <w:t>:</w:t>
-      </w:r>
-      <w:r>
-        <w:rPr>
-          <w:rFonts w:ascii="Times New Roman" w:eastAsia="Times New Roman" w:hAnsi="Times New Roman" w:cs="Times New Roman"/>
-          <w:sz w:val="28"/>
-          <w:szCs w:val="28"/>
-          <w:lang w:val="en-US" w:eastAsia="ru-RU"/>
-        </w:rPr>
-        <w:t xml:space="preserve"> Word </w:t>
-      </w:r>
-      <w:proofErr w:type="spellStart"/>
-      <w:r>
-        <w:rPr>
-          <w:rFonts w:ascii="Times New Roman" w:eastAsia="Times New Roman" w:hAnsi="Times New Roman" w:cs="Times New Roman"/>
-          <w:sz w:val="28"/>
-          <w:szCs w:val="28"/>
-          <w:lang w:eastAsia="ru-RU"/>
-        </w:rPr>
-        <w:t>бағдарламасында</w:t>
-      </w:r>
-      <w:proofErr w:type="spellEnd"/>
-      <w:r>
-        <w:rPr>
-          <w:rFonts w:ascii="Times New Roman" w:eastAsia="Times New Roman" w:hAnsi="Times New Roman" w:cs="Times New Roman"/>
-          <w:sz w:val="28"/>
-          <w:szCs w:val="28"/>
-          <w:lang w:val="en-US" w:eastAsia="ru-RU"/>
-        </w:rPr>
-        <w:t xml:space="preserve"> </w:t>
-      </w:r>
-      <w:proofErr w:type="spellStart"/>
-      <w:r>
-        <w:rPr>
-          <w:rFonts w:ascii="Times New Roman" w:eastAsia="Times New Roman" w:hAnsi="Times New Roman" w:cs="Times New Roman"/>
-          <w:sz w:val="28"/>
-          <w:szCs w:val="28"/>
-          <w:lang w:eastAsia="ru-RU"/>
-        </w:rPr>
-        <w:t>бірдей</w:t>
-      </w:r>
-      <w:proofErr w:type="spellEnd"/>
-      <w:r>
-        <w:rPr>
-          <w:rFonts w:ascii="Times New Roman" w:eastAsia="Times New Roman" w:hAnsi="Times New Roman" w:cs="Times New Roman"/>
-          <w:sz w:val="28"/>
-          <w:szCs w:val="28"/>
-          <w:lang w:val="en-US" w:eastAsia="ru-RU"/>
-        </w:rPr>
-        <w:t xml:space="preserve"> Heading </w:t>
-      </w:r>
-      <w:proofErr w:type="spellStart"/>
-      <w:r>
-        <w:rPr>
-          <w:rFonts w:ascii="Times New Roman" w:eastAsia="Times New Roman" w:hAnsi="Times New Roman" w:cs="Times New Roman"/>
-          <w:sz w:val="28"/>
-          <w:szCs w:val="28"/>
-          <w:lang w:eastAsia="ru-RU"/>
-        </w:rPr>
-        <w:t>және</w:t>
-      </w:r>
-      <w:proofErr w:type="spellEnd"/>
-      <w:r>
-        <w:rPr>
-          <w:rFonts w:ascii="Times New Roman" w:eastAsia="Times New Roman" w:hAnsi="Times New Roman" w:cs="Times New Roman"/>
-          <w:sz w:val="28"/>
-          <w:szCs w:val="28"/>
-          <w:lang w:val="en-US" w:eastAsia="ru-RU"/>
-        </w:rPr>
-        <w:t xml:space="preserve"> </w:t>
-      </w:r>
-      <w:proofErr w:type="spellStart"/>
-      <w:r>
-        <w:rPr>
-          <w:rFonts w:ascii="Times New Roman" w:eastAsia="Times New Roman" w:hAnsi="Times New Roman" w:cs="Times New Roman"/>
-          <w:sz w:val="28"/>
-          <w:szCs w:val="28"/>
-          <w:lang w:eastAsia="ru-RU"/>
-        </w:rPr>
-        <w:t>мәтін</w:t>
-      </w:r>
-      <w:proofErr w:type="spellEnd"/>
-      <w:r>
-        <w:rPr>
-          <w:rFonts w:ascii="Times New Roman" w:eastAsia="Times New Roman" w:hAnsi="Times New Roman" w:cs="Times New Roman"/>
-          <w:sz w:val="28"/>
-          <w:szCs w:val="28"/>
-          <w:lang w:val="en-US" w:eastAsia="ru-RU"/>
-        </w:rPr>
-        <w:t xml:space="preserve"> </w:t>
-      </w:r>
-      <w:proofErr w:type="spellStart"/>
-      <w:r>
-        <w:rPr>
-          <w:rFonts w:ascii="Times New Roman" w:eastAsia="Times New Roman" w:hAnsi="Times New Roman" w:cs="Times New Roman"/>
-          <w:sz w:val="28"/>
-          <w:szCs w:val="28"/>
-          <w:lang w:eastAsia="ru-RU"/>
-        </w:rPr>
-        <w:t>стильдері</w:t>
-      </w:r>
-      <w:proofErr w:type="spellEnd"/>
-      <w:r>
-        <w:rPr>
-          <w:rFonts w:ascii="Times New Roman" w:eastAsia="Times New Roman" w:hAnsi="Times New Roman" w:cs="Times New Roman"/>
-          <w:sz w:val="28"/>
-          <w:szCs w:val="28"/>
-          <w:lang w:val="en-US" w:eastAsia="ru-RU"/>
-        </w:rPr>
-        <w:t xml:space="preserve"> </w:t>
-      </w:r>
-      <w:proofErr w:type="spellStart"/>
-      <w:r>
-        <w:rPr>
-          <w:rFonts w:ascii="Times New Roman" w:eastAsia="Times New Roman" w:hAnsi="Times New Roman" w:cs="Times New Roman"/>
-          <w:sz w:val="28"/>
-          <w:szCs w:val="28"/>
-          <w:lang w:eastAsia="ru-RU"/>
-        </w:rPr>
-        <w:t>қолданылады</w:t>
-      </w:r>
-      <w:proofErr w:type="spellEnd"/>
-      <w:r>
-        <w:rPr>
-          <w:rFonts w:ascii="Times New Roman" w:eastAsia="Times New Roman" w:hAnsi="Times New Roman" w:cs="Times New Roman"/>
-          <w:sz w:val="28"/>
-          <w:szCs w:val="28"/>
-          <w:lang w:val="en-US" w:eastAsia="ru-RU"/>
-        </w:rPr>
-        <w:t>.</w:t>
-      </w:r>
-      <w:r>
-        <w:rPr>
-          <w:rFonts w:ascii="Times New Roman" w:eastAsia="Times New Roman" w:hAnsi="Times New Roman" w:cs="Times New Roman"/>
-          <w:sz w:val="28"/>
-          <w:szCs w:val="28"/>
-          <w:lang w:val="en-US" w:eastAsia="ru-RU"/>
-        </w:rPr>
-        <w:br/>
-      </w:r>
-      <w:proofErr w:type="spellStart"/>
-      <w:r>
-        <w:rPr>
-          <w:rFonts w:ascii="Times New Roman" w:eastAsia="Times New Roman" w:hAnsi="Times New Roman" w:cs="Times New Roman"/>
-          <w:bCs/>
-          <w:sz w:val="28"/>
-          <w:szCs w:val="28"/>
-          <w:lang w:eastAsia="ru-RU"/>
-        </w:rPr>
-        <w:t>Қай</w:t>
-      </w:r>
-      <w:proofErr w:type="spellEnd"/>
-      <w:r>
-        <w:rPr>
-          <w:rFonts w:ascii="Times New Roman" w:eastAsia="Times New Roman" w:hAnsi="Times New Roman" w:cs="Times New Roman"/>
-          <w:bCs/>
-          <w:sz w:val="28"/>
-          <w:szCs w:val="28"/>
-          <w:lang w:val="en-US" w:eastAsia="ru-RU"/>
-        </w:rPr>
-        <w:t xml:space="preserve"> </w:t>
-      </w:r>
-      <w:proofErr w:type="spellStart"/>
-      <w:r>
-        <w:rPr>
-          <w:rFonts w:ascii="Times New Roman" w:eastAsia="Times New Roman" w:hAnsi="Times New Roman" w:cs="Times New Roman"/>
-          <w:bCs/>
-          <w:sz w:val="28"/>
-          <w:szCs w:val="28"/>
-          <w:lang w:eastAsia="ru-RU"/>
-        </w:rPr>
-        <w:t>бөлімге</w:t>
-      </w:r>
-      <w:proofErr w:type="spellEnd"/>
-      <w:r>
-        <w:rPr>
-          <w:rFonts w:ascii="Times New Roman" w:eastAsia="Times New Roman" w:hAnsi="Times New Roman" w:cs="Times New Roman"/>
-          <w:bCs/>
-          <w:sz w:val="28"/>
-          <w:szCs w:val="28"/>
-          <w:lang w:val="en-US" w:eastAsia="ru-RU"/>
-        </w:rPr>
-        <w:t xml:space="preserve"> </w:t>
-      </w:r>
-      <w:proofErr w:type="spellStart"/>
-      <w:r>
-        <w:rPr>
-          <w:rFonts w:ascii="Times New Roman" w:eastAsia="Times New Roman" w:hAnsi="Times New Roman" w:cs="Times New Roman"/>
-          <w:bCs/>
-          <w:sz w:val="28"/>
-          <w:szCs w:val="28"/>
-          <w:lang w:eastAsia="ru-RU"/>
-        </w:rPr>
-        <w:t>әсер</w:t>
-      </w:r>
-      <w:proofErr w:type="spellEnd"/>
-      <w:r>
-        <w:rPr>
-          <w:rFonts w:ascii="Times New Roman" w:eastAsia="Times New Roman" w:hAnsi="Times New Roman" w:cs="Times New Roman"/>
-          <w:bCs/>
-          <w:sz w:val="28"/>
-          <w:szCs w:val="28"/>
-          <w:lang w:val="en-US" w:eastAsia="ru-RU"/>
-        </w:rPr>
-        <w:t xml:space="preserve"> </w:t>
-      </w:r>
-      <w:proofErr w:type="spellStart"/>
-      <w:r>
-        <w:rPr>
-          <w:rFonts w:ascii="Times New Roman" w:eastAsia="Times New Roman" w:hAnsi="Times New Roman" w:cs="Times New Roman"/>
-          <w:bCs/>
-          <w:sz w:val="28"/>
-          <w:szCs w:val="28"/>
-          <w:lang w:eastAsia="ru-RU"/>
-        </w:rPr>
-        <w:t>етеді</w:t>
-      </w:r>
-      <w:proofErr w:type="spellEnd"/>
-      <w:r>
-        <w:rPr>
-          <w:rFonts w:ascii="Times New Roman" w:eastAsia="Times New Roman" w:hAnsi="Times New Roman" w:cs="Times New Roman"/>
-          <w:bCs/>
-          <w:sz w:val="28"/>
-          <w:szCs w:val="28"/>
-          <w:lang w:val="en-US" w:eastAsia="ru-RU"/>
-        </w:rPr>
-        <w:t>:</w:t>
-      </w:r>
-      <w:r>
-        <w:rPr>
-          <w:rFonts w:ascii="Times New Roman" w:eastAsia="Times New Roman" w:hAnsi="Times New Roman" w:cs="Times New Roman"/>
-          <w:sz w:val="28"/>
-          <w:szCs w:val="28"/>
-          <w:lang w:val="en-US" w:eastAsia="ru-RU"/>
+          <w:lang w:eastAsia="ru-RU"/>
         </w:rPr>
         <w:t xml:space="preserve"> </w:t>
       </w:r>
@@ -7843,7 +7878,7 @@
           <w:rFonts w:ascii="Times New Roman" w:eastAsia="Times New Roman" w:hAnsi="Times New Roman" w:cs="Times New Roman"/>
           <w:sz w:val="28"/>
           <w:szCs w:val="28"/>
-          <w:lang w:val="en-US" w:eastAsia="ru-RU"/>
+          <w:lang w:eastAsia="ru-RU"/>
         </w:rPr>
         <w:t xml:space="preserve"> </w:t>
       </w:r>
@@ -7863,7 +7898,7 @@
           <w:rFonts w:ascii="Times New Roman" w:eastAsia="Times New Roman" w:hAnsi="Times New Roman" w:cs="Times New Roman"/>
           <w:sz w:val="28"/>
           <w:szCs w:val="28"/>
-          <w:lang w:val="en-US" w:eastAsia="ru-RU"/>
+          <w:lang w:eastAsia="ru-RU"/>
         </w:rPr>
         <w:t>.</w:t>
       </w:r>
@@ -7888,7 +7923,7 @@
           <w:bCs/>
           <w:sz w:val="28"/>
           <w:szCs w:val="28"/>
-          <w:lang w:val="en-US" w:eastAsia="ru-RU"/>
+          <w:lang w:eastAsia="ru-RU"/>
         </w:rPr>
         <w:t xml:space="preserve">5. </w:t>
       </w:r>
@@ -7912,7 +7947,7 @@
           <w:bCs/>
           <w:sz w:val="28"/>
           <w:szCs w:val="28"/>
-          <w:lang w:val="en-US" w:eastAsia="ru-RU"/>
+          <w:lang w:eastAsia="ru-RU"/>
         </w:rPr>
         <w:t xml:space="preserve"> </w:t>
       </w:r>
@@ -7936,7 +7971,7 @@
           <w:bCs/>
           <w:sz w:val="28"/>
           <w:szCs w:val="28"/>
-          <w:lang w:val="en-US" w:eastAsia="ru-RU"/>
+          <w:lang w:eastAsia="ru-RU"/>
         </w:rPr>
         <w:t xml:space="preserve"> </w:t>
       </w:r>
@@ -7963,7 +7998,7 @@
           <w:b/>
           <w:sz w:val="28"/>
           <w:szCs w:val="28"/>
-          <w:lang w:val="en-US" w:eastAsia="ru-RU"/>
+          <w:lang w:eastAsia="ru-RU"/>
         </w:rPr>
       </w:pPr>
     </w:p>
@@ -7994,7 +8029,7 @@
           <w:bCs/>
           <w:sz w:val="28"/>
           <w:szCs w:val="28"/>
-          <w:lang w:val="en-US" w:eastAsia="ru-RU"/>
+          <w:lang w:eastAsia="ru-RU"/>
         </w:rPr>
         <w:t xml:space="preserve"> </w:t>
       </w:r>
@@ -8016,7 +8051,7 @@
           <w:bCs/>
           <w:sz w:val="28"/>
           <w:szCs w:val="28"/>
-          <w:lang w:val="en-US" w:eastAsia="ru-RU"/>
+          <w:lang w:eastAsia="ru-RU"/>
         </w:rPr>
         <w:t>:</w:t>
       </w:r>
@@ -8025,7 +8060,7 @@
           <w:rFonts w:ascii="Times New Roman" w:eastAsia="Times New Roman" w:hAnsi="Times New Roman" w:cs="Times New Roman"/>
           <w:sz w:val="28"/>
           <w:szCs w:val="28"/>
-          <w:lang w:val="en-US" w:eastAsia="ru-RU"/>
+          <w:lang w:eastAsia="ru-RU"/>
         </w:rPr>
         <w:t xml:space="preserve"> </w:t>
       </w:r>
@@ -8045,7 +8080,7 @@
           <w:rFonts w:ascii="Times New Roman" w:eastAsia="Times New Roman" w:hAnsi="Times New Roman" w:cs="Times New Roman"/>
           <w:sz w:val="28"/>
           <w:szCs w:val="28"/>
-          <w:lang w:val="en-US" w:eastAsia="ru-RU"/>
+          <w:lang w:eastAsia="ru-RU"/>
         </w:rPr>
         <w:t xml:space="preserve"> </w:t>
       </w:r>
@@ -8065,7 +8100,7 @@
           <w:rFonts w:ascii="Times New Roman" w:eastAsia="Times New Roman" w:hAnsi="Times New Roman" w:cs="Times New Roman"/>
           <w:sz w:val="28"/>
           <w:szCs w:val="28"/>
-          <w:lang w:val="en-US" w:eastAsia="ru-RU"/>
+          <w:lang w:eastAsia="ru-RU"/>
         </w:rPr>
         <w:t xml:space="preserve"> </w:t>
       </w:r>
@@ -8085,7 +8120,7 @@
           <w:rFonts w:ascii="Times New Roman" w:eastAsia="Times New Roman" w:hAnsi="Times New Roman" w:cs="Times New Roman"/>
           <w:sz w:val="28"/>
           <w:szCs w:val="28"/>
-          <w:lang w:val="en-US" w:eastAsia="ru-RU"/>
+          <w:lang w:eastAsia="ru-RU"/>
         </w:rPr>
         <w:t xml:space="preserve"> </w:t>
       </w:r>
@@ -8105,7 +8140,7 @@
           <w:rFonts w:ascii="Times New Roman" w:eastAsia="Times New Roman" w:hAnsi="Times New Roman" w:cs="Times New Roman"/>
           <w:sz w:val="28"/>
           <w:szCs w:val="28"/>
-          <w:lang w:val="en-US" w:eastAsia="ru-RU"/>
+          <w:lang w:eastAsia="ru-RU"/>
         </w:rPr>
         <w:t xml:space="preserve"> </w:t>
       </w:r>
@@ -8125,7 +8160,7 @@
           <w:rFonts w:ascii="Times New Roman" w:eastAsia="Times New Roman" w:hAnsi="Times New Roman" w:cs="Times New Roman"/>
           <w:sz w:val="28"/>
           <w:szCs w:val="28"/>
-          <w:lang w:val="en-US" w:eastAsia="ru-RU"/>
+          <w:lang w:eastAsia="ru-RU"/>
         </w:rPr>
         <w:t xml:space="preserve"> </w:t>
       </w:r>
@@ -8145,7 +8180,7 @@
           <w:rFonts w:ascii="Times New Roman" w:eastAsia="Times New Roman" w:hAnsi="Times New Roman" w:cs="Times New Roman"/>
           <w:sz w:val="28"/>
           <w:szCs w:val="28"/>
-          <w:lang w:val="en-US" w:eastAsia="ru-RU"/>
+          <w:lang w:eastAsia="ru-RU"/>
         </w:rPr>
         <w:t>.</w:t>
       </w:r>
@@ -8154,7 +8189,7 @@
           <w:rFonts w:ascii="Times New Roman" w:eastAsia="Times New Roman" w:hAnsi="Times New Roman" w:cs="Times New Roman"/>
           <w:sz w:val="28"/>
           <w:szCs w:val="28"/>
-          <w:lang w:val="en-US" w:eastAsia="ru-RU"/>
+          <w:lang w:eastAsia="ru-RU"/>
         </w:rPr>
         <w:br/>
       </w:r>
@@ -8176,7 +8211,7 @@
           <w:bCs/>
           <w:sz w:val="28"/>
           <w:szCs w:val="28"/>
-          <w:lang w:val="en-US" w:eastAsia="ru-RU"/>
+          <w:lang w:eastAsia="ru-RU"/>
         </w:rPr>
         <w:t xml:space="preserve"> </w:t>
       </w:r>
@@ -8198,7 +8233,7 @@
           <w:bCs/>
           <w:sz w:val="28"/>
           <w:szCs w:val="28"/>
-          <w:lang w:val="en-US" w:eastAsia="ru-RU"/>
+          <w:lang w:eastAsia="ru-RU"/>
         </w:rPr>
         <w:t>:</w:t>
       </w:r>
@@ -8207,7 +8242,7 @@
           <w:rFonts w:ascii="Times New Roman" w:eastAsia="Times New Roman" w:hAnsi="Times New Roman" w:cs="Times New Roman"/>
           <w:sz w:val="28"/>
           <w:szCs w:val="28"/>
-          <w:lang w:val="en-US" w:eastAsia="ru-RU"/>
+          <w:lang w:eastAsia="ru-RU"/>
         </w:rPr>
         <w:t xml:space="preserve"> </w:t>
       </w:r>
@@ -8227,7 +8262,7 @@
           <w:rFonts w:ascii="Times New Roman" w:eastAsia="Times New Roman" w:hAnsi="Times New Roman" w:cs="Times New Roman"/>
           <w:sz w:val="28"/>
           <w:szCs w:val="28"/>
-          <w:lang w:val="en-US" w:eastAsia="ru-RU"/>
+          <w:lang w:eastAsia="ru-RU"/>
         </w:rPr>
         <w:t xml:space="preserve"> </w:t>
       </w:r>
@@ -8247,7 +8282,7 @@
           <w:rFonts w:ascii="Times New Roman" w:eastAsia="Times New Roman" w:hAnsi="Times New Roman" w:cs="Times New Roman"/>
           <w:sz w:val="28"/>
           <w:szCs w:val="28"/>
-          <w:lang w:val="en-US" w:eastAsia="ru-RU"/>
+          <w:lang w:eastAsia="ru-RU"/>
         </w:rPr>
         <w:t xml:space="preserve"> </w:t>
       </w:r>
@@ -8267,7 +8302,7 @@
           <w:rFonts w:ascii="Times New Roman" w:eastAsia="Times New Roman" w:hAnsi="Times New Roman" w:cs="Times New Roman"/>
           <w:sz w:val="28"/>
           <w:szCs w:val="28"/>
-          <w:lang w:val="en-US" w:eastAsia="ru-RU"/>
+          <w:lang w:eastAsia="ru-RU"/>
         </w:rPr>
         <w:t xml:space="preserve"> </w:t>
       </w:r>
@@ -8287,7 +8322,7 @@
           <w:rFonts w:ascii="Times New Roman" w:eastAsia="Times New Roman" w:hAnsi="Times New Roman" w:cs="Times New Roman"/>
           <w:sz w:val="28"/>
           <w:szCs w:val="28"/>
-          <w:lang w:val="en-US" w:eastAsia="ru-RU"/>
+          <w:lang w:eastAsia="ru-RU"/>
         </w:rPr>
         <w:t xml:space="preserve">, </w:t>
       </w:r>
@@ -8307,7 +8342,7 @@
           <w:rFonts w:ascii="Times New Roman" w:eastAsia="Times New Roman" w:hAnsi="Times New Roman" w:cs="Times New Roman"/>
           <w:sz w:val="28"/>
           <w:szCs w:val="28"/>
-          <w:lang w:val="en-US" w:eastAsia="ru-RU"/>
+          <w:lang w:eastAsia="ru-RU"/>
         </w:rPr>
         <w:t xml:space="preserve"> </w:t>
       </w:r>
@@ -8327,7 +8362,7 @@
           <w:rFonts w:ascii="Times New Roman" w:eastAsia="Times New Roman" w:hAnsi="Times New Roman" w:cs="Times New Roman"/>
           <w:sz w:val="28"/>
           <w:szCs w:val="28"/>
-          <w:lang w:val="en-US" w:eastAsia="ru-RU"/>
+          <w:lang w:eastAsia="ru-RU"/>
         </w:rPr>
         <w:t xml:space="preserve"> </w:t>
       </w:r>
@@ -8347,7 +8382,7 @@
           <w:rFonts w:ascii="Times New Roman" w:eastAsia="Times New Roman" w:hAnsi="Times New Roman" w:cs="Times New Roman"/>
           <w:sz w:val="28"/>
           <w:szCs w:val="28"/>
-          <w:lang w:val="en-US" w:eastAsia="ru-RU"/>
+          <w:lang w:eastAsia="ru-RU"/>
         </w:rPr>
         <w:t xml:space="preserve"> </w:t>
       </w:r>
@@ -8367,7 +8402,7 @@
           <w:rFonts w:ascii="Times New Roman" w:eastAsia="Times New Roman" w:hAnsi="Times New Roman" w:cs="Times New Roman"/>
           <w:sz w:val="28"/>
           <w:szCs w:val="28"/>
-          <w:lang w:val="en-US" w:eastAsia="ru-RU"/>
+          <w:lang w:eastAsia="ru-RU"/>
         </w:rPr>
         <w:t>.</w:t>
       </w:r>
@@ -8376,7 +8411,7 @@
           <w:rFonts w:ascii="Times New Roman" w:eastAsia="Times New Roman" w:hAnsi="Times New Roman" w:cs="Times New Roman"/>
           <w:sz w:val="28"/>
           <w:szCs w:val="28"/>
-          <w:lang w:val="en-US" w:eastAsia="ru-RU"/>
+          <w:lang w:eastAsia="ru-RU"/>
         </w:rPr>
         <w:br/>
       </w:r>
@@ -8614,15 +8649,7 @@
           <w:b/>
           <w:sz w:val="28"/>
         </w:rPr>
-        <w:t xml:space="preserve"> рефлексия</w:t>
-      </w:r>
-      <w:r>
-        <w:rPr>
-          <w:rFonts w:ascii="Times New Roman" w:hAnsi="Times New Roman" w:cs="Times New Roman"/>
-          <w:b/>
-          <w:sz w:val="28"/>
-        </w:rPr>
-        <w:t xml:space="preserve"> </w:t>
+        <w:t xml:space="preserve"> рефлексия </w:t>
       </w:r>
     </w:p>
     <w:p>
@@ -15084,6 +15111,15 @@
 </file>
 
 <file path=customXml/item1.xml><?xml version="1.0" encoding="utf-8"?>
+<?mso-contentType ?>
+<FormTemplates xmlns="http://schemas.microsoft.com/sharepoint/v3/contenttype/forms">
+  <Display>DocumentLibraryForm</Display>
+  <Edit>DocumentLibraryForm</Edit>
+  <New>DocumentLibraryForm</New>
+</FormTemplates>
+</file>
+
+<file path=customXml/item2.xml><?xml version="1.0" encoding="utf-8"?>
 <ct:contentTypeSchema xmlns:ct="http://schemas.microsoft.com/office/2006/metadata/contentType" xmlns:ma="http://schemas.microsoft.com/office/2006/metadata/properties/metaAttributes" ct:_="" ma:_="" ma:contentTypeName="Документ" ma:contentTypeID="0x010100D33BF4E446546642A56F2060151DB469" ma:contentTypeVersion="4" ma:contentTypeDescription="Создание документа." ma:contentTypeScope="" ma:versionID="1721300f756a83cad4e93c01d3c07ae4">
   <xsd:schema xmlns:xsd="http://www.w3.org/2001/XMLSchema" xmlns:xs="http://www.w3.org/2001/XMLSchema" xmlns:p="http://schemas.microsoft.com/office/2006/metadata/properties" xmlns:ns2="ffd00d78-6a3a-430e-8dbe-b114df27fe33" targetNamespace="http://schemas.microsoft.com/office/2006/metadata/properties" ma:root="true" ma:fieldsID="fa6b20e80f65595bba15909a92ff42fc" ns2:_="">
     <xsd:import namespace="ffd00d78-6a3a-430e-8dbe-b114df27fe33"/>
@@ -15227,15 +15263,6 @@
 </ct:contentTypeSchema>
 </file>
 
-<file path=customXml/item2.xml><?xml version="1.0" encoding="utf-8"?>
-<?mso-contentType ?>
-<FormTemplates xmlns="http://schemas.microsoft.com/sharepoint/v3/contenttype/forms">
-  <Display>DocumentLibraryForm</Display>
-  <Edit>DocumentLibraryForm</Edit>
-  <New>DocumentLibraryForm</New>
-</FormTemplates>
-</file>
-
 <file path=customXml/item3.xml><?xml version="1.0" encoding="utf-8"?>
 <p:properties xmlns:p="http://schemas.microsoft.com/office/2006/metadata/properties" xmlns:xsi="http://www.w3.org/2001/XMLSchema-instance" xmlns:pc="http://schemas.microsoft.com/office/infopath/2007/PartnerControls">
   <documentManagement>
@@ -15245,13 +15272,37 @@
 </file>
 
 <file path=customXml/itemProps1.xml><?xml version="1.0" encoding="utf-8"?>
-<ds:datastoreItem xmlns:ds="http://schemas.openxmlformats.org/officeDocument/2006/customXml" ds:itemID="{CD65519B-EFF5-410E-BB28-5D8CAF3CE489}"/>
+<ds:datastoreItem xmlns:ds="http://schemas.openxmlformats.org/officeDocument/2006/customXml" ds:itemID="{CEA1D52B-C5E6-4211-86B6-7AEE718F29E6}">
+  <ds:schemaRefs>
+    <ds:schemaRef ds:uri="http://schemas.microsoft.com/sharepoint/v3/contenttype/forms"/>
+  </ds:schemaRefs>
+</ds:datastoreItem>
 </file>
 
 <file path=customXml/itemProps2.xml><?xml version="1.0" encoding="utf-8"?>
-<ds:datastoreItem xmlns:ds="http://schemas.openxmlformats.org/officeDocument/2006/customXml" ds:itemID="{CEA1D52B-C5E6-4211-86B6-7AEE718F29E6}"/>
+<ds:datastoreItem xmlns:ds="http://schemas.openxmlformats.org/officeDocument/2006/customXml" ds:itemID="{CD65519B-EFF5-410E-BB28-5D8CAF3CE489}">
+  <ds:schemaRefs>
+    <ds:schemaRef ds:uri="http://schemas.microsoft.com/office/2006/metadata/contentType"/>
+    <ds:schemaRef ds:uri="http://schemas.microsoft.com/office/2006/metadata/properties/metaAttributes"/>
+    <ds:schemaRef ds:uri="http://www.w3.org/2001/XMLSchema"/>
+    <ds:schemaRef ds:uri="http://schemas.microsoft.com/office/2006/metadata/properties"/>
+    <ds:schemaRef ds:uri="ffd00d78-6a3a-430e-8dbe-b114df27fe33"/>
+    <ds:schemaRef ds:uri="http://schemas.microsoft.com/office/2006/documentManagement/types"/>
+    <ds:schemaRef ds:uri="http://schemas.microsoft.com/office/infopath/2007/PartnerControls"/>
+    <ds:schemaRef ds:uri="http://schemas.openxmlformats.org/package/2006/metadata/core-properties"/>
+    <ds:schemaRef ds:uri="http://purl.org/dc/elements/1.1/"/>
+    <ds:schemaRef ds:uri="http://purl.org/dc/terms/"/>
+    <ds:schemaRef ds:uri="http://schemas.microsoft.com/internal/obd"/>
+  </ds:schemaRefs>
+</ds:datastoreItem>
 </file>
 
 <file path=customXml/itemProps3.xml><?xml version="1.0" encoding="utf-8"?>
-<ds:datastoreItem xmlns:ds="http://schemas.openxmlformats.org/officeDocument/2006/customXml" ds:itemID="{1F0C745A-1D09-4D33-A179-FA181C0BD6A1}"/>
+<ds:datastoreItem xmlns:ds="http://schemas.openxmlformats.org/officeDocument/2006/customXml" ds:itemID="{1F0C745A-1D09-4D33-A179-FA181C0BD6A1}">
+  <ds:schemaRefs>
+    <ds:schemaRef ds:uri="http://schemas.microsoft.com/office/2006/metadata/properties"/>
+    <ds:schemaRef ds:uri="http://schemas.microsoft.com/office/infopath/2007/PartnerControls"/>
+    <ds:schemaRef ds:uri="ffd00d78-6a3a-430e-8dbe-b114df27fe33"/>
+  </ds:schemaRefs>
+</ds:datastoreItem>
 </file>